--- a/Курсовой проект.docx
+++ b/Курсовой проект.docx
@@ -521,6 +521,7 @@
               <w:bottom w:val="single" w:sz="4" w:space="0" w:color="auto"/>
               <w:right w:val="nil"/>
             </w:tcBorders>
+            <w:vAlign w:val="bottom"/>
             <w:hideMark/>
           </w:tcPr>
           <w:p>
@@ -539,14 +540,12 @@
             <w:r>
               <w:rPr>
                 <w:rFonts w:ascii="Times New Roman" w:eastAsia="Calibri" w:hAnsi="Times New Roman" w:cs="Times New Roman"/>
-                <w:color w:val="000000"/>
                 <w:kern w:val="0"/>
                 <w:sz w:val="28"/>
-                <w:szCs w:val="23"/>
-                <w:shd w:val="clear" w:color="auto" w:fill="FFFFFF"/>
+                <w:szCs w:val="28"/>
                 <w14:ligatures w14:val="none"/>
               </w:rPr>
-              <w:t xml:space="preserve">Разработка программного обеспечения </w:t>
+              <w:t xml:space="preserve">Проектирование и разработка экологической </w:t>
             </w:r>
           </w:p>
         </w:tc>
@@ -566,6 +565,7 @@
               <w:bottom w:val="single" w:sz="4" w:space="0" w:color="auto"/>
               <w:right w:val="nil"/>
             </w:tcBorders>
+            <w:vAlign w:val="bottom"/>
             <w:hideMark/>
           </w:tcPr>
           <w:p>
@@ -584,14 +584,12 @@
             <w:r>
               <w:rPr>
                 <w:rFonts w:ascii="Times New Roman" w:eastAsia="Calibri" w:hAnsi="Times New Roman" w:cs="Times New Roman"/>
-                <w:color w:val="000000"/>
                 <w:kern w:val="0"/>
                 <w:sz w:val="28"/>
-                <w:szCs w:val="23"/>
-                <w:shd w:val="clear" w:color="auto" w:fill="FFFFFF"/>
+                <w:szCs w:val="28"/>
                 <w14:ligatures w14:val="none"/>
               </w:rPr>
-              <w:t>для учёта и анализа частотно-временной информации</w:t>
+              <w:t xml:space="preserve">платформы «Байкал без пластика» </w:t>
             </w:r>
           </w:p>
         </w:tc>
@@ -847,7 +845,19 @@
                 <w:szCs w:val="28"/>
                 <w14:ligatures w14:val="none"/>
               </w:rPr>
-              <w:t>18</w:t>
+              <w:t>1</w:t>
+            </w:r>
+            <w:r>
+              <w:rPr>
+                <w:rFonts w:ascii="Times New Roman" w:eastAsia="Calibri" w:hAnsi="Times New Roman" w:cs="Times New Roman"/>
+                <w:caps/>
+                <w:kern w:val="0"/>
+                <w:sz w:val="28"/>
+                <w:szCs w:val="28"/>
+                <w:lang w:val="en-US"/>
+                <w14:ligatures w14:val="none"/>
+              </w:rPr>
+              <w:t>3</w:t>
             </w:r>
             <w:r>
               <w:rPr>
@@ -1106,6 +1116,26 @@
                 <w14:ligatures w14:val="none"/>
               </w:rPr>
             </w:pPr>
+            <w:r>
+              <w:rPr>
+                <w:rFonts w:ascii="Times New Roman" w:eastAsia="Calibri" w:hAnsi="Times New Roman" w:cs="Times New Roman"/>
+                <w:kern w:val="0"/>
+                <w:sz w:val="28"/>
+                <w:szCs w:val="28"/>
+                <w14:ligatures w14:val="none"/>
+              </w:rPr>
+              <w:t>В.Е.</w:t>
+            </w:r>
+            <w:r>
+              <w:rPr>
+                <w:rFonts w:ascii="Times New Roman" w:eastAsia="Calibri" w:hAnsi="Times New Roman" w:cs="Times New Roman"/>
+                <w:kern w:val="0"/>
+                <w:sz w:val="28"/>
+                <w:szCs w:val="28"/>
+                <w14:ligatures w14:val="none"/>
+              </w:rPr>
+              <w:t xml:space="preserve"> Семениченко</w:t>
+            </w:r>
           </w:p>
         </w:tc>
       </w:tr>
@@ -2505,7 +2535,18 @@
                 <w:lang w:eastAsia="ru-RU"/>
                 <w14:ligatures w14:val="none"/>
               </w:rPr>
-              <w:t>18</w:t>
+              <w:t>1</w:t>
+            </w:r>
+            <w:r>
+              <w:rPr>
+                <w:rFonts w:ascii="Times New Roman" w:eastAsia="Times New Roman" w:hAnsi="Times New Roman" w:cs="Times New Roman"/>
+                <w:kern w:val="0"/>
+                <w:sz w:val="28"/>
+                <w:szCs w:val="28"/>
+                <w:lang w:eastAsia="ru-RU"/>
+                <w14:ligatures w14:val="none"/>
+              </w:rPr>
+              <w:t>3</w:t>
             </w:r>
             <w:r>
               <w:rPr>
@@ -2699,7 +2740,27 @@
                       <w:lang w:eastAsia="ru-RU"/>
                       <w14:ligatures w14:val="none"/>
                     </w:rPr>
-                    <w:t xml:space="preserve"> Р.Д Проектирование автоматизированных систем обработки информации и управления: учебное пособие для академического бакалавриата. – М.: Издательство </w:t>
+                    <w:t xml:space="preserve"> Р.Д Проектирование автоматизированных систем обработки информации и управления: учебное пособие для академического бакалавриата. </w:t>
+                  </w:r>
+                  <w:r>
+                    <w:rPr>
+                      <w:rFonts w:ascii="Times New Roman" w:eastAsia="Times New Roman" w:hAnsi="Times New Roman" w:cs="Times New Roman"/>
+                      <w:kern w:val="0"/>
+                      <w:sz w:val="24"/>
+                      <w:lang w:eastAsia="ru-RU"/>
+                      <w14:ligatures w14:val="none"/>
+                    </w:rPr>
+                    <w:t>–</w:t>
+                  </w:r>
+                  <w:r>
+                    <w:rPr>
+                      <w:rFonts w:ascii="Times New Roman" w:eastAsia="Times New Roman" w:hAnsi="Times New Roman" w:cs="Times New Roman"/>
+                      <w:kern w:val="0"/>
+                      <w:sz w:val="24"/>
+                      <w:lang w:eastAsia="ru-RU"/>
+                      <w14:ligatures w14:val="none"/>
+                    </w:rPr>
+                    <w:t xml:space="preserve"> М.: Издательство </w:t>
                   </w:r>
                   <w:proofErr w:type="spellStart"/>
                   <w:r>
@@ -3035,7 +3096,27 @@
                       <w:lang w:eastAsia="ru-RU"/>
                       <w14:ligatures w14:val="none"/>
                     </w:rPr>
-                    <w:t xml:space="preserve"> под общ. ред. Д. В. Чистова. – </w:t>
+                    <w:t xml:space="preserve"> под общ. ред. Д. В. Чистова. </w:t>
+                  </w:r>
+                  <w:r>
+                    <w:rPr>
+                      <w:rFonts w:ascii="Times New Roman" w:eastAsia="Times New Roman" w:hAnsi="Times New Roman" w:cs="Times New Roman"/>
+                      <w:kern w:val="0"/>
+                      <w:sz w:val="24"/>
+                      <w:lang w:eastAsia="ru-RU"/>
+                      <w14:ligatures w14:val="none"/>
+                    </w:rPr>
+                    <w:t>–</w:t>
+                  </w:r>
+                  <w:r>
+                    <w:rPr>
+                      <w:rFonts w:ascii="Times New Roman" w:eastAsia="Times New Roman" w:hAnsi="Times New Roman" w:cs="Times New Roman"/>
+                      <w:kern w:val="0"/>
+                      <w:sz w:val="24"/>
+                      <w:lang w:eastAsia="ru-RU"/>
+                      <w14:ligatures w14:val="none"/>
+                    </w:rPr>
+                    <w:t xml:space="preserve"> </w:t>
                   </w:r>
                   <w:proofErr w:type="gramStart"/>
                   <w:r>
@@ -3598,7 +3679,29 @@
           <w:u w:val="single"/>
           <w14:ligatures w14:val="none"/>
         </w:rPr>
-        <w:t xml:space="preserve">                        </w:t>
+        <w:t xml:space="preserve"> </w:t>
+      </w:r>
+      <w:r>
+        <w:rPr>
+          <w:rFonts w:ascii="Times New Roman" w:eastAsia="Calibri" w:hAnsi="Times New Roman" w:cs="Times New Roman"/>
+          <w:kern w:val="0"/>
+          <w:sz w:val="28"/>
+          <w:szCs w:val="28"/>
+          <w:u w:val="single"/>
+          <w14:ligatures w14:val="none"/>
+        </w:rPr>
+        <w:t>20 декабря</w:t>
+      </w:r>
+      <w:r>
+        <w:rPr>
+          <w:rFonts w:ascii="Times New Roman" w:eastAsia="Calibri" w:hAnsi="Times New Roman" w:cs="Times New Roman"/>
+          <w:kern w:val="0"/>
+          <w:sz w:val="28"/>
+          <w:szCs w:val="28"/>
+          <w:u w:val="single"/>
+          <w14:ligatures w14:val="none"/>
+        </w:rPr>
+        <w:t xml:space="preserve">        </w:t>
       </w:r>
       <w:r>
         <w:rPr>
@@ -3862,7 +3965,7 @@
             </w:rPr>
             <w:fldChar w:fldCharType="separate"/>
           </w:r>
-          <w:hyperlink w:anchor="_Toc216965510" w:history="1">
+          <w:hyperlink w:anchor="_Toc217126435" w:history="1">
             <w:r>
               <w:rPr>
                 <w:rStyle w:val="ae"/>
@@ -3901,7 +4004,7 @@
                 <w:sz w:val="28"/>
                 <w:szCs w:val="28"/>
               </w:rPr>
-              <w:instrText xml:space="preserve"> PAGEREF _Toc216965510 \h </w:instrText>
+              <w:instrText xml:space="preserve"> PAGEREF _Toc217126435 \h </w:instrText>
             </w:r>
             <w:r>
               <w:rPr>
@@ -3960,7 +4063,7 @@
               <w:lang w:eastAsia="ru-RU"/>
             </w:rPr>
           </w:pPr>
-          <w:hyperlink w:anchor="_Toc216965511" w:history="1">
+          <w:hyperlink w:anchor="_Toc217126436" w:history="1">
             <w:r>
               <w:rPr>
                 <w:rStyle w:val="ae"/>
@@ -4019,7 +4122,7 @@
                 <w:sz w:val="28"/>
                 <w:szCs w:val="28"/>
               </w:rPr>
-              <w:instrText xml:space="preserve"> PAGEREF _Toc216965511 \h </w:instrText>
+              <w:instrText xml:space="preserve"> PAGEREF _Toc217126436 \h </w:instrText>
             </w:r>
             <w:r>
               <w:rPr>
@@ -4078,7 +4181,7 @@
               <w:lang w:eastAsia="ru-RU"/>
             </w:rPr>
           </w:pPr>
-          <w:hyperlink w:anchor="_Toc216965512" w:history="1">
+          <w:hyperlink w:anchor="_Toc217126437" w:history="1">
             <w:r>
               <w:rPr>
                 <w:rStyle w:val="ae"/>
@@ -4137,7 +4240,7 @@
                 <w:sz w:val="28"/>
                 <w:szCs w:val="28"/>
               </w:rPr>
-              <w:instrText xml:space="preserve"> PAGEREF _Toc216965512 \h </w:instrText>
+              <w:instrText xml:space="preserve"> PAGEREF _Toc217126437 \h </w:instrText>
             </w:r>
             <w:r>
               <w:rPr>
@@ -4196,7 +4299,7 @@
               <w:lang w:eastAsia="ru-RU"/>
             </w:rPr>
           </w:pPr>
-          <w:hyperlink w:anchor="_Toc216965513" w:history="1">
+          <w:hyperlink w:anchor="_Toc217126438" w:history="1">
             <w:r>
               <w:rPr>
                 <w:rStyle w:val="ae"/>
@@ -4255,7 +4358,7 @@
                 <w:sz w:val="28"/>
                 <w:szCs w:val="28"/>
               </w:rPr>
-              <w:instrText xml:space="preserve"> PAGEREF _Toc216965513 \h </w:instrText>
+              <w:instrText xml:space="preserve"> PAGEREF _Toc217126438 \h </w:instrText>
             </w:r>
             <w:r>
               <w:rPr>
@@ -4314,7 +4417,7 @@
               <w:lang w:eastAsia="ru-RU"/>
             </w:rPr>
           </w:pPr>
-          <w:hyperlink w:anchor="_Toc216965514" w:history="1">
+          <w:hyperlink w:anchor="_Toc217126439" w:history="1">
             <w:r>
               <w:rPr>
                 <w:rStyle w:val="ae"/>
@@ -4385,7 +4488,7 @@
                 <w:sz w:val="28"/>
                 <w:szCs w:val="28"/>
               </w:rPr>
-              <w:instrText xml:space="preserve"> PAGEREF _Toc216965514 \h </w:instrText>
+              <w:instrText xml:space="preserve"> PAGEREF _Toc217126439 \h </w:instrText>
             </w:r>
             <w:r>
               <w:rPr>
@@ -4444,7 +4547,7 @@
               <w:lang w:eastAsia="ru-RU"/>
             </w:rPr>
           </w:pPr>
-          <w:hyperlink w:anchor="_Toc216965515" w:history="1">
+          <w:hyperlink w:anchor="_Toc217126440" w:history="1">
             <w:r>
               <w:rPr>
                 <w:rStyle w:val="ae"/>
@@ -4503,7 +4606,7 @@
                 <w:sz w:val="28"/>
                 <w:szCs w:val="28"/>
               </w:rPr>
-              <w:instrText xml:space="preserve"> PAGEREF _Toc216965515 \h </w:instrText>
+              <w:instrText xml:space="preserve"> PAGEREF _Toc217126440 \h </w:instrText>
             </w:r>
             <w:r>
               <w:rPr>
@@ -4532,7 +4635,7 @@
                 <w:sz w:val="28"/>
                 <w:szCs w:val="28"/>
               </w:rPr>
-              <w:t>15</w:t>
+              <w:t>16</w:t>
             </w:r>
             <w:r>
               <w:rPr>
@@ -4562,7 +4665,7 @@
               <w:lang w:eastAsia="ru-RU"/>
             </w:rPr>
           </w:pPr>
-          <w:hyperlink w:anchor="_Toc216965516" w:history="1">
+          <w:hyperlink w:anchor="_Toc217126441" w:history="1">
             <w:r>
               <w:rPr>
                 <w:rStyle w:val="ae"/>
@@ -4621,7 +4724,7 @@
                 <w:sz w:val="28"/>
                 <w:szCs w:val="28"/>
               </w:rPr>
-              <w:instrText xml:space="preserve"> PAGEREF _Toc216965516 \h </w:instrText>
+              <w:instrText xml:space="preserve"> PAGEREF _Toc217126441 \h </w:instrText>
             </w:r>
             <w:r>
               <w:rPr>
@@ -4650,7 +4753,7 @@
                 <w:sz w:val="28"/>
                 <w:szCs w:val="28"/>
               </w:rPr>
-              <w:t>15</w:t>
+              <w:t>17</w:t>
             </w:r>
             <w:r>
               <w:rPr>
@@ -4680,7 +4783,7 @@
               <w:lang w:eastAsia="ru-RU"/>
             </w:rPr>
           </w:pPr>
-          <w:hyperlink w:anchor="_Toc216965517" w:history="1">
+          <w:hyperlink w:anchor="_Toc217126442" w:history="1">
             <w:r>
               <w:rPr>
                 <w:rStyle w:val="ae"/>
@@ -4739,7 +4842,7 @@
                 <w:sz w:val="28"/>
                 <w:szCs w:val="28"/>
               </w:rPr>
-              <w:instrText xml:space="preserve"> PAGEREF _Toc216965517 \h </w:instrText>
+              <w:instrText xml:space="preserve"> PAGEREF _Toc217126442 \h </w:instrText>
             </w:r>
             <w:r>
               <w:rPr>
@@ -4768,7 +4871,7 @@
                 <w:sz w:val="28"/>
                 <w:szCs w:val="28"/>
               </w:rPr>
-              <w:t>16</w:t>
+              <w:t>19</w:t>
             </w:r>
             <w:r>
               <w:rPr>
@@ -4797,7 +4900,7 @@
               <w:lang w:eastAsia="ru-RU"/>
             </w:rPr>
           </w:pPr>
-          <w:hyperlink w:anchor="_Toc216965518" w:history="1">
+          <w:hyperlink w:anchor="_Toc217126443" w:history="1">
             <w:r>
               <w:rPr>
                 <w:rStyle w:val="ae"/>
@@ -4836,7 +4939,7 @@
                 <w:sz w:val="28"/>
                 <w:szCs w:val="28"/>
               </w:rPr>
-              <w:instrText xml:space="preserve"> PAGEREF _Toc216965518 \h </w:instrText>
+              <w:instrText xml:space="preserve"> PAGEREF _Toc217126443 \h </w:instrText>
             </w:r>
             <w:r>
               <w:rPr>
@@ -4865,7 +4968,7 @@
                 <w:sz w:val="28"/>
                 <w:szCs w:val="28"/>
               </w:rPr>
-              <w:t>16</w:t>
+              <w:t>19</w:t>
             </w:r>
             <w:r>
               <w:rPr>
@@ -4894,7 +4997,7 @@
               <w:lang w:eastAsia="ru-RU"/>
             </w:rPr>
           </w:pPr>
-          <w:hyperlink w:anchor="_Toc216965519" w:history="1">
+          <w:hyperlink w:anchor="_Toc217126444" w:history="1">
             <w:r>
               <w:rPr>
                 <w:rStyle w:val="ae"/>
@@ -4933,7 +5036,7 @@
                 <w:sz w:val="28"/>
                 <w:szCs w:val="28"/>
               </w:rPr>
-              <w:instrText xml:space="preserve"> PAGEREF _Toc216965519 \h </w:instrText>
+              <w:instrText xml:space="preserve"> PAGEREF _Toc217126444 \h </w:instrText>
             </w:r>
             <w:r>
               <w:rPr>
@@ -4962,7 +5065,7 @@
                 <w:sz w:val="28"/>
                 <w:szCs w:val="28"/>
               </w:rPr>
-              <w:t>16</w:t>
+              <w:t>19</w:t>
             </w:r>
             <w:r>
               <w:rPr>
@@ -4991,7 +5094,7 @@
               <w:lang w:eastAsia="ru-RU"/>
             </w:rPr>
           </w:pPr>
-          <w:hyperlink w:anchor="_Toc216965520" w:history="1">
+          <w:hyperlink w:anchor="_Toc217126445" w:history="1">
             <w:r>
               <w:rPr>
                 <w:rStyle w:val="ae"/>
@@ -5030,7 +5133,7 @@
                 <w:sz w:val="28"/>
                 <w:szCs w:val="28"/>
               </w:rPr>
-              <w:instrText xml:space="preserve"> PAGEREF _Toc216965520 \h </w:instrText>
+              <w:instrText xml:space="preserve"> PAGEREF _Toc217126445 \h </w:instrText>
             </w:r>
             <w:r>
               <w:rPr>
@@ -5059,7 +5162,7 @@
                 <w:sz w:val="28"/>
                 <w:szCs w:val="28"/>
               </w:rPr>
-              <w:t>17</w:t>
+              <w:t>21</w:t>
             </w:r>
             <w:r>
               <w:rPr>
@@ -5088,7 +5191,7 @@
               <w:lang w:eastAsia="ru-RU"/>
             </w:rPr>
           </w:pPr>
-          <w:hyperlink w:anchor="_Toc216965521" w:history="1">
+          <w:hyperlink w:anchor="_Toc217126446" w:history="1">
             <w:r>
               <w:rPr>
                 <w:rStyle w:val="ae"/>
@@ -5127,7 +5230,7 @@
                 <w:sz w:val="28"/>
                 <w:szCs w:val="28"/>
               </w:rPr>
-              <w:instrText xml:space="preserve"> PAGEREF _Toc216965521 \h </w:instrText>
+              <w:instrText xml:space="preserve"> PAGEREF _Toc217126446 \h </w:instrText>
             </w:r>
             <w:r>
               <w:rPr>
@@ -5156,7 +5259,7 @@
                 <w:sz w:val="28"/>
                 <w:szCs w:val="28"/>
               </w:rPr>
-              <w:t>18</w:t>
+              <w:t>22</w:t>
             </w:r>
             <w:r>
               <w:rPr>
@@ -5185,7 +5288,7 @@
               <w:lang w:eastAsia="ru-RU"/>
             </w:rPr>
           </w:pPr>
-          <w:hyperlink w:anchor="_Toc216965522" w:history="1">
+          <w:hyperlink w:anchor="_Toc217126447" w:history="1">
             <w:r>
               <w:rPr>
                 <w:rStyle w:val="ae"/>
@@ -5224,7 +5327,7 @@
                 <w:sz w:val="28"/>
                 <w:szCs w:val="28"/>
               </w:rPr>
-              <w:instrText xml:space="preserve"> PAGEREF _Toc216965522 \h </w:instrText>
+              <w:instrText xml:space="preserve"> PAGEREF _Toc217126447 \h </w:instrText>
             </w:r>
             <w:r>
               <w:rPr>
@@ -5253,7 +5356,104 @@
                 <w:sz w:val="28"/>
                 <w:szCs w:val="28"/>
               </w:rPr>
-              <w:t>22</w:t>
+              <w:t>28</w:t>
+            </w:r>
+            <w:r>
+              <w:rPr>
+                <w:rFonts w:ascii="Times New Roman" w:hAnsi="Times New Roman" w:cs="Times New Roman"/>
+                <w:noProof/>
+                <w:webHidden/>
+                <w:sz w:val="28"/>
+                <w:szCs w:val="28"/>
+              </w:rPr>
+              <w:fldChar w:fldCharType="end"/>
+            </w:r>
+          </w:hyperlink>
+        </w:p>
+        <w:p>
+          <w:pPr>
+            <w:pStyle w:val="11"/>
+            <w:tabs>
+              <w:tab w:val="right" w:leader="dot" w:pos="9345"/>
+            </w:tabs>
+            <w:spacing w:after="0" w:line="240" w:lineRule="auto"/>
+            <w:rPr>
+              <w:rFonts w:ascii="Times New Roman" w:eastAsiaTheme="minorEastAsia" w:hAnsi="Times New Roman" w:cs="Times New Roman"/>
+              <w:noProof/>
+              <w:sz w:val="28"/>
+              <w:szCs w:val="28"/>
+              <w:lang w:eastAsia="ru-RU"/>
+            </w:rPr>
+          </w:pPr>
+          <w:hyperlink w:anchor="_Toc217126448" w:history="1">
+            <w:r>
+              <w:rPr>
+                <w:rStyle w:val="ae"/>
+                <w:rFonts w:ascii="Times New Roman" w:hAnsi="Times New Roman" w:cs="Times New Roman"/>
+                <w:noProof/>
+                <w:sz w:val="28"/>
+                <w:szCs w:val="28"/>
+              </w:rPr>
+              <w:t>Список использованных источников</w:t>
+            </w:r>
+            <w:r>
+              <w:rPr>
+                <w:rFonts w:ascii="Times New Roman" w:hAnsi="Times New Roman" w:cs="Times New Roman"/>
+                <w:noProof/>
+                <w:webHidden/>
+                <w:sz w:val="28"/>
+                <w:szCs w:val="28"/>
+              </w:rPr>
+              <w:tab/>
+            </w:r>
+            <w:r>
+              <w:rPr>
+                <w:rFonts w:ascii="Times New Roman" w:hAnsi="Times New Roman" w:cs="Times New Roman"/>
+                <w:noProof/>
+                <w:webHidden/>
+                <w:sz w:val="28"/>
+                <w:szCs w:val="28"/>
+              </w:rPr>
+              <w:fldChar w:fldCharType="begin"/>
+            </w:r>
+            <w:r>
+              <w:rPr>
+                <w:rFonts w:ascii="Times New Roman" w:hAnsi="Times New Roman" w:cs="Times New Roman"/>
+                <w:noProof/>
+                <w:webHidden/>
+                <w:sz w:val="28"/>
+                <w:szCs w:val="28"/>
+              </w:rPr>
+              <w:instrText xml:space="preserve"> PAGEREF _Toc217126448 \h </w:instrText>
+            </w:r>
+            <w:r>
+              <w:rPr>
+                <w:rFonts w:ascii="Times New Roman" w:hAnsi="Times New Roman" w:cs="Times New Roman"/>
+                <w:noProof/>
+                <w:webHidden/>
+                <w:sz w:val="28"/>
+                <w:szCs w:val="28"/>
+              </w:rPr>
+            </w:r>
+            <w:r>
+              <w:rPr>
+                <w:rFonts w:ascii="Times New Roman" w:hAnsi="Times New Roman" w:cs="Times New Roman"/>
+                <w:noProof/>
+                <w:webHidden/>
+                <w:sz w:val="28"/>
+                <w:szCs w:val="28"/>
+              </w:rPr>
+              <w:fldChar w:fldCharType="separate"/>
+            </w:r>
+            <w:r>
+              <w:rPr>
+                <w:rFonts w:ascii="Times New Roman" w:hAnsi="Times New Roman" w:cs="Times New Roman"/>
+                <w:noProof/>
+                <w:webHidden/>
+                <w:sz w:val="28"/>
+                <w:szCs w:val="28"/>
+              </w:rPr>
+              <w:t>29</w:t>
             </w:r>
             <w:r>
               <w:rPr>
@@ -5329,7 +5529,7 @@
           <w:szCs w:val="28"/>
         </w:rPr>
       </w:pPr>
-      <w:bookmarkStart w:id="18" w:name="_Toc216965510"/>
+      <w:bookmarkStart w:id="18" w:name="_Toc217126435"/>
       <w:r>
         <w:rPr>
           <w:rFonts w:cs="Times New Roman"/>
@@ -5356,7 +5556,55 @@
           <w:sz w:val="28"/>
           <w:szCs w:val="28"/>
         </w:rPr>
-        <w:t>Озеро Байкал – уникальный природный объект, внесённый в список Всемирного природного наследия ЮНЕСКО в 1996 году. Оно является самым глубоким озером планеты (максимальная глубина 1642 м), содержит около 19–20 % мировых запасов пресной поверхностной воды и отличается исключительным биоразнообразием: более 2500 видов животных и около 1000 видов растений, из которых свыше 70 % являются эндемиками. Экосистема Байкала крайне чувствительна к антропогенному воздействию, а период полного водообмена составляет около 377–400 лет, что делает любое загрязнение практически необратимым в течение жизни нескольких поколений.</w:t>
+        <w:t xml:space="preserve">Озеро Байкал </w:t>
+      </w:r>
+      <w:r>
+        <w:rPr>
+          <w:rFonts w:ascii="Times New Roman" w:hAnsi="Times New Roman" w:cs="Times New Roman"/>
+          <w:sz w:val="28"/>
+          <w:szCs w:val="28"/>
+        </w:rPr>
+        <w:t>–</w:t>
+      </w:r>
+      <w:r>
+        <w:rPr>
+          <w:rFonts w:ascii="Times New Roman" w:hAnsi="Times New Roman" w:cs="Times New Roman"/>
+          <w:sz w:val="28"/>
+          <w:szCs w:val="28"/>
+        </w:rPr>
+        <w:t xml:space="preserve"> уникальный природный объект, внесённый в список Всемирного природного наследия ЮНЕСКО в 1996 году. Оно является самым глубоким озером планеты (максимальная глубина 1642 м), содержит около 19</w:t>
+      </w:r>
+      <w:r>
+        <w:rPr>
+          <w:rFonts w:ascii="Times New Roman" w:hAnsi="Times New Roman" w:cs="Times New Roman"/>
+          <w:sz w:val="28"/>
+          <w:szCs w:val="28"/>
+        </w:rPr>
+        <w:t>–</w:t>
+      </w:r>
+      <w:r>
+        <w:rPr>
+          <w:rFonts w:ascii="Times New Roman" w:hAnsi="Times New Roman" w:cs="Times New Roman"/>
+          <w:sz w:val="28"/>
+          <w:szCs w:val="28"/>
+        </w:rPr>
+        <w:t>20 % мировых запасов пресной поверхностной воды и отличается исключительным биоразнообразием: более 2500 видов животных и около 1000 видов растений, из которых свыше 70 % являются эндемиками. Экосистема Байкала крайне чувствительна к антропогенному воздействию, а период полного водообмена составляет около 377</w:t>
+      </w:r>
+      <w:r>
+        <w:rPr>
+          <w:rFonts w:ascii="Times New Roman" w:hAnsi="Times New Roman" w:cs="Times New Roman"/>
+          <w:sz w:val="28"/>
+          <w:szCs w:val="28"/>
+        </w:rPr>
+        <w:t>–</w:t>
+      </w:r>
+      <w:r>
+        <w:rPr>
+          <w:rFonts w:ascii="Times New Roman" w:hAnsi="Times New Roman" w:cs="Times New Roman"/>
+          <w:sz w:val="28"/>
+          <w:szCs w:val="28"/>
+        </w:rPr>
+        <w:t>400 лет, что делает любое загрязнение практически необратимым в течение жизни нескольких поколений.</w:t>
       </w:r>
     </w:p>
     <w:p>
@@ -5745,7 +5993,15 @@
           <w:sz w:val="28"/>
           <w:szCs w:val="28"/>
         </w:rPr>
-        <w:t>– мобильного приложения-</w:t>
+        <w:t>–</w:t>
+      </w:r>
+      <w:r>
+        <w:rPr>
+          <w:rFonts w:ascii="Times New Roman" w:hAnsi="Times New Roman" w:cs="Times New Roman"/>
+          <w:sz w:val="28"/>
+          <w:szCs w:val="28"/>
+        </w:rPr>
+        <w:t xml:space="preserve"> мобильного приложения-</w:t>
       </w:r>
       <w:proofErr w:type="spellStart"/>
       <w:r>
@@ -6349,7 +6605,7 @@
           <w:rFonts w:cs="Times New Roman"/>
         </w:rPr>
       </w:pPr>
-      <w:bookmarkStart w:id="19" w:name="_Toc216965511"/>
+      <w:bookmarkStart w:id="19" w:name="_Toc217126436"/>
       <w:r>
         <w:rPr>
           <w:rFonts w:cs="Times New Roman"/>
@@ -6382,7 +6638,7 @@
         </w:rPr>
         <w:t xml:space="preserve"> </w:t>
       </w:r>
-      <w:bookmarkStart w:id="20" w:name="_Toc216965512"/>
+      <w:bookmarkStart w:id="20" w:name="_Toc217126437"/>
       <w:r>
         <w:rPr>
           <w:rFonts w:cs="Times New Roman"/>
@@ -6408,7 +6664,39 @@
           <w:sz w:val="28"/>
           <w:szCs w:val="28"/>
         </w:rPr>
-        <w:t>Байкал – древнейшее (25–30 млн лет) тектоническое озеро, содержащее 23 615 км³ пресной воды. Особый статус объекта ЮНЕСКО накладывает на Россию международные обязательства по сохранению его уникальной экосистемы. Любое серьёзное ухудшение состояния может привести к вынесению объекта в список «Всемирное наследие под угрозой».</w:t>
+        <w:t xml:space="preserve">Байкал </w:t>
+      </w:r>
+      <w:r>
+        <w:rPr>
+          <w:rFonts w:ascii="Times New Roman" w:hAnsi="Times New Roman" w:cs="Times New Roman"/>
+          <w:sz w:val="28"/>
+          <w:szCs w:val="28"/>
+        </w:rPr>
+        <w:t>–</w:t>
+      </w:r>
+      <w:r>
+        <w:rPr>
+          <w:rFonts w:ascii="Times New Roman" w:hAnsi="Times New Roman" w:cs="Times New Roman"/>
+          <w:sz w:val="28"/>
+          <w:szCs w:val="28"/>
+        </w:rPr>
+        <w:t xml:space="preserve"> древнейшее (25</w:t>
+      </w:r>
+      <w:r>
+        <w:rPr>
+          <w:rFonts w:ascii="Times New Roman" w:hAnsi="Times New Roman" w:cs="Times New Roman"/>
+          <w:sz w:val="28"/>
+          <w:szCs w:val="28"/>
+        </w:rPr>
+        <w:t>–</w:t>
+      </w:r>
+      <w:r>
+        <w:rPr>
+          <w:rFonts w:ascii="Times New Roman" w:hAnsi="Times New Roman" w:cs="Times New Roman"/>
+          <w:sz w:val="28"/>
+          <w:szCs w:val="28"/>
+        </w:rPr>
+        <w:t>30 млн лет) тектоническое озеро, содержащее 23 615 км³ пресной воды. Особый статус объекта ЮНЕСКО накладывает на Россию международные обязательства по сохранению его уникальной экосистемы. Любое серьёзное ухудшение состояния может привести к вынесению объекта в список «Всемирное наследие под угрозой».</w:t>
       </w:r>
     </w:p>
     <w:p>
@@ -6452,7 +6740,23 @@
           <w:sz w:val="28"/>
           <w:szCs w:val="28"/>
         </w:rPr>
-        <w:t>Туризм (около 2–2,5 млн посетителей в год, пик в летний сезон);</w:t>
+        <w:t>Туризм (около 2</w:t>
+      </w:r>
+      <w:r>
+        <w:rPr>
+          <w:rFonts w:ascii="Times New Roman" w:hAnsi="Times New Roman" w:cs="Times New Roman"/>
+          <w:sz w:val="28"/>
+          <w:szCs w:val="28"/>
+        </w:rPr>
+        <w:t>–</w:t>
+      </w:r>
+      <w:r>
+        <w:rPr>
+          <w:rFonts w:ascii="Times New Roman" w:hAnsi="Times New Roman" w:cs="Times New Roman"/>
+          <w:sz w:val="28"/>
+          <w:szCs w:val="28"/>
+        </w:rPr>
+        <w:t>2,5 млн посетителей в год, пик в летний сезон);</w:t>
       </w:r>
     </w:p>
     <w:p>
@@ -6568,7 +6872,39 @@
           <w:sz w:val="28"/>
           <w:szCs w:val="28"/>
         </w:rPr>
-        <w:t>По оценкам Лимнологического института СО РАН и волонтёрских акций, в среднем на 1 км береговой линии в популярных местах отдыха скапливается от 50 до 400 кг мусора, из них 30–60 % – пластик.</w:t>
+        <w:t>По оценкам Лимнологического института СО РАН и волонтёрских акций, в среднем на 1 км береговой линии в популярных местах отдыха скапливается от 50 до 400 кг мусора, из них 30</w:t>
+      </w:r>
+      <w:r>
+        <w:rPr>
+          <w:rFonts w:ascii="Times New Roman" w:hAnsi="Times New Roman" w:cs="Times New Roman"/>
+          <w:sz w:val="28"/>
+          <w:szCs w:val="28"/>
+        </w:rPr>
+        <w:t>–</w:t>
+      </w:r>
+      <w:r>
+        <w:rPr>
+          <w:rFonts w:ascii="Times New Roman" w:hAnsi="Times New Roman" w:cs="Times New Roman"/>
+          <w:sz w:val="28"/>
+          <w:szCs w:val="28"/>
+        </w:rPr>
+        <w:t xml:space="preserve">60 % </w:t>
+      </w:r>
+      <w:r>
+        <w:rPr>
+          <w:rFonts w:ascii="Times New Roman" w:hAnsi="Times New Roman" w:cs="Times New Roman"/>
+          <w:sz w:val="28"/>
+          <w:szCs w:val="28"/>
+        </w:rPr>
+        <w:t>–</w:t>
+      </w:r>
+      <w:r>
+        <w:rPr>
+          <w:rFonts w:ascii="Times New Roman" w:hAnsi="Times New Roman" w:cs="Times New Roman"/>
+          <w:sz w:val="28"/>
+          <w:szCs w:val="28"/>
+        </w:rPr>
+        <w:t xml:space="preserve"> пластик.</w:t>
       </w:r>
     </w:p>
     <w:p>
@@ -6936,7 +7272,7 @@
         </w:rPr>
         <w:t xml:space="preserve"> </w:t>
       </w:r>
-      <w:bookmarkStart w:id="21" w:name="_Toc216965513"/>
+      <w:bookmarkStart w:id="21" w:name="_Toc217126438"/>
       <w:r>
         <w:rPr>
           <w:rFonts w:cs="Times New Roman"/>
@@ -6989,7 +7325,23 @@
           <w:sz w:val="28"/>
           <w:szCs w:val="28"/>
         </w:rPr>
-        <w:t xml:space="preserve"> платформы для экологического образования и уборок. Эти инструменты в целом эффективны для общих задач, но не адаптированы к специфике Байкала – его удаленным территориям, сезонному туризму и необходимости реального времени обновления данных о пластике. Ниже мы последовательно разберем ключевые примеры, опираясь на их функционал, сильные и слабые стороны, а также потенциал интеграции с предлагаемым проектом.</w:t>
+        <w:t xml:space="preserve"> платформы для экологического образования и уборок. Эти инструменты в целом эффективны для общих задач, но не адаптированы к специфике Байкала </w:t>
+      </w:r>
+      <w:r>
+        <w:rPr>
+          <w:rFonts w:ascii="Times New Roman" w:hAnsi="Times New Roman" w:cs="Times New Roman"/>
+          <w:sz w:val="28"/>
+          <w:szCs w:val="28"/>
+        </w:rPr>
+        <w:t>–</w:t>
+      </w:r>
+      <w:r>
+        <w:rPr>
+          <w:rFonts w:ascii="Times New Roman" w:hAnsi="Times New Roman" w:cs="Times New Roman"/>
+          <w:sz w:val="28"/>
+          <w:szCs w:val="28"/>
+        </w:rPr>
+        <w:t xml:space="preserve"> его удаленным территориям, сезонному туризму и необходимости реального времени обновления данных о пластике. Ниже мы последовательно разберем ключевые примеры, опираясь на их функционал, сильные и слабые стороны, а также потенциал интеграции с предлагаемым проектом.</w:t>
       </w:r>
     </w:p>
     <w:p>
@@ -7009,7 +7361,55 @@
           <w:sz w:val="28"/>
           <w:szCs w:val="28"/>
         </w:rPr>
-        <w:t xml:space="preserve">Сначала рассмотрим государственные и научные системы мониторинга, которые формируют основу официального контроля за экосистемой Байкала. Федеральная служба по гидрометеорологии и мониторингу окружающей среды (Росгидромет) реализует комплексный государственный мониторинг уникальной экологической системы озера Байкал в соответствии с Постановлением Правительства РФ № 260 от 18 февраля 2023 года. Практическая работа ведется территориальными органами – Иркутским и Забайкальским УГМС – под руководством НИУ Росгидромета. Это включает стационарные станции для измерения уровня воды, приточности, атмосферного воздуха и гидрохимических показателей в прибрежной зоне. В 2020–2025 годах в рамках федерального проекта по сохранению Байкала были установлены новые станции наблюдения, интегрирующие </w:t>
+        <w:t xml:space="preserve">Сначала рассмотрим государственные и научные системы мониторинга, которые формируют основу официального контроля за экосистемой Байкала. Федеральная служба по гидрометеорологии и мониторингу окружающей среды (Росгидромет) реализует комплексный государственный мониторинг уникальной экологической системы озера Байкал в соответствии с Постановлением Правительства РФ № 260 от 18 февраля 2023 года. Практическая работа ведется территориальными органами </w:t>
+      </w:r>
+      <w:r>
+        <w:rPr>
+          <w:rFonts w:ascii="Times New Roman" w:hAnsi="Times New Roman" w:cs="Times New Roman"/>
+          <w:sz w:val="28"/>
+          <w:szCs w:val="28"/>
+        </w:rPr>
+        <w:t>–</w:t>
+      </w:r>
+      <w:r>
+        <w:rPr>
+          <w:rFonts w:ascii="Times New Roman" w:hAnsi="Times New Roman" w:cs="Times New Roman"/>
+          <w:sz w:val="28"/>
+          <w:szCs w:val="28"/>
+        </w:rPr>
+        <w:t xml:space="preserve"> Иркутским и Забайкальским УГМС </w:t>
+      </w:r>
+      <w:r>
+        <w:rPr>
+          <w:rFonts w:ascii="Times New Roman" w:hAnsi="Times New Roman" w:cs="Times New Roman"/>
+          <w:sz w:val="28"/>
+          <w:szCs w:val="28"/>
+        </w:rPr>
+        <w:t>–</w:t>
+      </w:r>
+      <w:r>
+        <w:rPr>
+          <w:rFonts w:ascii="Times New Roman" w:hAnsi="Times New Roman" w:cs="Times New Roman"/>
+          <w:sz w:val="28"/>
+          <w:szCs w:val="28"/>
+        </w:rPr>
+        <w:t xml:space="preserve"> под руководством НИУ Росгидромета. Это включает стационарные станции для измерения уровня воды, приточности, атмосферного воздуха и гидрохимических показателей в прибрежной зоне. В 2020</w:t>
+      </w:r>
+      <w:r>
+        <w:rPr>
+          <w:rFonts w:ascii="Times New Roman" w:hAnsi="Times New Roman" w:cs="Times New Roman"/>
+          <w:sz w:val="28"/>
+          <w:szCs w:val="28"/>
+        </w:rPr>
+        <w:t>–</w:t>
+      </w:r>
+      <w:r>
+        <w:rPr>
+          <w:rFonts w:ascii="Times New Roman" w:hAnsi="Times New Roman" w:cs="Times New Roman"/>
+          <w:sz w:val="28"/>
+          <w:szCs w:val="28"/>
+        </w:rPr>
+        <w:t xml:space="preserve">2025 годах в рамках федерального проекта по сохранению Байкала были установлены новые станции наблюдения, интегрирующие </w:t>
       </w:r>
       <w:proofErr w:type="spellStart"/>
       <w:r>
@@ -7134,7 +7534,15 @@
           <w:sz w:val="28"/>
           <w:szCs w:val="28"/>
         </w:rPr>
-        <w:t xml:space="preserve">– </w:t>
+        <w:t>–</w:t>
+      </w:r>
+      <w:r>
+        <w:rPr>
+          <w:rFonts w:ascii="Times New Roman" w:hAnsi="Times New Roman" w:cs="Times New Roman"/>
+          <w:sz w:val="28"/>
+          <w:szCs w:val="28"/>
+        </w:rPr>
+        <w:t xml:space="preserve"> </w:t>
       </w:r>
       <w:proofErr w:type="spellStart"/>
       <w:r>
@@ -7170,7 +7578,23 @@
           <w:sz w:val="28"/>
           <w:szCs w:val="28"/>
         </w:rPr>
-        <w:t xml:space="preserve"> к озеру или механик для туристов. Эти инструменты сильны в юридической интеграции (жалобы доходят до чиновников), но слабы в вовлеченности – процесс кажется бюрократическим, без мотивации для повторного использования. По отзывам пользователей, "Наша природа" страдает от нестабильности и отсутствия обратной связи, что снижает удержание.</w:t>
+        <w:t xml:space="preserve"> к озеру или механик для туристов. Эти инструменты сильны в юридической интеграции (жалобы доходят до чиновников), но слабы в вовлеченности </w:t>
+      </w:r>
+      <w:r>
+        <w:rPr>
+          <w:rFonts w:ascii="Times New Roman" w:hAnsi="Times New Roman" w:cs="Times New Roman"/>
+          <w:sz w:val="28"/>
+          <w:szCs w:val="28"/>
+        </w:rPr>
+        <w:t>–</w:t>
+      </w:r>
+      <w:r>
+        <w:rPr>
+          <w:rFonts w:ascii="Times New Roman" w:hAnsi="Times New Roman" w:cs="Times New Roman"/>
+          <w:sz w:val="28"/>
+          <w:szCs w:val="28"/>
+        </w:rPr>
+        <w:t xml:space="preserve"> процесс кажется бюрократическим, без мотивации для повторного использования. По отзывам пользователей, "Наша природа" страдает от нестабильности и отсутствия обратной связи, что снижает удержание.</w:t>
       </w:r>
     </w:p>
     <w:p>
@@ -7200,7 +7624,39 @@
           <w:sz w:val="28"/>
           <w:szCs w:val="28"/>
         </w:rPr>
-        <w:t xml:space="preserve"> платформы добавляют элемент мотивации, превращая мониторинг в игру, что особенно актуально для привлечения молодежи и туристов. В России ярким примером служит "Чистые Игры" – приложение для командных соревнований по уборке мусора, работающее в 17 странах с 2012 года. Пользователи фиксируют объемы собранных отходов (в кг), получают баллы, соревнуются в рейтингах и зарабатывают достижения. Проект проводит акции на Байкале (например, в Иркутской области в 2024–2025 годах), интегрируясь с волонтерскими движениями </w:t>
+        <w:t xml:space="preserve"> платформы добавляют элемент мотивации, превращая мониторинг в игру, что особенно актуально для привлечения молодежи и туристов. В России ярким примером служит "Чистые Игры" </w:t>
+      </w:r>
+      <w:r>
+        <w:rPr>
+          <w:rFonts w:ascii="Times New Roman" w:hAnsi="Times New Roman" w:cs="Times New Roman"/>
+          <w:sz w:val="28"/>
+          <w:szCs w:val="28"/>
+        </w:rPr>
+        <w:t>–</w:t>
+      </w:r>
+      <w:r>
+        <w:rPr>
+          <w:rFonts w:ascii="Times New Roman" w:hAnsi="Times New Roman" w:cs="Times New Roman"/>
+          <w:sz w:val="28"/>
+          <w:szCs w:val="28"/>
+        </w:rPr>
+        <w:t xml:space="preserve"> приложение для командных соревнований по уборке мусора, работающее в 17 странах с 2012 года. Пользователи фиксируют объемы собранных отходов (в кг), получают баллы, соревнуются в рейтингах и зарабатывают достижения. Проект проводит акции на Байкале (например, в Иркутской области в 2024</w:t>
+      </w:r>
+      <w:r>
+        <w:rPr>
+          <w:rFonts w:ascii="Times New Roman" w:hAnsi="Times New Roman" w:cs="Times New Roman"/>
+          <w:sz w:val="28"/>
+          <w:szCs w:val="28"/>
+        </w:rPr>
+        <w:t>–</w:t>
+      </w:r>
+      <w:r>
+        <w:rPr>
+          <w:rFonts w:ascii="Times New Roman" w:hAnsi="Times New Roman" w:cs="Times New Roman"/>
+          <w:sz w:val="28"/>
+          <w:szCs w:val="28"/>
+        </w:rPr>
+        <w:t xml:space="preserve">2025 годах), интегрируясь с волонтерскими движениями </w:t>
       </w:r>
       <w:proofErr w:type="spellStart"/>
       <w:r>
@@ -7236,7 +7692,39 @@
           <w:sz w:val="28"/>
           <w:szCs w:val="28"/>
         </w:rPr>
-        <w:t>, челленджи и награды повышают вовлеченность в 3–5 раз по сравнению с обычными субботниками. Однако акцент на оффлайн-уборках, а не на онлайн-сборе фото для мониторинга – приложение не строит карту в реальном времени. Для детей и образования подходят "</w:t>
+        <w:t>, челленджи и награды повышают вовлеченность в 3</w:t>
+      </w:r>
+      <w:r>
+        <w:rPr>
+          <w:rFonts w:ascii="Times New Roman" w:hAnsi="Times New Roman" w:cs="Times New Roman"/>
+          <w:sz w:val="28"/>
+          <w:szCs w:val="28"/>
+        </w:rPr>
+        <w:t>–</w:t>
+      </w:r>
+      <w:r>
+        <w:rPr>
+          <w:rFonts w:ascii="Times New Roman" w:hAnsi="Times New Roman" w:cs="Times New Roman"/>
+          <w:sz w:val="28"/>
+          <w:szCs w:val="28"/>
+        </w:rPr>
+        <w:t xml:space="preserve">5 раз по сравнению с обычными субботниками. Однако акцент на оффлайн-уборках, а не на онлайн-сборе фото для мониторинга </w:t>
+      </w:r>
+      <w:r>
+        <w:rPr>
+          <w:rFonts w:ascii="Times New Roman" w:hAnsi="Times New Roman" w:cs="Times New Roman"/>
+          <w:sz w:val="28"/>
+          <w:szCs w:val="28"/>
+        </w:rPr>
+        <w:t>–</w:t>
+      </w:r>
+      <w:r>
+        <w:rPr>
+          <w:rFonts w:ascii="Times New Roman" w:hAnsi="Times New Roman" w:cs="Times New Roman"/>
+          <w:sz w:val="28"/>
+          <w:szCs w:val="28"/>
+        </w:rPr>
+        <w:t xml:space="preserve"> приложение не строит карту в реальном времени. Для детей и образования подходят "</w:t>
       </w:r>
       <w:proofErr w:type="spellStart"/>
       <w:r>
@@ -7452,7 +7940,23 @@
           <w:sz w:val="28"/>
           <w:szCs w:val="28"/>
         </w:rPr>
-        <w:t xml:space="preserve"> – через </w:t>
+        <w:t xml:space="preserve"> </w:t>
+      </w:r>
+      <w:r>
+        <w:rPr>
+          <w:rFonts w:ascii="Times New Roman" w:hAnsi="Times New Roman" w:cs="Times New Roman"/>
+          <w:sz w:val="28"/>
+          <w:szCs w:val="28"/>
+        </w:rPr>
+        <w:t>–</w:t>
+      </w:r>
+      <w:r>
+        <w:rPr>
+          <w:rFonts w:ascii="Times New Roman" w:hAnsi="Times New Roman" w:cs="Times New Roman"/>
+          <w:sz w:val="28"/>
+          <w:szCs w:val="28"/>
+        </w:rPr>
+        <w:t xml:space="preserve"> через </w:t>
       </w:r>
       <w:proofErr w:type="spellStart"/>
       <w:r>
@@ -7527,7 +8031,23 @@
           <w:szCs w:val="28"/>
         </w:rPr>
         <w:lastRenderedPageBreak/>
-        <w:t>Таблица 1 – Ключевые аспекты</w:t>
+        <w:t xml:space="preserve">Таблица 1 </w:t>
+      </w:r>
+      <w:r>
+        <w:rPr>
+          <w:rFonts w:ascii="Times New Roman" w:hAnsi="Times New Roman" w:cs="Times New Roman"/>
+          <w:sz w:val="28"/>
+          <w:szCs w:val="28"/>
+        </w:rPr>
+        <w:t>–</w:t>
+      </w:r>
+      <w:r>
+        <w:rPr>
+          <w:rFonts w:ascii="Times New Roman" w:hAnsi="Times New Roman" w:cs="Times New Roman"/>
+          <w:sz w:val="28"/>
+          <w:szCs w:val="28"/>
+        </w:rPr>
+        <w:t xml:space="preserve"> Ключевые аспекты</w:t>
       </w:r>
     </w:p>
     <w:tbl>
@@ -7537,11 +8057,11 @@
         <w:tblLook w:val="04A0" w:firstRow="1" w:lastRow="0" w:firstColumn="1" w:lastColumn="0" w:noHBand="0" w:noVBand="1"/>
       </w:tblPr>
       <w:tblGrid>
-        <w:gridCol w:w="1665"/>
-        <w:gridCol w:w="1788"/>
-        <w:gridCol w:w="1518"/>
-        <w:gridCol w:w="2721"/>
-        <w:gridCol w:w="1653"/>
+        <w:gridCol w:w="1588"/>
+        <w:gridCol w:w="1805"/>
+        <w:gridCol w:w="1532"/>
+        <w:gridCol w:w="2750"/>
+        <w:gridCol w:w="1670"/>
       </w:tblGrid>
       <w:tr>
         <w:tc>
@@ -7747,8 +8267,6 @@
             <w:r>
               <w:rPr>
                 <w:rFonts w:ascii="Times New Roman" w:hAnsi="Times New Roman" w:cs="Times New Roman"/>
-                <w:b/>
-                <w:bCs/>
                 <w:sz w:val="28"/>
                 <w:szCs w:val="28"/>
               </w:rPr>
@@ -7882,8 +8400,6 @@
               <w:spacing w:after="80"/>
               <w:rPr>
                 <w:rFonts w:ascii="Times New Roman" w:hAnsi="Times New Roman" w:cs="Times New Roman"/>
-                <w:b/>
-                <w:bCs/>
                 <w:sz w:val="28"/>
                 <w:szCs w:val="28"/>
               </w:rPr>
@@ -7891,8 +8407,6 @@
             <w:r>
               <w:rPr>
                 <w:rFonts w:ascii="Times New Roman" w:hAnsi="Times New Roman" w:cs="Times New Roman"/>
-                <w:b/>
-                <w:bCs/>
                 <w:sz w:val="28"/>
                 <w:szCs w:val="28"/>
               </w:rPr>
@@ -7902,8 +8416,6 @@
             <w:r>
               <w:rPr>
                 <w:rFonts w:ascii="Times New Roman" w:hAnsi="Times New Roman" w:cs="Times New Roman"/>
-                <w:b/>
-                <w:bCs/>
                 <w:sz w:val="28"/>
                 <w:szCs w:val="28"/>
               </w:rPr>
@@ -8020,8 +8532,6 @@
               <w:spacing w:after="80"/>
               <w:rPr>
                 <w:rFonts w:ascii="Times New Roman" w:hAnsi="Times New Roman" w:cs="Times New Roman"/>
-                <w:b/>
-                <w:bCs/>
                 <w:sz w:val="28"/>
                 <w:szCs w:val="28"/>
               </w:rPr>
@@ -8029,8 +8539,6 @@
             <w:r>
               <w:rPr>
                 <w:rFonts w:ascii="Times New Roman" w:hAnsi="Times New Roman" w:cs="Times New Roman"/>
-                <w:b/>
-                <w:bCs/>
                 <w:sz w:val="28"/>
                 <w:szCs w:val="28"/>
               </w:rPr>
@@ -8164,8 +8672,6 @@
               <w:spacing w:after="80"/>
               <w:rPr>
                 <w:rFonts w:ascii="Times New Roman" w:hAnsi="Times New Roman" w:cs="Times New Roman"/>
-                <w:b/>
-                <w:bCs/>
                 <w:sz w:val="28"/>
                 <w:szCs w:val="28"/>
               </w:rPr>
@@ -8173,8 +8679,6 @@
             <w:r>
               <w:rPr>
                 <w:rFonts w:ascii="Times New Roman" w:hAnsi="Times New Roman" w:cs="Times New Roman"/>
-                <w:b/>
-                <w:bCs/>
                 <w:sz w:val="28"/>
                 <w:szCs w:val="28"/>
               </w:rPr>
@@ -8290,8 +8794,6 @@
               <w:spacing w:after="80"/>
               <w:rPr>
                 <w:rFonts w:ascii="Times New Roman" w:hAnsi="Times New Roman" w:cs="Times New Roman"/>
-                <w:b/>
-                <w:bCs/>
                 <w:sz w:val="28"/>
                 <w:szCs w:val="28"/>
               </w:rPr>
@@ -8299,8 +8801,6 @@
             <w:r>
               <w:rPr>
                 <w:rFonts w:ascii="Times New Roman" w:hAnsi="Times New Roman" w:cs="Times New Roman"/>
-                <w:b/>
-                <w:bCs/>
                 <w:sz w:val="28"/>
                 <w:szCs w:val="28"/>
               </w:rPr>
@@ -8400,7 +8900,23 @@
                 <w:sz w:val="28"/>
                 <w:szCs w:val="28"/>
               </w:rPr>
-              <w:t>Высокая (адаптация для 2–2,5 млн туристов ежегодно)</w:t>
+              <w:t>Высокая (адаптация для 2</w:t>
+            </w:r>
+            <w:r>
+              <w:rPr>
+                <w:rFonts w:ascii="Times New Roman" w:hAnsi="Times New Roman" w:cs="Times New Roman"/>
+                <w:sz w:val="28"/>
+                <w:szCs w:val="28"/>
+              </w:rPr>
+              <w:t>–</w:t>
+            </w:r>
+            <w:r>
+              <w:rPr>
+                <w:rFonts w:ascii="Times New Roman" w:hAnsi="Times New Roman" w:cs="Times New Roman"/>
+                <w:sz w:val="28"/>
+                <w:szCs w:val="28"/>
+              </w:rPr>
+              <w:t>2,5 млн туристов ежегодно)</w:t>
             </w:r>
           </w:p>
         </w:tc>
@@ -8416,8 +8932,6 @@
               <w:spacing w:after="80"/>
               <w:rPr>
                 <w:rFonts w:ascii="Times New Roman" w:hAnsi="Times New Roman" w:cs="Times New Roman"/>
-                <w:b/>
-                <w:bCs/>
                 <w:sz w:val="28"/>
                 <w:szCs w:val="28"/>
               </w:rPr>
@@ -8425,8 +8939,6 @@
             <w:r>
               <w:rPr>
                 <w:rFonts w:ascii="Times New Roman" w:hAnsi="Times New Roman" w:cs="Times New Roman"/>
-                <w:b/>
-                <w:bCs/>
                 <w:sz w:val="28"/>
                 <w:szCs w:val="28"/>
               </w:rPr>
@@ -8502,7 +9014,23 @@
                 <w:sz w:val="28"/>
                 <w:szCs w:val="28"/>
               </w:rPr>
-              <w:t>Глобальный, данные 2015–2025 гг.</w:t>
+              <w:t>Глобальный, данные 2015</w:t>
+            </w:r>
+            <w:r>
+              <w:rPr>
+                <w:rFonts w:ascii="Times New Roman" w:hAnsi="Times New Roman" w:cs="Times New Roman"/>
+                <w:sz w:val="28"/>
+                <w:szCs w:val="28"/>
+              </w:rPr>
+              <w:t>–</w:t>
+            </w:r>
+            <w:r>
+              <w:rPr>
+                <w:rFonts w:ascii="Times New Roman" w:hAnsi="Times New Roman" w:cs="Times New Roman"/>
+                <w:sz w:val="28"/>
+                <w:szCs w:val="28"/>
+              </w:rPr>
+              <w:t>2025 гг.</w:t>
             </w:r>
           </w:p>
         </w:tc>
@@ -8551,7 +9079,39 @@
           <w:szCs w:val="28"/>
         </w:rPr>
         <w:lastRenderedPageBreak/>
-        <w:t xml:space="preserve">Из таблицы видно, что существующие приложения решают отдельные задачи – от юридической фиксации до образовательных игр, – но не интегрируют их в единую систему для Байкала. Например, "Чистые Игры" мотивируют уборки, но не строят карту для планирования; </w:t>
+        <w:t xml:space="preserve">Из таблицы видно, что существующие приложения решают отдельные задачи </w:t>
+      </w:r>
+      <w:r>
+        <w:rPr>
+          <w:rFonts w:ascii="Times New Roman" w:hAnsi="Times New Roman" w:cs="Times New Roman"/>
+          <w:sz w:val="28"/>
+          <w:szCs w:val="28"/>
+        </w:rPr>
+        <w:t>–</w:t>
+      </w:r>
+      <w:r>
+        <w:rPr>
+          <w:rFonts w:ascii="Times New Roman" w:hAnsi="Times New Roman" w:cs="Times New Roman"/>
+          <w:sz w:val="28"/>
+          <w:szCs w:val="28"/>
+        </w:rPr>
+        <w:t xml:space="preserve"> от юридической фиксации до образовательных игр, </w:t>
+      </w:r>
+      <w:r>
+        <w:rPr>
+          <w:rFonts w:ascii="Times New Roman" w:hAnsi="Times New Roman" w:cs="Times New Roman"/>
+          <w:sz w:val="28"/>
+          <w:szCs w:val="28"/>
+        </w:rPr>
+        <w:t>–</w:t>
+      </w:r>
+      <w:r>
+        <w:rPr>
+          <w:rFonts w:ascii="Times New Roman" w:hAnsi="Times New Roman" w:cs="Times New Roman"/>
+          <w:sz w:val="28"/>
+          <w:szCs w:val="28"/>
+        </w:rPr>
+        <w:t xml:space="preserve"> но не интегрируют их в единую систему для Байкала. Например, "Чистые Игры" мотивируют уборки, но не строят карту для планирования; </w:t>
       </w:r>
       <w:proofErr w:type="spellStart"/>
       <w:r>
@@ -8617,7 +9177,7 @@
         </w:rPr>
         <w:t xml:space="preserve"> </w:t>
       </w:r>
-      <w:bookmarkStart w:id="22" w:name="_Toc216965514"/>
+      <w:bookmarkStart w:id="22" w:name="_Toc217126439"/>
       <w:r>
         <w:rPr>
           <w:rFonts w:cs="Times New Roman"/>
@@ -8733,7 +9293,23 @@
           <w:sz w:val="28"/>
           <w:szCs w:val="28"/>
         </w:rPr>
-        <w:t>представлен на рисунках 1 – 5</w:t>
+        <w:t xml:space="preserve">представлен на рисунках 1 </w:t>
+      </w:r>
+      <w:r>
+        <w:rPr>
+          <w:rFonts w:ascii="Times New Roman" w:hAnsi="Times New Roman" w:cs="Times New Roman"/>
+          <w:sz w:val="28"/>
+          <w:szCs w:val="28"/>
+        </w:rPr>
+        <w:t>–</w:t>
+      </w:r>
+      <w:r>
+        <w:rPr>
+          <w:rFonts w:ascii="Times New Roman" w:hAnsi="Times New Roman" w:cs="Times New Roman"/>
+          <w:sz w:val="28"/>
+          <w:szCs w:val="28"/>
+        </w:rPr>
+        <w:t xml:space="preserve"> 5</w:t>
       </w:r>
     </w:p>
     <w:p>
@@ -8808,7 +9384,23 @@
           <w:sz w:val="28"/>
           <w:szCs w:val="28"/>
         </w:rPr>
-        <w:t>Рисунок 1 – Блок «Сбор данных о загрязнении» (</w:t>
+        <w:t xml:space="preserve">Рисунок 1 </w:t>
+      </w:r>
+      <w:r>
+        <w:rPr>
+          <w:rFonts w:ascii="Times New Roman" w:hAnsi="Times New Roman" w:cs="Times New Roman"/>
+          <w:sz w:val="28"/>
+          <w:szCs w:val="28"/>
+        </w:rPr>
+        <w:t>–</w:t>
+      </w:r>
+      <w:r>
+        <w:rPr>
+          <w:rFonts w:ascii="Times New Roman" w:hAnsi="Times New Roman" w:cs="Times New Roman"/>
+          <w:sz w:val="28"/>
+          <w:szCs w:val="28"/>
+        </w:rPr>
+        <w:t xml:space="preserve"> Блок «Сбор данных о загрязнении» (</w:t>
       </w:r>
       <w:r>
         <w:rPr>
@@ -8918,7 +9510,23 @@
           <w:sz w:val="28"/>
           <w:szCs w:val="28"/>
         </w:rPr>
-        <w:t>Рисунок 2 – Декомпозиция блока «Сбор данных о загрязнении» (</w:t>
+        <w:t xml:space="preserve">Рисунок 2 </w:t>
+      </w:r>
+      <w:r>
+        <w:rPr>
+          <w:rFonts w:ascii="Times New Roman" w:hAnsi="Times New Roman" w:cs="Times New Roman"/>
+          <w:sz w:val="28"/>
+          <w:szCs w:val="28"/>
+        </w:rPr>
+        <w:t>–</w:t>
+      </w:r>
+      <w:r>
+        <w:rPr>
+          <w:rFonts w:ascii="Times New Roman" w:hAnsi="Times New Roman" w:cs="Times New Roman"/>
+          <w:sz w:val="28"/>
+          <w:szCs w:val="28"/>
+        </w:rPr>
+        <w:t xml:space="preserve"> Декомпозиция блока «Сбор данных о загрязнении» (</w:t>
       </w:r>
       <w:r>
         <w:rPr>
@@ -9025,7 +9633,23 @@
           <w:sz w:val="28"/>
           <w:szCs w:val="28"/>
         </w:rPr>
-        <w:t>Рисунок 3 – Декомпозиция блока «Определение координат места» (</w:t>
+        <w:t xml:space="preserve">Рисунок 3 </w:t>
+      </w:r>
+      <w:r>
+        <w:rPr>
+          <w:rFonts w:ascii="Times New Roman" w:hAnsi="Times New Roman" w:cs="Times New Roman"/>
+          <w:sz w:val="28"/>
+          <w:szCs w:val="28"/>
+        </w:rPr>
+        <w:t>–</w:t>
+      </w:r>
+      <w:r>
+        <w:rPr>
+          <w:rFonts w:ascii="Times New Roman" w:hAnsi="Times New Roman" w:cs="Times New Roman"/>
+          <w:sz w:val="28"/>
+          <w:szCs w:val="28"/>
+        </w:rPr>
+        <w:t xml:space="preserve"> Декомпозиция блока «Определение координат места» (</w:t>
       </w:r>
       <w:r>
         <w:rPr>
@@ -9065,6 +9689,7 @@
     <w:p>
       <w:pPr>
         <w:spacing w:after="0" w:line="240" w:lineRule="auto"/>
+        <w:jc w:val="center"/>
         <w:rPr>
           <w:rFonts w:ascii="Times New Roman" w:hAnsi="Times New Roman" w:cs="Times New Roman"/>
           <w:sz w:val="28"/>
@@ -9132,7 +9757,23 @@
           <w:sz w:val="28"/>
           <w:szCs w:val="28"/>
         </w:rPr>
-        <w:t>Рисунок 4 – Декомпозиция блока «Ручной подсчёт каждого пластика» (</w:t>
+        <w:t xml:space="preserve">Рисунок 4 </w:t>
+      </w:r>
+      <w:r>
+        <w:rPr>
+          <w:rFonts w:ascii="Times New Roman" w:hAnsi="Times New Roman" w:cs="Times New Roman"/>
+          <w:sz w:val="28"/>
+          <w:szCs w:val="28"/>
+        </w:rPr>
+        <w:t>–</w:t>
+      </w:r>
+      <w:r>
+        <w:rPr>
+          <w:rFonts w:ascii="Times New Roman" w:hAnsi="Times New Roman" w:cs="Times New Roman"/>
+          <w:sz w:val="28"/>
+          <w:szCs w:val="28"/>
+        </w:rPr>
+        <w:t xml:space="preserve"> Декомпозиция блока «Ручной подсчёт каждого пластика» (</w:t>
       </w:r>
       <w:r>
         <w:rPr>
@@ -9172,6 +9813,7 @@
     <w:p>
       <w:pPr>
         <w:spacing w:after="0" w:line="240" w:lineRule="auto"/>
+        <w:jc w:val="center"/>
         <w:rPr>
           <w:rFonts w:ascii="Times New Roman" w:hAnsi="Times New Roman" w:cs="Times New Roman"/>
           <w:sz w:val="28"/>
@@ -9238,7 +9880,23 @@
           <w:sz w:val="28"/>
           <w:szCs w:val="28"/>
         </w:rPr>
-        <w:t>Рисунок 5 – Декомпозиция блока «Определение типа каждого пластика» (</w:t>
+        <w:t xml:space="preserve">Рисунок 5 </w:t>
+      </w:r>
+      <w:r>
+        <w:rPr>
+          <w:rFonts w:ascii="Times New Roman" w:hAnsi="Times New Roman" w:cs="Times New Roman"/>
+          <w:sz w:val="28"/>
+          <w:szCs w:val="28"/>
+        </w:rPr>
+        <w:t>–</w:t>
+      </w:r>
+      <w:r>
+        <w:rPr>
+          <w:rFonts w:ascii="Times New Roman" w:hAnsi="Times New Roman" w:cs="Times New Roman"/>
+          <w:sz w:val="28"/>
+          <w:szCs w:val="28"/>
+        </w:rPr>
+        <w:t xml:space="preserve"> Декомпозиция блока «Определение типа каждого пластика» (</w:t>
       </w:r>
       <w:r>
         <w:rPr>
@@ -9300,7 +9958,7 @@
           <w:ilvl w:val="2"/>
           <w:numId w:val="7"/>
         </w:numPr>
-        <w:spacing w:after="80" w:line="240" w:lineRule="auto"/>
+        <w:spacing w:after="0" w:line="240" w:lineRule="auto"/>
         <w:ind w:left="0" w:firstLine="709"/>
         <w:contextualSpacing w:val="0"/>
         <w:rPr>
@@ -9338,7 +9996,7 @@
     <w:p>
       <w:pPr>
         <w:pStyle w:val="a7"/>
-        <w:spacing w:after="80" w:line="240" w:lineRule="auto"/>
+        <w:spacing w:after="0" w:line="240" w:lineRule="auto"/>
         <w:ind w:left="709"/>
         <w:contextualSpacing w:val="0"/>
         <w:rPr>
@@ -9395,7 +10053,23 @@
           <w:sz w:val="28"/>
           <w:szCs w:val="28"/>
         </w:rPr>
-        <w:t>представлен на рисунках 6 – 9</w:t>
+        <w:t xml:space="preserve">представлен на рисунках 6 </w:t>
+      </w:r>
+      <w:r>
+        <w:rPr>
+          <w:rFonts w:ascii="Times New Roman" w:hAnsi="Times New Roman" w:cs="Times New Roman"/>
+          <w:sz w:val="28"/>
+          <w:szCs w:val="28"/>
+        </w:rPr>
+        <w:t>–</w:t>
+      </w:r>
+      <w:r>
+        <w:rPr>
+          <w:rFonts w:ascii="Times New Roman" w:hAnsi="Times New Roman" w:cs="Times New Roman"/>
+          <w:sz w:val="28"/>
+          <w:szCs w:val="28"/>
+        </w:rPr>
+        <w:t xml:space="preserve"> 9</w:t>
       </w:r>
     </w:p>
     <w:p>
@@ -9469,7 +10143,23 @@
           <w:sz w:val="28"/>
           <w:szCs w:val="28"/>
         </w:rPr>
-        <w:t>Рисунок 6 – Блок «Сбор данных о загрязнении» (</w:t>
+        <w:t xml:space="preserve">Рисунок 6 </w:t>
+      </w:r>
+      <w:r>
+        <w:rPr>
+          <w:rFonts w:ascii="Times New Roman" w:hAnsi="Times New Roman" w:cs="Times New Roman"/>
+          <w:sz w:val="28"/>
+          <w:szCs w:val="28"/>
+        </w:rPr>
+        <w:t>–</w:t>
+      </w:r>
+      <w:r>
+        <w:rPr>
+          <w:rFonts w:ascii="Times New Roman" w:hAnsi="Times New Roman" w:cs="Times New Roman"/>
+          <w:sz w:val="28"/>
+          <w:szCs w:val="28"/>
+        </w:rPr>
+        <w:t xml:space="preserve"> Блок «Сбор данных о загрязнении» (</w:t>
       </w:r>
       <w:r>
         <w:rPr>
@@ -9576,7 +10266,23 @@
           <w:sz w:val="28"/>
           <w:szCs w:val="28"/>
         </w:rPr>
-        <w:t>Рисунок 7 – Декомпозиция блока «Сбор данных о загрязнении» (</w:t>
+        <w:t xml:space="preserve">Рисунок 7 </w:t>
+      </w:r>
+      <w:r>
+        <w:rPr>
+          <w:rFonts w:ascii="Times New Roman" w:hAnsi="Times New Roman" w:cs="Times New Roman"/>
+          <w:sz w:val="28"/>
+          <w:szCs w:val="28"/>
+        </w:rPr>
+        <w:t>–</w:t>
+      </w:r>
+      <w:r>
+        <w:rPr>
+          <w:rFonts w:ascii="Times New Roman" w:hAnsi="Times New Roman" w:cs="Times New Roman"/>
+          <w:sz w:val="28"/>
+          <w:szCs w:val="28"/>
+        </w:rPr>
+        <w:t xml:space="preserve"> Декомпозиция блока «Сбор данных о загрязнении» (</w:t>
       </w:r>
       <w:r>
         <w:rPr>
@@ -9685,7 +10391,23 @@
           <w:sz w:val="28"/>
           <w:szCs w:val="28"/>
         </w:rPr>
-        <w:t>Рисунок 8 – Декомпозиция блока «Проверка фотографии» (</w:t>
+        <w:t xml:space="preserve">Рисунок 8 </w:t>
+      </w:r>
+      <w:r>
+        <w:rPr>
+          <w:rFonts w:ascii="Times New Roman" w:hAnsi="Times New Roman" w:cs="Times New Roman"/>
+          <w:sz w:val="28"/>
+          <w:szCs w:val="28"/>
+        </w:rPr>
+        <w:t>–</w:t>
+      </w:r>
+      <w:r>
+        <w:rPr>
+          <w:rFonts w:ascii="Times New Roman" w:hAnsi="Times New Roman" w:cs="Times New Roman"/>
+          <w:sz w:val="28"/>
+          <w:szCs w:val="28"/>
+        </w:rPr>
+        <w:t xml:space="preserve"> Декомпозиция блока «Проверка фотографии» (</w:t>
       </w:r>
       <w:r>
         <w:rPr>
@@ -9807,7 +10529,23 @@
           <w:sz w:val="28"/>
           <w:szCs w:val="28"/>
         </w:rPr>
-        <w:t xml:space="preserve"> – Декомпозиция блока «Обработка фотографии» (</w:t>
+        <w:t xml:space="preserve"> </w:t>
+      </w:r>
+      <w:r>
+        <w:rPr>
+          <w:rFonts w:ascii="Times New Roman" w:hAnsi="Times New Roman" w:cs="Times New Roman"/>
+          <w:sz w:val="28"/>
+          <w:szCs w:val="28"/>
+        </w:rPr>
+        <w:t>–</w:t>
+      </w:r>
+      <w:r>
+        <w:rPr>
+          <w:rFonts w:ascii="Times New Roman" w:hAnsi="Times New Roman" w:cs="Times New Roman"/>
+          <w:sz w:val="28"/>
+          <w:szCs w:val="28"/>
+        </w:rPr>
+        <w:t xml:space="preserve"> Декомпозиция блока «Обработка фотографии» (</w:t>
       </w:r>
       <w:r>
         <w:rPr>
@@ -9846,99 +10584,117 @@
     </w:p>
     <w:p>
       <w:pPr>
-        <w:spacing w:after="80" w:line="240" w:lineRule="auto"/>
+        <w:pStyle w:val="af3"/>
+        <w:spacing w:before="0" w:beforeAutospacing="0" w:after="0" w:afterAutospacing="0"/>
         <w:ind w:firstLine="709"/>
         <w:jc w:val="both"/>
         <w:rPr>
-          <w:rFonts w:ascii="Times New Roman" w:hAnsi="Times New Roman" w:cs="Times New Roman"/>
-          <w:sz w:val="28"/>
-          <w:szCs w:val="28"/>
-        </w:rPr>
-      </w:pPr>
-      <w:r>
-        <w:rPr>
-          <w:rFonts w:ascii="Times New Roman" w:hAnsi="Times New Roman" w:cs="Times New Roman"/>
-          <w:sz w:val="28"/>
-          <w:szCs w:val="28"/>
-        </w:rPr>
-        <w:t xml:space="preserve">Как видно на диаграмме </w:t>
-      </w:r>
-      <w:r>
-        <w:rPr>
-          <w:rFonts w:ascii="Times New Roman" w:hAnsi="Times New Roman" w:cs="Times New Roman"/>
-          <w:sz w:val="28"/>
-          <w:szCs w:val="28"/>
-          <w:lang w:val="en-US"/>
-        </w:rPr>
-        <w:t>AS</w:t>
-      </w:r>
-      <w:r>
-        <w:rPr>
-          <w:rFonts w:ascii="Times New Roman" w:hAnsi="Times New Roman" w:cs="Times New Roman"/>
-          <w:sz w:val="28"/>
-          <w:szCs w:val="28"/>
-        </w:rPr>
-        <w:t xml:space="preserve"> </w:t>
-      </w:r>
-      <w:r>
-        <w:rPr>
-          <w:rFonts w:ascii="Times New Roman" w:hAnsi="Times New Roman" w:cs="Times New Roman"/>
-          <w:sz w:val="28"/>
-          <w:szCs w:val="28"/>
-          <w:lang w:val="en-US"/>
-        </w:rPr>
-        <w:t>IS</w:t>
-      </w:r>
-      <w:r>
-        <w:rPr>
-          <w:rFonts w:ascii="Times New Roman" w:hAnsi="Times New Roman" w:cs="Times New Roman"/>
-          <w:sz w:val="28"/>
-          <w:szCs w:val="28"/>
-        </w:rPr>
-        <w:t xml:space="preserve"> компании приходится выделять дополнительные ресурсы для сбора данных, при этом все эти данные заполняются вручную. В то время как на диаграмме </w:t>
-      </w:r>
-      <w:r>
-        <w:rPr>
-          <w:rFonts w:ascii="Times New Roman" w:hAnsi="Times New Roman" w:cs="Times New Roman"/>
-          <w:sz w:val="28"/>
-          <w:szCs w:val="28"/>
-          <w:lang w:val="en-US"/>
-        </w:rPr>
-        <w:t>TO</w:t>
-      </w:r>
-      <w:r>
-        <w:rPr>
-          <w:rFonts w:ascii="Times New Roman" w:hAnsi="Times New Roman" w:cs="Times New Roman"/>
-          <w:sz w:val="28"/>
-          <w:szCs w:val="28"/>
-        </w:rPr>
-        <w:t xml:space="preserve"> </w:t>
-      </w:r>
-      <w:r>
-        <w:rPr>
-          <w:rFonts w:ascii="Times New Roman" w:hAnsi="Times New Roman" w:cs="Times New Roman"/>
-          <w:sz w:val="28"/>
-          <w:szCs w:val="28"/>
-          <w:lang w:val="en-US"/>
-        </w:rPr>
-        <w:t>BE</w:t>
-      </w:r>
-      <w:r>
-        <w:rPr>
-          <w:rFonts w:ascii="Times New Roman" w:hAnsi="Times New Roman" w:cs="Times New Roman"/>
-          <w:sz w:val="28"/>
-          <w:szCs w:val="28"/>
-        </w:rPr>
-        <w:t xml:space="preserve"> сбором данных </w:t>
-      </w:r>
-      <w:r>
-        <w:rPr>
-          <w:rFonts w:ascii="Times New Roman" w:hAnsi="Times New Roman" w:cs="Times New Roman"/>
+          <w:sz w:val="28"/>
+          <w:szCs w:val="28"/>
+        </w:rPr>
+      </w:pPr>
+      <w:r>
+        <w:rPr>
+          <w:sz w:val="28"/>
+          <w:szCs w:val="28"/>
+        </w:rPr>
+        <w:t xml:space="preserve">На диаграмме состояния </w:t>
+      </w:r>
+      <w:r>
+        <w:rPr>
+          <w:rStyle w:val="af4"/>
+          <w:rFonts w:eastAsiaTheme="majorEastAsia"/>
+          <w:sz w:val="28"/>
+          <w:szCs w:val="28"/>
+        </w:rPr>
+        <w:t>AS IS</w:t>
+      </w:r>
+      <w:r>
+        <w:rPr>
+          <w:sz w:val="28"/>
+          <w:szCs w:val="28"/>
+        </w:rPr>
+        <w:t xml:space="preserve"> отражена текущая модель работы компании, при которой процесс сбора и подготовки данных полностью или в значительной степени ложится на внутренние ресурсы организации. Для </w:t>
+      </w:r>
+      <w:r>
+        <w:rPr>
           <w:sz w:val="28"/>
           <w:szCs w:val="28"/>
         </w:rPr>
         <w:lastRenderedPageBreak/>
-        <w:t>занимается пользователь, который отправляет все нужные данные для автоматической обработки.</w:t>
+        <w:t>получения необходимой информации компания вынуждена задействовать сотрудников, которые вручную собирают данные из различных источников, проверяют их корректность, структурируют и вносят в системы учета или аналитики. Такой подход требует дополнительных временных и финансовых затрат: увеличивается нагрузка на персонал, возрастает риск человеческих ошибок, данные часто поступают с задержками, а их актуальность напрямую зависит от дисциплины и внимательности сотрудников. Кроме того, ручной ввод и обработка информации усложняют масштабирование процессов — при росте количества клиентов или объёма данных компании необходимо пропорционально увеличивать штат или перераспределять ресурсы, что негативно сказывается на эффективности и операционных издержках.</w:t>
+      </w:r>
+    </w:p>
+    <w:p>
+      <w:pPr>
+        <w:pStyle w:val="af3"/>
+        <w:spacing w:before="0" w:beforeAutospacing="0" w:after="0" w:afterAutospacing="0"/>
+        <w:ind w:firstLine="709"/>
+        <w:jc w:val="both"/>
+        <w:rPr>
+          <w:sz w:val="28"/>
+          <w:szCs w:val="28"/>
+        </w:rPr>
+      </w:pPr>
+      <w:r>
+        <w:rPr>
+          <w:sz w:val="28"/>
+          <w:szCs w:val="28"/>
+        </w:rPr>
+        <w:t xml:space="preserve">Диаграмма </w:t>
+      </w:r>
+      <w:r>
+        <w:rPr>
+          <w:rStyle w:val="af4"/>
+          <w:rFonts w:eastAsiaTheme="majorEastAsia"/>
+          <w:b w:val="0"/>
+          <w:bCs w:val="0"/>
+          <w:sz w:val="28"/>
+          <w:szCs w:val="28"/>
+        </w:rPr>
+        <w:t>TO BE</w:t>
+      </w:r>
+      <w:r>
+        <w:rPr>
+          <w:sz w:val="28"/>
+          <w:szCs w:val="28"/>
+        </w:rPr>
+        <w:t xml:space="preserve"> демонстрирует целевую модель, в которой логика работы процесса принципиально меняется. Сбор первичных данных переносится на пользователя: именно он самостоятельно вводит и отправляет всю необходимую информацию через цифровой интерфейс системы. Данные поступают в структурированном виде, сразу в соответствии с заданными правилами и форматами, что позволяет системе автоматически обрабатывать их без участия сотрудников компании. В этой модели человеческий фактор минимизируется — снижается вероятность ошибок, дублирования информации и некорректного заполнения. Обработка данных становится быстрее, так как исключается промежуточный этап ручного ввода и проверки, а результаты доступны практически в реальном времени.</w:t>
+      </w:r>
+    </w:p>
+    <w:p>
+      <w:pPr>
+        <w:pStyle w:val="af3"/>
+        <w:spacing w:before="0" w:beforeAutospacing="0" w:after="0" w:afterAutospacing="0"/>
+        <w:ind w:firstLine="709"/>
+        <w:jc w:val="both"/>
+        <w:rPr>
+          <w:sz w:val="28"/>
+          <w:szCs w:val="28"/>
+        </w:rPr>
+      </w:pPr>
+      <w:r>
+        <w:rPr>
+          <w:sz w:val="28"/>
+          <w:szCs w:val="28"/>
+        </w:rPr>
+        <w:t>Переход от AS IS к TO BE позволяет компании существенно сократить операционные затраты, перераспределить ресурсы сотрудников на более стратегические и аналитические задачи и повысить общую прозрачность процессов. Вместо рутинного ввода данных персонал может заниматься контролем качества, улучшением сервиса и развитием продукта. Одновременно повышается удобство для пользователя: он получает понятный и стандартизированный инструмент для передачи информации, а результат обработки его данных становится более предсказуемым и быстрым. В долгосрочной перспективе такая модель облегчает масштабирование бизнеса, так как рост числа пользователей не требует пропорционального увеличения внутренних ресурсов компании, а система способна автоматически обрабатывать возрастающие объёмы данных.</w:t>
+      </w:r>
+    </w:p>
+    <w:p>
+      <w:pPr>
+        <w:rPr>
+          <w:rFonts w:ascii="Times New Roman" w:eastAsiaTheme="majorEastAsia" w:hAnsi="Times New Roman" w:cs="Times New Roman"/>
+          <w:b/>
+          <w:sz w:val="28"/>
+          <w:szCs w:val="32"/>
+        </w:rPr>
+      </w:pPr>
+      <w:r>
+        <w:rPr>
+          <w:rFonts w:cs="Times New Roman"/>
+        </w:rPr>
+        <w:br w:type="page"/>
       </w:r>
     </w:p>
     <w:p>
@@ -9961,9 +10717,10 @@
         <w:rPr>
           <w:rFonts w:cs="Times New Roman"/>
         </w:rPr>
+        <w:lastRenderedPageBreak/>
         <w:t xml:space="preserve"> </w:t>
       </w:r>
-      <w:bookmarkStart w:id="23" w:name="_Toc216965515"/>
+      <w:bookmarkStart w:id="23" w:name="_Toc217126440"/>
       <w:r>
         <w:rPr>
           <w:rFonts w:cs="Times New Roman"/>
@@ -10062,8 +10819,183 @@
           <w:sz w:val="28"/>
           <w:szCs w:val="28"/>
         </w:rPr>
-        <w:t>Рисунок 8 – Описание вариантов использования</w:t>
-      </w:r>
+        <w:t xml:space="preserve">Рисунок 8 </w:t>
+      </w:r>
+      <w:r>
+        <w:rPr>
+          <w:rFonts w:ascii="Times New Roman" w:hAnsi="Times New Roman" w:cs="Times New Roman"/>
+          <w:sz w:val="28"/>
+          <w:szCs w:val="28"/>
+        </w:rPr>
+        <w:t>–</w:t>
+      </w:r>
+      <w:r>
+        <w:rPr>
+          <w:rFonts w:ascii="Times New Roman" w:hAnsi="Times New Roman" w:cs="Times New Roman"/>
+          <w:sz w:val="28"/>
+          <w:szCs w:val="28"/>
+        </w:rPr>
+        <w:t xml:space="preserve"> Описание вариантов использования</w:t>
+      </w:r>
+    </w:p>
+    <w:p>
+      <w:pPr>
+        <w:spacing w:after="0" w:line="240" w:lineRule="auto"/>
+        <w:ind w:firstLine="709"/>
+        <w:jc w:val="both"/>
+        <w:rPr>
+          <w:rFonts w:ascii="Times New Roman" w:hAnsi="Times New Roman" w:cs="Times New Roman"/>
+          <w:sz w:val="28"/>
+          <w:szCs w:val="28"/>
+        </w:rPr>
+      </w:pPr>
+      <w:r>
+        <w:rPr>
+          <w:rFonts w:ascii="Times New Roman" w:hAnsi="Times New Roman" w:cs="Times New Roman"/>
+          <w:sz w:val="28"/>
+          <w:szCs w:val="28"/>
+        </w:rPr>
+        <w:t>Диаграмма вариантов использования, представленная на рисунке 8, отражает основные сценарии взаимодействия пользователей с системой и демонстрирует функциональные возможности приложения с точки зрения внешних акторов. На диаграмме выделены два ключевых актора — Пользователь и Администратор, каждый из которых выполняет строго определённые роли и имеет доступ к соответствующему набору функций системы.</w:t>
+      </w:r>
+    </w:p>
+    <w:p>
+      <w:pPr>
+        <w:spacing w:after="0" w:line="240" w:lineRule="auto"/>
+        <w:ind w:firstLine="709"/>
+        <w:jc w:val="both"/>
+        <w:rPr>
+          <w:rFonts w:ascii="Times New Roman" w:hAnsi="Times New Roman" w:cs="Times New Roman"/>
+          <w:sz w:val="28"/>
+          <w:szCs w:val="28"/>
+        </w:rPr>
+      </w:pPr>
+      <w:r>
+        <w:rPr>
+          <w:rFonts w:ascii="Times New Roman" w:hAnsi="Times New Roman" w:cs="Times New Roman"/>
+          <w:sz w:val="28"/>
+          <w:szCs w:val="28"/>
+        </w:rPr>
+        <w:t>Актор «Пользователь» представляет конечного пользователя мобильного приложения. Он взаимодействует с системой в рамках игрового и прикладного функционала, связанного с фиксацией экологических загрязнений и участием во внутриигровых механиках. Одним из базовых вариантов использования для пользователя является сценарий «Сделать фотографии мусора», который отражает ключевую функцию приложения — фиксацию фактов загрязнения окружающей среды с помощью мобильного устройства. В рамках этого сценария пользователь фотографирует мусор, тем самым инициируя процесс дальнейшей обработки и анализа данных системой. Этот вариант использования является основополагающим и лежит в основе всей логики приложения.</w:t>
+      </w:r>
+    </w:p>
+    <w:p>
+      <w:pPr>
+        <w:spacing w:after="0" w:line="240" w:lineRule="auto"/>
+        <w:ind w:firstLine="709"/>
+        <w:jc w:val="both"/>
+        <w:rPr>
+          <w:rFonts w:ascii="Times New Roman" w:hAnsi="Times New Roman" w:cs="Times New Roman"/>
+          <w:sz w:val="28"/>
+          <w:szCs w:val="28"/>
+        </w:rPr>
+      </w:pPr>
+      <w:r>
+        <w:rPr>
+          <w:rFonts w:ascii="Times New Roman" w:hAnsi="Times New Roman" w:cs="Times New Roman"/>
+          <w:sz w:val="28"/>
+          <w:szCs w:val="28"/>
+        </w:rPr>
+        <w:t xml:space="preserve">Помимо основной функции, пользователь также может взаимодействовать с экономической и игровой составляющей системы через вариант использования «Купить вещи в внутриигровом магазине». Данный сценарий описывает возможность приобретения виртуальных предметов за внутриигровую валюту, получаемую, в том числе, за активность и выполнение </w:t>
+      </w:r>
+      <w:r>
+        <w:rPr>
+          <w:rFonts w:ascii="Times New Roman" w:hAnsi="Times New Roman" w:cs="Times New Roman"/>
+          <w:sz w:val="28"/>
+          <w:szCs w:val="28"/>
+        </w:rPr>
+        <w:lastRenderedPageBreak/>
+        <w:t>заданий. Наличие этого варианта использования подчёркивает геймификацию приложения и направлено на повышение вовлечённости пользователей.</w:t>
+      </w:r>
+    </w:p>
+    <w:p>
+      <w:pPr>
+        <w:spacing w:after="0" w:line="240" w:lineRule="auto"/>
+        <w:ind w:firstLine="709"/>
+        <w:jc w:val="both"/>
+        <w:rPr>
+          <w:rFonts w:ascii="Times New Roman" w:hAnsi="Times New Roman" w:cs="Times New Roman"/>
+          <w:sz w:val="28"/>
+          <w:szCs w:val="28"/>
+        </w:rPr>
+      </w:pPr>
+      <w:r>
+        <w:rPr>
+          <w:rFonts w:ascii="Times New Roman" w:hAnsi="Times New Roman" w:cs="Times New Roman"/>
+          <w:sz w:val="28"/>
+          <w:szCs w:val="28"/>
+        </w:rPr>
+        <w:t>Ещё одним вариантом использования для пользователя является «Оспорить оценку фотографии». Этот сценарий отражает возможность обратной связи и участия пользователя в процессе контроля качества данных. Если пользователь не согласен с результатом автоматической или ручной оценки загруженной фотографии (например, с классификацией мусора или начисленным вознаграждением), он может инициировать процедуру оспаривания. Таким образом система предусматривает механизм повышения прозрачности и доверия к результатам обработки данных.</w:t>
+      </w:r>
+    </w:p>
+    <w:p>
+      <w:pPr>
+        <w:spacing w:after="0" w:line="240" w:lineRule="auto"/>
+        <w:ind w:firstLine="709"/>
+        <w:jc w:val="both"/>
+        <w:rPr>
+          <w:rFonts w:ascii="Times New Roman" w:hAnsi="Times New Roman" w:cs="Times New Roman"/>
+          <w:sz w:val="28"/>
+          <w:szCs w:val="28"/>
+        </w:rPr>
+      </w:pPr>
+      <w:r>
+        <w:rPr>
+          <w:rFonts w:ascii="Times New Roman" w:hAnsi="Times New Roman" w:cs="Times New Roman"/>
+          <w:sz w:val="28"/>
+          <w:szCs w:val="28"/>
+        </w:rPr>
+        <w:t>Актор «Администратор» представляет сотрудников или модераторов системы, отвечающих за контроль, управление и развитие контента. Для администратора предусмотрен вариант использования «Оценить фотографию пластика», который отражает функцию проверки и валидации пользовательских материалов. В рамках данного сценария администратор анализирует фотографии, при необходимости корректирует результаты автоматической классификации и принимает решения о подтверждении или изменении оценки. Этот вариант использования обеспечивает контроль качества данных и корректную работу ML-моделей.</w:t>
+      </w:r>
+    </w:p>
+    <w:p>
+      <w:pPr>
+        <w:spacing w:after="0" w:line="240" w:lineRule="auto"/>
+        <w:ind w:firstLine="709"/>
+        <w:jc w:val="both"/>
+        <w:rPr>
+          <w:rFonts w:ascii="Times New Roman" w:hAnsi="Times New Roman" w:cs="Times New Roman"/>
+          <w:sz w:val="28"/>
+          <w:szCs w:val="28"/>
+        </w:rPr>
+      </w:pPr>
+      <w:r>
+        <w:rPr>
+          <w:rFonts w:ascii="Times New Roman" w:hAnsi="Times New Roman" w:cs="Times New Roman"/>
+          <w:sz w:val="28"/>
+          <w:szCs w:val="28"/>
+        </w:rPr>
+        <w:t>Дополнительно администратор взаимодействует с системой через вариант использования «Составить задания для игры». Данный сценарий описывает процесс создания и настройки игровых заданий, которые затем становятся доступными пользователям в приложении. Администратор определяет условия заданий, критерии выполнения и размер вознаграждений, тем самым управляя игровой логикой и стимулируя пользовательскую активность.</w:t>
+      </w:r>
+    </w:p>
+    <w:p>
+      <w:pPr>
+        <w:spacing w:after="0" w:line="240" w:lineRule="auto"/>
+        <w:ind w:firstLine="709"/>
+        <w:jc w:val="both"/>
+        <w:rPr>
+          <w:rFonts w:ascii="Times New Roman" w:hAnsi="Times New Roman" w:cs="Times New Roman"/>
+          <w:sz w:val="28"/>
+          <w:szCs w:val="28"/>
+        </w:rPr>
+      </w:pPr>
+      <w:r>
+        <w:rPr>
+          <w:rFonts w:ascii="Times New Roman" w:hAnsi="Times New Roman" w:cs="Times New Roman"/>
+          <w:sz w:val="28"/>
+          <w:szCs w:val="28"/>
+        </w:rPr>
+        <w:t>В целом диаграмма вариантов использования наглядно демонстрирует распределение ответственности между различными типами пользователей системы и подчёркивает ключевые функции приложения: сбор данных о загрязнениях, их оценку и контроль, а также элементы геймификации и взаимодействия с пользователем. Диаграмма позволяет понять, каким образом акторы взаимодействуют с системой, и служит основой для дальнейшего проектирования архитектуры и функциональных требований.</w:t>
+      </w:r>
+    </w:p>
+    <w:p>
+      <w:pPr>
+        <w:spacing w:after="80" w:line="240" w:lineRule="auto"/>
+        <w:rPr>
+          <w:rFonts w:ascii="Times New Roman" w:hAnsi="Times New Roman" w:cs="Times New Roman"/>
+          <w:sz w:val="28"/>
+          <w:szCs w:val="28"/>
+        </w:rPr>
+      </w:pPr>
     </w:p>
     <w:p>
       <w:pPr>
@@ -10076,7 +11008,7 @@
           <w:tab w:val="num" w:pos="360"/>
         </w:tabs>
         <w:spacing w:before="0" w:after="0" w:line="240" w:lineRule="auto"/>
-        <w:ind w:left="1066" w:hanging="357"/>
+        <w:ind w:left="0" w:firstLine="709"/>
         <w:rPr>
           <w:rFonts w:cs="Times New Roman"/>
           <w:szCs w:val="28"/>
@@ -10089,7 +11021,7 @@
         </w:rPr>
         <w:t xml:space="preserve"> </w:t>
       </w:r>
-      <w:bookmarkStart w:id="24" w:name="_Toc216965516"/>
+      <w:bookmarkStart w:id="24" w:name="_Toc217126441"/>
       <w:r>
         <w:rPr>
           <w:rFonts w:cs="Times New Roman"/>
@@ -10395,6 +11327,7 @@
           <w:sz w:val="28"/>
           <w:szCs w:val="28"/>
         </w:rPr>
+        <w:lastRenderedPageBreak/>
         <w:t>Создание нейросети для определения типа и количества пластика</w:t>
       </w:r>
       <w:r>
@@ -10408,6 +11341,7 @@
     </w:p>
     <w:p>
       <w:pPr>
+        <w:jc w:val="both"/>
         <w:rPr>
           <w:rFonts w:ascii="Times New Roman" w:hAnsi="Times New Roman" w:cs="Times New Roman"/>
           <w:sz w:val="28"/>
@@ -10433,7 +11367,7 @@
         <w:spacing w:before="0" w:after="0" w:line="240" w:lineRule="auto"/>
         <w:ind w:left="0" w:firstLine="709"/>
       </w:pPr>
-      <w:bookmarkStart w:id="25" w:name="_Toc216965517"/>
+      <w:bookmarkStart w:id="25" w:name="_Toc217126442"/>
       <w:r>
         <w:lastRenderedPageBreak/>
         <w:t>Проектирование</w:t>
@@ -10446,7 +11380,7 @@
         <w:spacing w:before="0" w:after="0" w:line="240" w:lineRule="auto"/>
         <w:ind w:firstLine="709"/>
       </w:pPr>
-      <w:bookmarkStart w:id="26" w:name="_Toc216965518"/>
+      <w:bookmarkStart w:id="26" w:name="_Toc217126443"/>
       <w:r>
         <w:t xml:space="preserve">2.1 </w:t>
       </w:r>
@@ -10551,6 +11485,7 @@
       <w:pPr>
         <w:spacing w:after="0" w:line="240" w:lineRule="auto"/>
         <w:ind w:firstLine="709"/>
+        <w:jc w:val="both"/>
         <w:rPr>
           <w:rFonts w:ascii="Times New Roman" w:hAnsi="Times New Roman" w:cs="Times New Roman"/>
           <w:sz w:val="28"/>
@@ -10660,6 +11595,7 @@
       <w:pPr>
         <w:spacing w:after="0" w:line="240" w:lineRule="auto"/>
         <w:ind w:firstLine="709"/>
+        <w:jc w:val="both"/>
         <w:rPr>
           <w:rFonts w:ascii="Times New Roman" w:hAnsi="Times New Roman" w:cs="Times New Roman"/>
           <w:sz w:val="28"/>
@@ -10705,6 +11641,7 @@
       <w:pPr>
         <w:spacing w:after="0" w:line="240" w:lineRule="auto"/>
         <w:ind w:firstLine="709"/>
+        <w:jc w:val="both"/>
         <w:rPr>
           <w:rFonts w:ascii="Times New Roman" w:hAnsi="Times New Roman" w:cs="Times New Roman"/>
           <w:sz w:val="28"/>
@@ -10832,6 +11769,7 @@
       <w:pPr>
         <w:spacing w:after="0" w:line="240" w:lineRule="auto"/>
         <w:ind w:firstLine="709"/>
+        <w:jc w:val="both"/>
         <w:rPr>
           <w:rFonts w:ascii="Times New Roman" w:hAnsi="Times New Roman" w:cs="Times New Roman"/>
           <w:sz w:val="28"/>
@@ -10895,6 +11833,7 @@
       <w:pPr>
         <w:spacing w:after="0" w:line="240" w:lineRule="auto"/>
         <w:ind w:firstLine="709"/>
+        <w:jc w:val="both"/>
         <w:rPr>
           <w:rFonts w:ascii="Times New Roman" w:hAnsi="Times New Roman" w:cs="Times New Roman"/>
           <w:sz w:val="28"/>
@@ -10974,6 +11913,7 @@
       <w:pPr>
         <w:spacing w:after="0" w:line="240" w:lineRule="auto"/>
         <w:ind w:firstLine="709"/>
+        <w:jc w:val="both"/>
         <w:rPr>
           <w:rFonts w:ascii="Times New Roman" w:hAnsi="Times New Roman" w:cs="Times New Roman"/>
           <w:sz w:val="28"/>
@@ -11003,6 +11943,7 @@
       <w:pPr>
         <w:spacing w:after="0" w:line="240" w:lineRule="auto"/>
         <w:ind w:firstLine="709"/>
+        <w:jc w:val="both"/>
         <w:rPr>
           <w:rFonts w:ascii="Times New Roman" w:hAnsi="Times New Roman" w:cs="Times New Roman"/>
           <w:sz w:val="28"/>
@@ -11066,7 +12007,7 @@
         <w:spacing w:before="0" w:after="0" w:line="240" w:lineRule="auto"/>
         <w:ind w:firstLine="709"/>
       </w:pPr>
-      <w:bookmarkStart w:id="27" w:name="_Toc216965519"/>
+      <w:bookmarkStart w:id="27" w:name="_Toc217126444"/>
       <w:r>
         <w:t xml:space="preserve">2.2 </w:t>
       </w:r>
@@ -11161,7 +12102,204 @@
           <w:sz w:val="28"/>
           <w:szCs w:val="28"/>
         </w:rPr>
-        <w:t>Рисунок 9 – Архитектура приложения</w:t>
+        <w:t xml:space="preserve">Рисунок 9 </w:t>
+      </w:r>
+      <w:r>
+        <w:rPr>
+          <w:rFonts w:ascii="Times New Roman" w:hAnsi="Times New Roman" w:cs="Times New Roman"/>
+          <w:sz w:val="28"/>
+          <w:szCs w:val="28"/>
+        </w:rPr>
+        <w:t>–</w:t>
+      </w:r>
+      <w:r>
+        <w:rPr>
+          <w:rFonts w:ascii="Times New Roman" w:hAnsi="Times New Roman" w:cs="Times New Roman"/>
+          <w:sz w:val="28"/>
+          <w:szCs w:val="28"/>
+        </w:rPr>
+        <w:t xml:space="preserve"> Архитектура приложения</w:t>
+      </w:r>
+    </w:p>
+    <w:p>
+      <w:pPr>
+        <w:rPr>
+          <w:rFonts w:ascii="Times New Roman" w:hAnsi="Times New Roman" w:cs="Times New Roman"/>
+          <w:sz w:val="28"/>
+          <w:szCs w:val="28"/>
+        </w:rPr>
+      </w:pPr>
+      <w:r>
+        <w:rPr>
+          <w:rFonts w:ascii="Times New Roman" w:hAnsi="Times New Roman" w:cs="Times New Roman"/>
+          <w:sz w:val="28"/>
+          <w:szCs w:val="28"/>
+        </w:rPr>
+        <w:br w:type="page"/>
+      </w:r>
+    </w:p>
+    <w:p>
+      <w:pPr>
+        <w:spacing w:after="0" w:line="240" w:lineRule="auto"/>
+        <w:ind w:firstLine="709"/>
+        <w:jc w:val="both"/>
+        <w:rPr>
+          <w:rFonts w:ascii="Times New Roman" w:hAnsi="Times New Roman" w:cs="Times New Roman"/>
+          <w:sz w:val="28"/>
+          <w:szCs w:val="28"/>
+        </w:rPr>
+      </w:pPr>
+      <w:r>
+        <w:rPr>
+          <w:rFonts w:ascii="Times New Roman" w:hAnsi="Times New Roman" w:cs="Times New Roman"/>
+          <w:sz w:val="28"/>
+          <w:szCs w:val="28"/>
+        </w:rPr>
+        <w:lastRenderedPageBreak/>
+        <w:t>В рамках целевого процесса пользователь взаимодействует с системой через мобильное приложение, которое выступает основным инструментом сбора первичных данных о загрязнениях. Обнаружив участок с мусором, пользователь инициирует фиксацию события непосредственно в приложении, делая фотографию загрязнения с помощью камеры мобильного устройства. В момент создания фотографии автоматически определяется геолокация на основе GPS-модуля смартфона, при необходимости дополняемая данными о времени, направлении съёмки и точности координат. Это позволяет привязать каждое зафиксированное загрязнение к конкретной точке на карте и исключить необходимость ручного указания местоположения, снижая вероятность ошибок и неточностей.</w:t>
+      </w:r>
+    </w:p>
+    <w:p>
+      <w:pPr>
+        <w:spacing w:after="0" w:line="240" w:lineRule="auto"/>
+        <w:ind w:firstLine="709"/>
+        <w:jc w:val="both"/>
+        <w:rPr>
+          <w:rFonts w:ascii="Times New Roman" w:hAnsi="Times New Roman" w:cs="Times New Roman"/>
+          <w:sz w:val="28"/>
+          <w:szCs w:val="28"/>
+        </w:rPr>
+      </w:pPr>
+      <w:r>
+        <w:rPr>
+          <w:rFonts w:ascii="Times New Roman" w:hAnsi="Times New Roman" w:cs="Times New Roman"/>
+          <w:sz w:val="28"/>
+          <w:szCs w:val="28"/>
+        </w:rPr>
+        <w:t>После подтверждения пользователем данные отправляются на серверную часть системы по защищённому каналу связи. Передача включает само изображение, метаданные геолокации, временную метку, идентификатор пользователя и дополнительные параметры, которые могут быть введены вручную (например, комментарий или предполагаемый тип мусора). На стороне бэкенда запускается этап первичной обработки данных: проверяется корректность запроса, валидность координат, формат изображения и соответствие данных установленным требованиям. На этом же этапе могут применяться базовые фильтры, например удаление дубликатов или проверка на повторную фиксацию одного и того же участка.</w:t>
+      </w:r>
+    </w:p>
+    <w:p>
+      <w:pPr>
+        <w:spacing w:after="0" w:line="240" w:lineRule="auto"/>
+        <w:ind w:firstLine="709"/>
+        <w:jc w:val="both"/>
+        <w:rPr>
+          <w:rFonts w:ascii="Times New Roman" w:hAnsi="Times New Roman" w:cs="Times New Roman"/>
+          <w:sz w:val="28"/>
+          <w:szCs w:val="28"/>
+        </w:rPr>
+      </w:pPr>
+      <w:r>
+        <w:rPr>
+          <w:rFonts w:ascii="Times New Roman" w:hAnsi="Times New Roman" w:cs="Times New Roman"/>
+          <w:sz w:val="28"/>
+          <w:szCs w:val="28"/>
+        </w:rPr>
+        <w:t>Далее изображение передаётся в модуль машинного обучения, отвечающий за автоматическую классификацию мусора. ML-модель анализирует фотографию и определяет тип загрязнения (пластик, стекло, строительный мусор, органические отходы и т.д.), а при необходимости — степень загрязнения или ориентировочный объём. Результаты классификации сопровождаются вероятностными оценками, что позволяет в дальнейшем учитывать уровень уверенности модели и при необходимости отправлять данные на дополнительную проверку или уточнение. Такой подход снижает нагрузку на сотрудников и обеспечивает единый, стандартизированный способ интерпретации данных.</w:t>
+      </w:r>
+    </w:p>
+    <w:p>
+      <w:pPr>
+        <w:spacing w:after="0" w:line="240" w:lineRule="auto"/>
+        <w:ind w:firstLine="709"/>
+        <w:jc w:val="both"/>
+        <w:rPr>
+          <w:rFonts w:ascii="Times New Roman" w:hAnsi="Times New Roman" w:cs="Times New Roman"/>
+          <w:sz w:val="28"/>
+          <w:szCs w:val="28"/>
+        </w:rPr>
+      </w:pPr>
+      <w:r>
+        <w:rPr>
+          <w:rFonts w:ascii="Times New Roman" w:hAnsi="Times New Roman" w:cs="Times New Roman"/>
+          <w:sz w:val="28"/>
+          <w:szCs w:val="28"/>
+        </w:rPr>
+        <w:t>После завершения анализа вся информация агрегируется и приводится к единому структурированному формату. На этом этапе формируется JSON-объект, включающий координаты загрязнения, временные данные, результаты ML-классификации, ссылку на изображение, служебные поля (статус обработки, версия модели, уровень уверенности) и идентификаторы, необходимые для дальнейшей работы системы. Использование JSON позволяет гибко расширять структуру данных без изменения базовой логики хранения и облегчает интеграцию с другими сервисами.</w:t>
+      </w:r>
+    </w:p>
+    <w:p>
+      <w:pPr>
+        <w:spacing w:after="0" w:line="240" w:lineRule="auto"/>
+        <w:ind w:firstLine="709"/>
+        <w:jc w:val="both"/>
+        <w:rPr>
+          <w:rFonts w:ascii="Times New Roman" w:hAnsi="Times New Roman" w:cs="Times New Roman"/>
+          <w:sz w:val="28"/>
+          <w:szCs w:val="28"/>
+        </w:rPr>
+      </w:pPr>
+      <w:r>
+        <w:rPr>
+          <w:rFonts w:ascii="Times New Roman" w:hAnsi="Times New Roman" w:cs="Times New Roman"/>
+          <w:sz w:val="28"/>
+          <w:szCs w:val="28"/>
+        </w:rPr>
+        <w:t xml:space="preserve">Сформированный JSON сохраняется в базе данных </w:t>
+      </w:r>
+      <w:proofErr w:type="spellStart"/>
+      <w:r>
+        <w:rPr>
+          <w:rFonts w:ascii="Times New Roman" w:hAnsi="Times New Roman" w:cs="Times New Roman"/>
+          <w:sz w:val="28"/>
+          <w:szCs w:val="28"/>
+        </w:rPr>
+        <w:t>PostgreSQL</w:t>
+      </w:r>
+      <w:proofErr w:type="spellEnd"/>
+      <w:r>
+        <w:rPr>
+          <w:rFonts w:ascii="Times New Roman" w:hAnsi="Times New Roman" w:cs="Times New Roman"/>
+          <w:sz w:val="28"/>
+          <w:szCs w:val="28"/>
+        </w:rPr>
+        <w:t xml:space="preserve">, где данные нормализуются и распределяются по соответствующим таблицам. Географические координаты могут храниться с использованием расширений для пространственных данных, что обеспечивает эффективную работу с картой и </w:t>
+      </w:r>
+      <w:proofErr w:type="spellStart"/>
+      <w:r>
+        <w:rPr>
+          <w:rFonts w:ascii="Times New Roman" w:hAnsi="Times New Roman" w:cs="Times New Roman"/>
+          <w:sz w:val="28"/>
+          <w:szCs w:val="28"/>
+        </w:rPr>
+        <w:t>геозапросами</w:t>
+      </w:r>
+      <w:proofErr w:type="spellEnd"/>
+      <w:r>
+        <w:rPr>
+          <w:rFonts w:ascii="Times New Roman" w:hAnsi="Times New Roman" w:cs="Times New Roman"/>
+          <w:sz w:val="28"/>
+          <w:szCs w:val="28"/>
+        </w:rPr>
+        <w:t xml:space="preserve">. Изображения при этом могут сохраняться отдельно — </w:t>
+      </w:r>
+      <w:r>
+        <w:rPr>
+          <w:rFonts w:ascii="Times New Roman" w:hAnsi="Times New Roman" w:cs="Times New Roman"/>
+          <w:sz w:val="28"/>
+          <w:szCs w:val="28"/>
+        </w:rPr>
+        <w:lastRenderedPageBreak/>
+        <w:t xml:space="preserve">в файловом хранилище или объектном </w:t>
+      </w:r>
+      <w:proofErr w:type="spellStart"/>
+      <w:r>
+        <w:rPr>
+          <w:rFonts w:ascii="Times New Roman" w:hAnsi="Times New Roman" w:cs="Times New Roman"/>
+          <w:sz w:val="28"/>
+          <w:szCs w:val="28"/>
+        </w:rPr>
+        <w:t>storage</w:t>
+      </w:r>
+      <w:proofErr w:type="spellEnd"/>
+      <w:r>
+        <w:rPr>
+          <w:rFonts w:ascii="Times New Roman" w:hAnsi="Times New Roman" w:cs="Times New Roman"/>
+          <w:sz w:val="28"/>
+          <w:szCs w:val="28"/>
+        </w:rPr>
+        <w:t>, а в базе хранится ссылка на файл. Хранимые данные становятся доступными для последующего использования: визуализации загрязнений на интерактивной карте, формирования аналитических отчётов, расчёта статистики по типам мусора и регионам, а также для мониторинга динамики загрязнений во времени.</w:t>
       </w:r>
     </w:p>
     <w:p>
@@ -11181,50 +12319,7 @@
           <w:sz w:val="28"/>
           <w:szCs w:val="28"/>
         </w:rPr>
-        <w:t>Пользователь через мобильное приложение фиксирует фото загрязнения с геолокацией. Данные передаются на бэкенд для обработки</w:t>
-      </w:r>
-      <w:r>
-        <w:rPr>
-          <w:rFonts w:ascii="Times New Roman" w:hAnsi="Times New Roman" w:cs="Times New Roman"/>
-          <w:sz w:val="28"/>
-          <w:szCs w:val="28"/>
-        </w:rPr>
-        <w:t xml:space="preserve">, </w:t>
-      </w:r>
-      <w:r>
-        <w:rPr>
-          <w:rFonts w:ascii="Times New Roman" w:hAnsi="Times New Roman" w:cs="Times New Roman"/>
-          <w:sz w:val="28"/>
-          <w:szCs w:val="28"/>
-        </w:rPr>
-        <w:t xml:space="preserve">включая ML-классификацию мусора. После анализа информация структурируется в JSON, </w:t>
-      </w:r>
-      <w:r>
-        <w:rPr>
-          <w:rFonts w:ascii="Times New Roman" w:hAnsi="Times New Roman" w:cs="Times New Roman"/>
-          <w:sz w:val="28"/>
-          <w:szCs w:val="28"/>
-        </w:rPr>
-        <w:lastRenderedPageBreak/>
-        <w:t xml:space="preserve">а затем сохраняется в базу </w:t>
-      </w:r>
-      <w:proofErr w:type="spellStart"/>
-      <w:r>
-        <w:rPr>
-          <w:rFonts w:ascii="Times New Roman" w:hAnsi="Times New Roman" w:cs="Times New Roman"/>
-          <w:sz w:val="28"/>
-          <w:szCs w:val="28"/>
-        </w:rPr>
-        <w:t>PostgreSQL</w:t>
-      </w:r>
-      <w:proofErr w:type="spellEnd"/>
-      <w:r>
-        <w:rPr>
-          <w:rFonts w:ascii="Times New Roman" w:hAnsi="Times New Roman" w:cs="Times New Roman"/>
-          <w:sz w:val="28"/>
-          <w:szCs w:val="28"/>
-        </w:rPr>
-        <w:t xml:space="preserve"> для дальнейшего использования в карте и отчётах.</w:t>
+        <w:t>В результате выстраивается сквозной автоматизированный процесс, в котором пользователь выполняет только простое и понятное действие — фиксирует факт загрязнения, а вся дальнейшая обработка происходит без ручного вмешательства. Это повышает скорость получения данных, их точность и масштабируемость системы, позволяя эффективно использовать собранную информацию как в оперативных задачах, так и в долгосрочной аналитике и принятии управленческих решений.</w:t>
       </w:r>
     </w:p>
     <w:p>
@@ -11233,7 +12328,7 @@
         <w:spacing w:before="0" w:after="0" w:line="240" w:lineRule="auto"/>
         <w:ind w:firstLine="709"/>
       </w:pPr>
-      <w:bookmarkStart w:id="28" w:name="_Toc216965520"/>
+      <w:bookmarkStart w:id="28" w:name="_Toc217126445"/>
       <w:r>
         <w:t xml:space="preserve">2.3 </w:t>
       </w:r>
@@ -11330,85 +12425,126 @@
     </w:p>
     <w:p>
       <w:pPr>
+        <w:spacing w:after="80" w:line="240" w:lineRule="auto"/>
+        <w:ind w:firstLine="709"/>
+        <w:jc w:val="center"/>
+        <w:rPr>
+          <w:rFonts w:ascii="Times New Roman" w:hAnsi="Times New Roman" w:cs="Times New Roman"/>
+          <w:sz w:val="28"/>
+          <w:szCs w:val="28"/>
+        </w:rPr>
+      </w:pPr>
+      <w:r>
+        <w:rPr>
+          <w:rFonts w:ascii="Times New Roman" w:hAnsi="Times New Roman" w:cs="Times New Roman"/>
+          <w:sz w:val="28"/>
+          <w:szCs w:val="28"/>
+        </w:rPr>
+        <w:t xml:space="preserve">Рисунок 9 </w:t>
+      </w:r>
+      <w:r>
+        <w:rPr>
+          <w:rFonts w:ascii="Times New Roman" w:hAnsi="Times New Roman" w:cs="Times New Roman"/>
+          <w:sz w:val="28"/>
+          <w:szCs w:val="28"/>
+        </w:rPr>
+        <w:t>–</w:t>
+      </w:r>
+      <w:r>
+        <w:rPr>
+          <w:rFonts w:ascii="Times New Roman" w:hAnsi="Times New Roman" w:cs="Times New Roman"/>
+          <w:sz w:val="28"/>
+          <w:szCs w:val="28"/>
+        </w:rPr>
+        <w:t xml:space="preserve"> схема базы данных</w:t>
+      </w:r>
+    </w:p>
+    <w:p>
+      <w:pPr>
+        <w:spacing w:after="0" w:line="240" w:lineRule="auto"/>
+        <w:ind w:left="709"/>
+        <w:rPr>
+          <w:rFonts w:ascii="Times New Roman" w:hAnsi="Times New Roman" w:cs="Times New Roman"/>
+          <w:sz w:val="28"/>
+          <w:szCs w:val="28"/>
+        </w:rPr>
+      </w:pPr>
+      <w:r>
+        <w:rPr>
+          <w:rFonts w:ascii="Times New Roman" w:hAnsi="Times New Roman" w:cs="Times New Roman"/>
+          <w:sz w:val="28"/>
+          <w:szCs w:val="28"/>
+        </w:rPr>
+        <w:t>Описание сущностей</w:t>
+      </w:r>
+      <w:r>
+        <w:rPr>
+          <w:rFonts w:ascii="Times New Roman" w:hAnsi="Times New Roman" w:cs="Times New Roman"/>
+          <w:sz w:val="28"/>
+          <w:szCs w:val="28"/>
+        </w:rPr>
+        <w:t xml:space="preserve"> см. в таблице 2</w:t>
+      </w:r>
+    </w:p>
+    <w:p>
+      <w:pPr>
+        <w:rPr>
+          <w:rFonts w:ascii="Times New Roman" w:hAnsi="Times New Roman" w:cs="Times New Roman"/>
+          <w:sz w:val="28"/>
+          <w:szCs w:val="28"/>
+        </w:rPr>
+      </w:pPr>
+      <w:r>
+        <w:rPr>
+          <w:rFonts w:ascii="Times New Roman" w:hAnsi="Times New Roman" w:cs="Times New Roman"/>
+          <w:sz w:val="28"/>
+          <w:szCs w:val="28"/>
+        </w:rPr>
+        <w:br w:type="page"/>
+      </w:r>
+    </w:p>
+    <w:p>
+      <w:pPr>
         <w:spacing w:after="0" w:line="240" w:lineRule="auto"/>
         <w:ind w:firstLine="709"/>
-        <w:jc w:val="center"/>
-        <w:rPr>
-          <w:rFonts w:ascii="Times New Roman" w:hAnsi="Times New Roman" w:cs="Times New Roman"/>
-          <w:sz w:val="28"/>
-          <w:szCs w:val="28"/>
-        </w:rPr>
-      </w:pPr>
-      <w:r>
-        <w:rPr>
-          <w:rFonts w:ascii="Times New Roman" w:hAnsi="Times New Roman" w:cs="Times New Roman"/>
-          <w:sz w:val="28"/>
-          <w:szCs w:val="28"/>
-        </w:rPr>
-        <w:t>Рисунок 9 – схема базы данных</w:t>
-      </w:r>
-    </w:p>
-    <w:p>
-      <w:pPr>
-        <w:spacing w:after="80" w:line="240" w:lineRule="auto"/>
-        <w:rPr>
-          <w:rFonts w:ascii="Times New Roman" w:hAnsi="Times New Roman" w:cs="Times New Roman"/>
-          <w:sz w:val="28"/>
-          <w:szCs w:val="28"/>
-        </w:rPr>
-      </w:pPr>
-    </w:p>
-    <w:p>
-      <w:pPr>
-        <w:spacing w:after="0" w:line="240" w:lineRule="auto"/>
-        <w:ind w:left="709"/>
-        <w:rPr>
-          <w:rFonts w:ascii="Times New Roman" w:hAnsi="Times New Roman" w:cs="Times New Roman"/>
-          <w:sz w:val="28"/>
-          <w:szCs w:val="28"/>
-        </w:rPr>
-      </w:pPr>
-      <w:r>
-        <w:rPr>
-          <w:rFonts w:ascii="Times New Roman" w:hAnsi="Times New Roman" w:cs="Times New Roman"/>
-          <w:sz w:val="28"/>
-          <w:szCs w:val="28"/>
-        </w:rPr>
-        <w:t>Описание сущностей</w:t>
-      </w:r>
-      <w:r>
-        <w:rPr>
-          <w:rFonts w:ascii="Times New Roman" w:hAnsi="Times New Roman" w:cs="Times New Roman"/>
-          <w:sz w:val="28"/>
-          <w:szCs w:val="28"/>
-        </w:rPr>
-        <w:t xml:space="preserve"> см. в таблице 2</w:t>
-      </w:r>
-    </w:p>
-    <w:p>
-      <w:pPr>
-        <w:spacing w:after="0" w:line="240" w:lineRule="auto"/>
-        <w:ind w:firstLine="709"/>
-        <w:rPr>
-          <w:rFonts w:ascii="Times New Roman" w:hAnsi="Times New Roman" w:cs="Times New Roman"/>
-          <w:sz w:val="28"/>
-          <w:szCs w:val="28"/>
-        </w:rPr>
-      </w:pPr>
-      <w:r>
-        <w:rPr>
-          <w:rFonts w:ascii="Times New Roman" w:hAnsi="Times New Roman" w:cs="Times New Roman"/>
-          <w:sz w:val="28"/>
-          <w:szCs w:val="28"/>
-        </w:rPr>
-        <w:t>Таблица 2 – Описание сущностей</w:t>
-      </w:r>
-    </w:p>
+        <w:rPr>
+          <w:rFonts w:ascii="Times New Roman" w:hAnsi="Times New Roman" w:cs="Times New Roman"/>
+          <w:sz w:val="28"/>
+          <w:szCs w:val="28"/>
+        </w:rPr>
+      </w:pPr>
+      <w:r>
+        <w:rPr>
+          <w:rFonts w:ascii="Times New Roman" w:hAnsi="Times New Roman" w:cs="Times New Roman"/>
+          <w:sz w:val="28"/>
+          <w:szCs w:val="28"/>
+        </w:rPr>
+        <w:lastRenderedPageBreak/>
+        <w:t xml:space="preserve">Таблица 2 </w:t>
+      </w:r>
+      <w:r>
+        <w:rPr>
+          <w:rFonts w:ascii="Times New Roman" w:hAnsi="Times New Roman" w:cs="Times New Roman"/>
+          <w:sz w:val="28"/>
+          <w:szCs w:val="28"/>
+        </w:rPr>
+        <w:t>–</w:t>
+      </w:r>
+      <w:r>
+        <w:rPr>
+          <w:rFonts w:ascii="Times New Roman" w:hAnsi="Times New Roman" w:cs="Times New Roman"/>
+          <w:sz w:val="28"/>
+          <w:szCs w:val="28"/>
+        </w:rPr>
+        <w:t xml:space="preserve"> Описание сущностей</w:t>
+      </w:r>
+    </w:p>
+    <w:p/>
     <w:tbl>
       <w:tblPr>
         <w:tblStyle w:val="ac"/>
+        <w:tblpPr w:leftFromText="180" w:rightFromText="180" w:vertAnchor="page" w:horzAnchor="margin" w:tblpXSpec="right" w:tblpY="1477"/>
         <w:tblW w:w="0" w:type="auto"/>
-        <w:tblInd w:w="709" w:type="dxa"/>
         <w:tblLook w:val="04A0" w:firstRow="1" w:lastRow="0" w:firstColumn="1" w:lastColumn="0" w:noHBand="0" w:noVBand="1"/>
       </w:tblPr>
       <w:tblGrid>
@@ -11431,6 +12567,8 @@
             <w:r>
               <w:rPr>
                 <w:rFonts w:ascii="Times New Roman" w:hAnsi="Times New Roman" w:cs="Times New Roman"/>
+                <w:b/>
+                <w:bCs/>
                 <w:sz w:val="28"/>
                 <w:szCs w:val="28"/>
               </w:rPr>
@@ -11453,6 +12591,8 @@
             <w:r>
               <w:rPr>
                 <w:rFonts w:ascii="Times New Roman" w:hAnsi="Times New Roman" w:cs="Times New Roman"/>
+                <w:b/>
+                <w:bCs/>
                 <w:sz w:val="28"/>
                 <w:szCs w:val="28"/>
               </w:rPr>
@@ -11474,14 +12614,16 @@
                 <w:szCs w:val="28"/>
               </w:rPr>
             </w:pPr>
-            <w:r>
-              <w:rPr>
-                <w:rFonts w:ascii="Times New Roman" w:hAnsi="Times New Roman" w:cs="Times New Roman"/>
-                <w:sz w:val="28"/>
-                <w:szCs w:val="28"/>
-              </w:rPr>
-              <w:t>User</w:t>
-            </w:r>
+            <w:proofErr w:type="spellStart"/>
+            <w:r>
+              <w:rPr>
+                <w:rFonts w:ascii="Times New Roman" w:hAnsi="Times New Roman" w:cs="Times New Roman"/>
+                <w:sz w:val="28"/>
+                <w:szCs w:val="28"/>
+              </w:rPr>
+              <w:t>Classification</w:t>
+            </w:r>
+            <w:proofErr w:type="spellEnd"/>
           </w:p>
         </w:tc>
         <w:tc>
@@ -11502,15 +12644,24 @@
                 <w:sz w:val="28"/>
                 <w:szCs w:val="28"/>
               </w:rPr>
-              <w:t>П</w:t>
-            </w:r>
-            <w:r>
-              <w:rPr>
-                <w:rFonts w:ascii="Times New Roman" w:hAnsi="Times New Roman" w:cs="Times New Roman"/>
-                <w:sz w:val="28"/>
-                <w:szCs w:val="28"/>
-              </w:rPr>
-              <w:t>ользователи: учет, профили, история активности, уровни, валюта</w:t>
+              <w:t>К</w:t>
+            </w:r>
+            <w:r>
+              <w:rPr>
+                <w:rFonts w:ascii="Times New Roman" w:hAnsi="Times New Roman" w:cs="Times New Roman"/>
+                <w:sz w:val="28"/>
+                <w:szCs w:val="28"/>
+              </w:rPr>
+              <w:t>лассификация мусора: тип, количество от A</w:t>
+            </w:r>
+            <w:r>
+              <w:rPr>
+                <w:rFonts w:ascii="Times New Roman" w:hAnsi="Times New Roman" w:cs="Times New Roman"/>
+                <w:sz w:val="28"/>
+                <w:szCs w:val="28"/>
+                <w:lang w:val="en-US"/>
+              </w:rPr>
+              <w:t>I</w:t>
             </w:r>
           </w:p>
         </w:tc>
@@ -11528,122 +12679,6 @@
                 <w:szCs w:val="28"/>
               </w:rPr>
             </w:pPr>
-            <w:r>
-              <w:rPr>
-                <w:rFonts w:ascii="Times New Roman" w:hAnsi="Times New Roman" w:cs="Times New Roman"/>
-                <w:sz w:val="28"/>
-                <w:szCs w:val="28"/>
-              </w:rPr>
-              <w:t>Report</w:t>
-            </w:r>
-          </w:p>
-        </w:tc>
-        <w:tc>
-          <w:tcPr>
-            <w:tcW w:w="4317" w:type="dxa"/>
-          </w:tcPr>
-          <w:p>
-            <w:pPr>
-              <w:rPr>
-                <w:rFonts w:ascii="Times New Roman" w:hAnsi="Times New Roman" w:cs="Times New Roman"/>
-                <w:sz w:val="28"/>
-                <w:szCs w:val="28"/>
-              </w:rPr>
-            </w:pPr>
-            <w:r>
-              <w:rPr>
-                <w:rFonts w:ascii="Times New Roman" w:hAnsi="Times New Roman" w:cs="Times New Roman"/>
-                <w:sz w:val="28"/>
-                <w:szCs w:val="28"/>
-              </w:rPr>
-              <w:t>О</w:t>
-            </w:r>
-            <w:r>
-              <w:rPr>
-                <w:rFonts w:ascii="Times New Roman" w:hAnsi="Times New Roman" w:cs="Times New Roman"/>
-                <w:sz w:val="28"/>
-                <w:szCs w:val="28"/>
-              </w:rPr>
-              <w:t>тчеты/фотографии загрязнений: непроверенные/проверенные</w:t>
-            </w:r>
-          </w:p>
-        </w:tc>
-      </w:tr>
-    </w:tbl>
-    <w:p>
-      <w:r>
-        <w:tab/>
-      </w:r>
-    </w:p>
-    <w:p>
-      <w:pPr>
-        <w:rPr>
-          <w:rFonts w:ascii="Times New Roman" w:hAnsi="Times New Roman" w:cs="Times New Roman"/>
-          <w:sz w:val="28"/>
-          <w:szCs w:val="28"/>
-        </w:rPr>
-      </w:pPr>
-      <w:r>
-        <w:rPr>
-          <w:rFonts w:ascii="Times New Roman" w:hAnsi="Times New Roman" w:cs="Times New Roman"/>
-          <w:sz w:val="28"/>
-          <w:szCs w:val="28"/>
-        </w:rPr>
-        <w:br w:type="page"/>
-      </w:r>
-    </w:p>
-    <w:p>
-      <w:pPr>
-        <w:spacing w:after="0" w:line="240" w:lineRule="auto"/>
-        <w:ind w:firstLine="709"/>
-        <w:rPr>
-          <w:rFonts w:ascii="Times New Roman" w:hAnsi="Times New Roman" w:cs="Times New Roman"/>
-          <w:sz w:val="28"/>
-          <w:szCs w:val="28"/>
-        </w:rPr>
-      </w:pPr>
-      <w:r>
-        <w:rPr>
-          <w:rFonts w:ascii="Times New Roman" w:hAnsi="Times New Roman" w:cs="Times New Roman"/>
-          <w:sz w:val="28"/>
-          <w:szCs w:val="28"/>
-        </w:rPr>
-        <w:lastRenderedPageBreak/>
-        <w:t>Продолжение таблицы</w:t>
-      </w:r>
-      <w:r>
-        <w:rPr>
-          <w:rFonts w:ascii="Times New Roman" w:hAnsi="Times New Roman" w:cs="Times New Roman"/>
-          <w:sz w:val="28"/>
-          <w:szCs w:val="28"/>
-        </w:rPr>
-        <w:t xml:space="preserve"> 2</w:t>
-      </w:r>
-    </w:p>
-    <w:tbl>
-      <w:tblPr>
-        <w:tblStyle w:val="ac"/>
-        <w:tblW w:w="0" w:type="auto"/>
-        <w:tblInd w:w="709" w:type="dxa"/>
-        <w:tblLook w:val="04A0" w:firstRow="1" w:lastRow="0" w:firstColumn="1" w:lastColumn="0" w:noHBand="0" w:noVBand="1"/>
-      </w:tblPr>
-      <w:tblGrid>
-        <w:gridCol w:w="4319"/>
-        <w:gridCol w:w="4317"/>
-      </w:tblGrid>
-      <w:tr>
-        <w:tc>
-          <w:tcPr>
-            <w:tcW w:w="4319" w:type="dxa"/>
-          </w:tcPr>
-          <w:p>
-            <w:pPr>
-              <w:rPr>
-                <w:rFonts w:ascii="Times New Roman" w:hAnsi="Times New Roman" w:cs="Times New Roman"/>
-                <w:sz w:val="28"/>
-                <w:szCs w:val="28"/>
-              </w:rPr>
-            </w:pPr>
             <w:proofErr w:type="spellStart"/>
             <w:r>
               <w:rPr>
@@ -11651,7 +12686,7 @@
                 <w:sz w:val="28"/>
                 <w:szCs w:val="28"/>
               </w:rPr>
-              <w:t>Classification</w:t>
+              <w:t>Item</w:t>
             </w:r>
             <w:proofErr w:type="spellEnd"/>
           </w:p>
@@ -11674,24 +12709,15 @@
                 <w:sz w:val="28"/>
                 <w:szCs w:val="28"/>
               </w:rPr>
-              <w:t>К</w:t>
-            </w:r>
-            <w:r>
-              <w:rPr>
-                <w:rFonts w:ascii="Times New Roman" w:hAnsi="Times New Roman" w:cs="Times New Roman"/>
-                <w:sz w:val="28"/>
-                <w:szCs w:val="28"/>
-              </w:rPr>
-              <w:t>лассификация мусора: тип, количество от A</w:t>
-            </w:r>
-            <w:r>
-              <w:rPr>
-                <w:rFonts w:ascii="Times New Roman" w:hAnsi="Times New Roman" w:cs="Times New Roman"/>
-                <w:sz w:val="28"/>
-                <w:szCs w:val="28"/>
-                <w:lang w:val="en-US"/>
-              </w:rPr>
-              <w:t>I</w:t>
+              <w:t>В</w:t>
+            </w:r>
+            <w:r>
+              <w:rPr>
+                <w:rFonts w:ascii="Times New Roman" w:hAnsi="Times New Roman" w:cs="Times New Roman"/>
+                <w:sz w:val="28"/>
+                <w:szCs w:val="28"/>
+              </w:rPr>
+              <w:t>нутриигровые предметы для покупки</w:t>
             </w:r>
           </w:p>
         </w:tc>
@@ -11716,7 +12742,7 @@
                 <w:sz w:val="28"/>
                 <w:szCs w:val="28"/>
               </w:rPr>
-              <w:t>Item</w:t>
+              <w:t>Purchase</w:t>
             </w:r>
             <w:proofErr w:type="spellEnd"/>
           </w:p>
@@ -11739,15 +12765,15 @@
                 <w:sz w:val="28"/>
                 <w:szCs w:val="28"/>
               </w:rPr>
-              <w:t>В</w:t>
-            </w:r>
-            <w:r>
-              <w:rPr>
-                <w:rFonts w:ascii="Times New Roman" w:hAnsi="Times New Roman" w:cs="Times New Roman"/>
-                <w:sz w:val="28"/>
-                <w:szCs w:val="28"/>
-              </w:rPr>
-              <w:t>нутриигровые предметы для покупки</w:t>
+              <w:t>П</w:t>
+            </w:r>
+            <w:r>
+              <w:rPr>
+                <w:rFonts w:ascii="Times New Roman" w:hAnsi="Times New Roman" w:cs="Times New Roman"/>
+                <w:sz w:val="28"/>
+                <w:szCs w:val="28"/>
+              </w:rPr>
+              <w:t>окупки предметов</w:t>
             </w:r>
           </w:p>
         </w:tc>
@@ -11765,16 +12791,14 @@
                 <w:szCs w:val="28"/>
               </w:rPr>
             </w:pPr>
-            <w:proofErr w:type="spellStart"/>
-            <w:r>
-              <w:rPr>
-                <w:rFonts w:ascii="Times New Roman" w:hAnsi="Times New Roman" w:cs="Times New Roman"/>
-                <w:sz w:val="28"/>
-                <w:szCs w:val="28"/>
-              </w:rPr>
-              <w:t>Purchase</w:t>
-            </w:r>
-            <w:proofErr w:type="spellEnd"/>
+            <w:r>
+              <w:rPr>
+                <w:rFonts w:ascii="Times New Roman" w:hAnsi="Times New Roman" w:cs="Times New Roman"/>
+                <w:sz w:val="28"/>
+                <w:szCs w:val="28"/>
+              </w:rPr>
+              <w:t>Task</w:t>
+            </w:r>
           </w:p>
         </w:tc>
         <w:tc>
@@ -11795,15 +12819,7 @@
                 <w:sz w:val="28"/>
                 <w:szCs w:val="28"/>
               </w:rPr>
-              <w:t>П</w:t>
-            </w:r>
-            <w:r>
-              <w:rPr>
-                <w:rFonts w:ascii="Times New Roman" w:hAnsi="Times New Roman" w:cs="Times New Roman"/>
-                <w:sz w:val="28"/>
-                <w:szCs w:val="28"/>
-              </w:rPr>
-              <w:t>окупки предметов</w:t>
+              <w:t>Составление заданий</w:t>
             </w:r>
           </w:p>
         </w:tc>
@@ -11821,14 +12837,16 @@
                 <w:szCs w:val="28"/>
               </w:rPr>
             </w:pPr>
-            <w:r>
-              <w:rPr>
-                <w:rFonts w:ascii="Times New Roman" w:hAnsi="Times New Roman" w:cs="Times New Roman"/>
-                <w:sz w:val="28"/>
-                <w:szCs w:val="28"/>
-              </w:rPr>
-              <w:t>Task</w:t>
-            </w:r>
+            <w:proofErr w:type="spellStart"/>
+            <w:r>
+              <w:rPr>
+                <w:rFonts w:ascii="Times New Roman" w:hAnsi="Times New Roman" w:cs="Times New Roman"/>
+                <w:sz w:val="28"/>
+                <w:szCs w:val="28"/>
+              </w:rPr>
+              <w:t>UserTask</w:t>
+            </w:r>
+            <w:proofErr w:type="spellEnd"/>
           </w:p>
         </w:tc>
         <w:tc>
@@ -11849,7 +12867,15 @@
                 <w:sz w:val="28"/>
                 <w:szCs w:val="28"/>
               </w:rPr>
-              <w:t>Составление заданий</w:t>
+              <w:t>С</w:t>
+            </w:r>
+            <w:r>
+              <w:rPr>
+                <w:rFonts w:ascii="Times New Roman" w:hAnsi="Times New Roman" w:cs="Times New Roman"/>
+                <w:sz w:val="28"/>
+                <w:szCs w:val="28"/>
+              </w:rPr>
+              <w:t>вязь пользователя и заданий: статус выполнения</w:t>
             </w:r>
           </w:p>
         </w:tc>
@@ -11874,7 +12900,7 @@
                 <w:sz w:val="28"/>
                 <w:szCs w:val="28"/>
               </w:rPr>
-              <w:t>UserTask</w:t>
+              <w:t>Achievement</w:t>
             </w:r>
             <w:proofErr w:type="spellEnd"/>
           </w:p>
@@ -11897,15 +12923,15 @@
                 <w:sz w:val="28"/>
                 <w:szCs w:val="28"/>
               </w:rPr>
-              <w:t>С</w:t>
-            </w:r>
-            <w:r>
-              <w:rPr>
-                <w:rFonts w:ascii="Times New Roman" w:hAnsi="Times New Roman" w:cs="Times New Roman"/>
-                <w:sz w:val="28"/>
-                <w:szCs w:val="28"/>
-              </w:rPr>
-              <w:t>вязь пользователя и заданий: статус выполнения</w:t>
+              <w:t>Д</w:t>
+            </w:r>
+            <w:r>
+              <w:rPr>
+                <w:rFonts w:ascii="Times New Roman" w:hAnsi="Times New Roman" w:cs="Times New Roman"/>
+                <w:sz w:val="28"/>
+                <w:szCs w:val="28"/>
+              </w:rPr>
+              <w:t>остижения для прогрессии</w:t>
             </w:r>
           </w:p>
         </w:tc>
@@ -11930,7 +12956,7 @@
                 <w:sz w:val="28"/>
                 <w:szCs w:val="28"/>
               </w:rPr>
-              <w:t>Achievement</w:t>
+              <w:t>UserAchievement</w:t>
             </w:r>
             <w:proofErr w:type="spellEnd"/>
           </w:p>
@@ -11953,15 +12979,15 @@
                 <w:sz w:val="28"/>
                 <w:szCs w:val="28"/>
               </w:rPr>
-              <w:t>Д</w:t>
-            </w:r>
-            <w:r>
-              <w:rPr>
-                <w:rFonts w:ascii="Times New Roman" w:hAnsi="Times New Roman" w:cs="Times New Roman"/>
-                <w:sz w:val="28"/>
-                <w:szCs w:val="28"/>
-              </w:rPr>
-              <w:t>остижения для прогрессии</w:t>
+              <w:t>Р</w:t>
+            </w:r>
+            <w:r>
+              <w:rPr>
+                <w:rFonts w:ascii="Times New Roman" w:hAnsi="Times New Roman" w:cs="Times New Roman"/>
+                <w:sz w:val="28"/>
+                <w:szCs w:val="28"/>
+              </w:rPr>
+              <w:t>азблокированные достижения</w:t>
             </w:r>
           </w:p>
         </w:tc>
@@ -11986,7 +13012,7 @@
                 <w:sz w:val="28"/>
                 <w:szCs w:val="28"/>
               </w:rPr>
-              <w:t>UserAchievement</w:t>
+              <w:t>ModerationLog</w:t>
             </w:r>
             <w:proofErr w:type="spellEnd"/>
           </w:p>
@@ -12009,15 +13035,64 @@
                 <w:sz w:val="28"/>
                 <w:szCs w:val="28"/>
               </w:rPr>
-              <w:t>Р</w:t>
-            </w:r>
-            <w:r>
-              <w:rPr>
-                <w:rFonts w:ascii="Times New Roman" w:hAnsi="Times New Roman" w:cs="Times New Roman"/>
-                <w:sz w:val="28"/>
-                <w:szCs w:val="28"/>
-              </w:rPr>
-              <w:t>азблокированные достижения</w:t>
+              <w:t>Лог модерации для аудита</w:t>
+            </w:r>
+          </w:p>
+        </w:tc>
+      </w:tr>
+      <w:tr>
+        <w:trPr>
+          <w:trHeight w:val="718"/>
+        </w:trPr>
+        <w:tc>
+          <w:tcPr>
+            <w:tcW w:w="4319" w:type="dxa"/>
+          </w:tcPr>
+          <w:p>
+            <w:pPr>
+              <w:rPr>
+                <w:rFonts w:ascii="Times New Roman" w:hAnsi="Times New Roman" w:cs="Times New Roman"/>
+                <w:sz w:val="28"/>
+                <w:szCs w:val="28"/>
+              </w:rPr>
+            </w:pPr>
+            <w:r>
+              <w:rPr>
+                <w:rFonts w:ascii="Times New Roman" w:hAnsi="Times New Roman" w:cs="Times New Roman"/>
+                <w:sz w:val="28"/>
+                <w:szCs w:val="28"/>
+              </w:rPr>
+              <w:t>User</w:t>
+            </w:r>
+          </w:p>
+        </w:tc>
+        <w:tc>
+          <w:tcPr>
+            <w:tcW w:w="4317" w:type="dxa"/>
+          </w:tcPr>
+          <w:p>
+            <w:pPr>
+              <w:rPr>
+                <w:rFonts w:ascii="Times New Roman" w:hAnsi="Times New Roman" w:cs="Times New Roman"/>
+                <w:sz w:val="28"/>
+                <w:szCs w:val="28"/>
+              </w:rPr>
+            </w:pPr>
+            <w:r>
+              <w:rPr>
+                <w:rFonts w:ascii="Times New Roman" w:hAnsi="Times New Roman" w:cs="Times New Roman"/>
+                <w:sz w:val="28"/>
+                <w:szCs w:val="28"/>
+              </w:rPr>
+              <w:t>П</w:t>
+            </w:r>
+            <w:r>
+              <w:rPr>
+                <w:rFonts w:ascii="Times New Roman" w:hAnsi="Times New Roman" w:cs="Times New Roman"/>
+                <w:sz w:val="28"/>
+                <w:szCs w:val="28"/>
+              </w:rPr>
+              <w:t>ользователи: учет, профили, история активности, уровни, валюта</w:t>
             </w:r>
           </w:p>
         </w:tc>
@@ -12035,16 +13110,14 @@
                 <w:szCs w:val="28"/>
               </w:rPr>
             </w:pPr>
-            <w:proofErr w:type="spellStart"/>
-            <w:r>
-              <w:rPr>
-                <w:rFonts w:ascii="Times New Roman" w:hAnsi="Times New Roman" w:cs="Times New Roman"/>
-                <w:sz w:val="28"/>
-                <w:szCs w:val="28"/>
-              </w:rPr>
-              <w:t>ModerationLog</w:t>
-            </w:r>
-            <w:proofErr w:type="spellEnd"/>
+            <w:r>
+              <w:rPr>
+                <w:rFonts w:ascii="Times New Roman" w:hAnsi="Times New Roman" w:cs="Times New Roman"/>
+                <w:sz w:val="28"/>
+                <w:szCs w:val="28"/>
+              </w:rPr>
+              <w:t>Report</w:t>
+            </w:r>
           </w:p>
         </w:tc>
         <w:tc>
@@ -12065,7 +13138,15 @@
                 <w:sz w:val="28"/>
                 <w:szCs w:val="28"/>
               </w:rPr>
-              <w:t>Лог модерации для аудита</w:t>
+              <w:t>О</w:t>
+            </w:r>
+            <w:r>
+              <w:rPr>
+                <w:rFonts w:ascii="Times New Roman" w:hAnsi="Times New Roman" w:cs="Times New Roman"/>
+                <w:sz w:val="28"/>
+                <w:szCs w:val="28"/>
+              </w:rPr>
+              <w:t>тчеты/фотографии загрязнений: непроверенные/проверенные</w:t>
             </w:r>
           </w:p>
         </w:tc>
@@ -12073,11 +13154,21 @@
     </w:tbl>
     <w:p>
       <w:pPr>
+        <w:spacing w:after="0" w:line="240" w:lineRule="auto"/>
+        <w:rPr>
+          <w:rFonts w:ascii="Times New Roman" w:hAnsi="Times New Roman" w:cs="Times New Roman"/>
+          <w:sz w:val="28"/>
+          <w:szCs w:val="28"/>
+        </w:rPr>
+      </w:pPr>
+    </w:p>
+    <w:p>
+      <w:pPr>
         <w:pStyle w:val="2"/>
         <w:spacing w:before="80" w:after="0" w:line="240" w:lineRule="auto"/>
         <w:ind w:firstLine="709"/>
       </w:pPr>
-      <w:bookmarkStart w:id="29" w:name="_Toc216965521"/>
+      <w:bookmarkStart w:id="29" w:name="_Toc217126446"/>
       <w:r>
         <w:t xml:space="preserve">2.4 </w:t>
       </w:r>
@@ -12090,6 +13181,7 @@
       <w:pPr>
         <w:spacing w:after="0" w:line="240" w:lineRule="auto"/>
         <w:ind w:firstLine="709"/>
+        <w:jc w:val="both"/>
         <w:rPr>
           <w:rFonts w:ascii="Times New Roman" w:hAnsi="Times New Roman" w:cs="Times New Roman"/>
           <w:sz w:val="28"/>
@@ -12123,6 +13215,7 @@
         <w:spacing w:after="0" w:line="240" w:lineRule="auto"/>
         <w:ind w:left="0" w:firstLine="709"/>
         <w:contextualSpacing w:val="0"/>
+        <w:jc w:val="both"/>
         <w:rPr>
           <w:rFonts w:ascii="Times New Roman" w:hAnsi="Times New Roman" w:cs="Times New Roman"/>
           <w:sz w:val="28"/>
@@ -12164,6 +13257,7 @@
         </w:numPr>
         <w:spacing w:after="0" w:line="240" w:lineRule="auto"/>
         <w:ind w:left="0" w:firstLine="1418"/>
+        <w:jc w:val="both"/>
         <w:rPr>
           <w:rFonts w:ascii="Times New Roman" w:hAnsi="Times New Roman" w:cs="Times New Roman"/>
           <w:sz w:val="28"/>
@@ -12195,6 +13289,7 @@
         </w:numPr>
         <w:spacing w:after="0" w:line="240" w:lineRule="auto"/>
         <w:ind w:left="0" w:firstLine="1418"/>
+        <w:jc w:val="both"/>
         <w:rPr>
           <w:rFonts w:ascii="Times New Roman" w:hAnsi="Times New Roman" w:cs="Times New Roman"/>
           <w:sz w:val="28"/>
@@ -12226,6 +13321,7 @@
         </w:numPr>
         <w:spacing w:after="0" w:line="240" w:lineRule="auto"/>
         <w:ind w:left="0" w:firstLine="709"/>
+        <w:jc w:val="both"/>
         <w:rPr>
           <w:rFonts w:ascii="Times New Roman" w:hAnsi="Times New Roman" w:cs="Times New Roman"/>
           <w:sz w:val="28"/>
@@ -12319,6 +13415,7 @@
         <w:spacing w:after="0" w:line="240" w:lineRule="auto"/>
         <w:ind w:left="0" w:firstLine="1418"/>
         <w:contextualSpacing w:val="0"/>
+        <w:jc w:val="both"/>
         <w:rPr>
           <w:rFonts w:ascii="Times New Roman" w:hAnsi="Times New Roman" w:cs="Times New Roman"/>
           <w:sz w:val="28"/>
@@ -12344,6 +13441,7 @@
         <w:spacing w:after="0" w:line="240" w:lineRule="auto"/>
         <w:ind w:left="0" w:firstLine="1418"/>
         <w:contextualSpacing w:val="0"/>
+        <w:jc w:val="both"/>
         <w:rPr>
           <w:rFonts w:ascii="Times New Roman" w:hAnsi="Times New Roman" w:cs="Times New Roman"/>
           <w:sz w:val="28"/>
@@ -12367,6 +13465,7 @@
         </w:numPr>
         <w:spacing w:after="0" w:line="240" w:lineRule="auto"/>
         <w:ind w:left="0" w:firstLine="1418"/>
+        <w:jc w:val="both"/>
         <w:rPr>
           <w:rFonts w:ascii="Times New Roman" w:hAnsi="Times New Roman" w:cs="Times New Roman"/>
           <w:sz w:val="28"/>
@@ -12392,6 +13491,7 @@
         <w:spacing w:after="0" w:line="240" w:lineRule="auto"/>
         <w:ind w:left="0" w:firstLine="709"/>
         <w:contextualSpacing w:val="0"/>
+        <w:jc w:val="both"/>
         <w:rPr>
           <w:rFonts w:ascii="Times New Roman" w:hAnsi="Times New Roman" w:cs="Times New Roman"/>
           <w:sz w:val="28"/>
@@ -12413,6 +13513,7 @@
         <w:spacing w:after="0" w:line="240" w:lineRule="auto"/>
         <w:ind w:left="0" w:firstLine="1418"/>
         <w:contextualSpacing w:val="0"/>
+        <w:jc w:val="both"/>
         <w:rPr>
           <w:rFonts w:ascii="Times New Roman" w:hAnsi="Times New Roman" w:cs="Times New Roman"/>
           <w:sz w:val="28"/>
@@ -12479,7 +13580,23 @@
           <w:szCs w:val="28"/>
         </w:rPr>
         <w:lastRenderedPageBreak/>
-        <w:t>Таблица 3 – Назначение экранов</w:t>
+        <w:t xml:space="preserve">Таблица 3 </w:t>
+      </w:r>
+      <w:r>
+        <w:rPr>
+          <w:rFonts w:ascii="Times New Roman" w:hAnsi="Times New Roman" w:cs="Times New Roman"/>
+          <w:sz w:val="28"/>
+          <w:szCs w:val="28"/>
+        </w:rPr>
+        <w:t>–</w:t>
+      </w:r>
+      <w:r>
+        <w:rPr>
+          <w:rFonts w:ascii="Times New Roman" w:hAnsi="Times New Roman" w:cs="Times New Roman"/>
+          <w:sz w:val="28"/>
+          <w:szCs w:val="28"/>
+        </w:rPr>
+        <w:t xml:space="preserve"> Назначение экранов</w:t>
       </w:r>
     </w:p>
     <w:tbl>
@@ -12507,7 +13624,6 @@
               <w:right w:val="single" w:sz="4" w:space="0" w:color="auto"/>
             </w:tcBorders>
             <w:vAlign w:val="center"/>
-            <w:hideMark/>
           </w:tcPr>
           <w:p>
             <w:pPr>
@@ -12551,7 +13667,6 @@
               <w:right w:val="single" w:sz="4" w:space="0" w:color="auto"/>
             </w:tcBorders>
             <w:vAlign w:val="center"/>
-            <w:hideMark/>
           </w:tcPr>
           <w:p>
             <w:pPr>
@@ -12595,7 +13710,6 @@
               <w:right w:val="single" w:sz="4" w:space="0" w:color="auto"/>
             </w:tcBorders>
             <w:vAlign w:val="center"/>
-            <w:hideMark/>
           </w:tcPr>
           <w:p>
             <w:pPr>
@@ -12669,7 +13783,6 @@
               <w:right w:val="single" w:sz="4" w:space="0" w:color="auto"/>
             </w:tcBorders>
             <w:vAlign w:val="center"/>
-            <w:hideMark/>
           </w:tcPr>
           <w:p>
             <w:pPr>
@@ -12736,7 +13849,7 @@
       </w:tr>
       <w:tr>
         <w:trPr>
-          <w:trHeight w:val="5184"/>
+          <w:trHeight w:val="3326"/>
         </w:trPr>
         <w:tc>
           <w:tcPr>
@@ -12753,7 +13866,6 @@
           <w:p>
             <w:pPr>
               <w:spacing w:after="0" w:line="240" w:lineRule="auto"/>
-              <w:jc w:val="right"/>
               <w:rPr>
                 <w:rFonts w:ascii="Times New Roman" w:eastAsia="Times New Roman" w:hAnsi="Times New Roman" w:cs="Times New Roman"/>
                 <w:color w:val="000000"/>
@@ -12946,7 +14058,7 @@
       </w:tr>
       <w:tr>
         <w:trPr>
-          <w:trHeight w:val="4608"/>
+          <w:trHeight w:val="2963"/>
         </w:trPr>
         <w:tc>
           <w:tcPr>
@@ -13191,33 +14303,13 @@
           </w:p>
         </w:tc>
       </w:tr>
-    </w:tbl>
-    <w:p/>
-    <w:p/>
-    <w:p/>
-    <w:p/>
-    <w:p/>
-    <w:p/>
-    <w:p/>
-    <w:tbl>
-      <w:tblPr>
-        <w:tblpPr w:leftFromText="180" w:rightFromText="180" w:vertAnchor="page" w:horzAnchor="margin" w:tblpY="1516"/>
-        <w:tblW w:w="9634" w:type="dxa"/>
-        <w:tblLook w:val="04A0" w:firstRow="1" w:lastRow="0" w:firstColumn="1" w:lastColumn="0" w:noHBand="0" w:noVBand="1"/>
-      </w:tblPr>
-      <w:tblGrid>
-        <w:gridCol w:w="970"/>
-        <w:gridCol w:w="1875"/>
-        <w:gridCol w:w="2961"/>
-        <w:gridCol w:w="3828"/>
-      </w:tblGrid>
       <w:tr>
         <w:trPr>
-          <w:trHeight w:val="4896"/>
+          <w:trHeight w:val="3514"/>
         </w:trPr>
         <w:tc>
           <w:tcPr>
-            <w:tcW w:w="970" w:type="dxa"/>
+            <w:tcW w:w="1096" w:type="dxa"/>
             <w:tcBorders>
               <w:top w:val="single" w:sz="4" w:space="0" w:color="auto"/>
               <w:left w:val="single" w:sz="4" w:space="0" w:color="auto"/>
@@ -13225,7 +14317,6 @@
               <w:right w:val="single" w:sz="4" w:space="0" w:color="auto"/>
             </w:tcBorders>
             <w:vAlign w:val="center"/>
-            <w:hideMark/>
           </w:tcPr>
           <w:p>
             <w:pPr>
@@ -13250,14 +14341,13 @@
                 <w:lang w:eastAsia="ru-RU"/>
                 <w14:ligatures w14:val="none"/>
               </w:rPr>
-              <w:lastRenderedPageBreak/>
               <w:t>3</w:t>
             </w:r>
           </w:p>
         </w:tc>
         <w:tc>
           <w:tcPr>
-            <w:tcW w:w="1875" w:type="dxa"/>
+            <w:tcW w:w="1766" w:type="dxa"/>
             <w:tcBorders>
               <w:top w:val="single" w:sz="4" w:space="0" w:color="auto"/>
               <w:left w:val="nil"/>
@@ -13265,7 +14355,6 @@
               <w:right w:val="single" w:sz="4" w:space="0" w:color="auto"/>
             </w:tcBorders>
             <w:vAlign w:val="center"/>
-            <w:hideMark/>
           </w:tcPr>
           <w:p>
             <w:pPr>
@@ -13296,7 +14385,7 @@
         </w:tc>
         <w:tc>
           <w:tcPr>
-            <w:tcW w:w="2961" w:type="dxa"/>
+            <w:tcW w:w="3235" w:type="dxa"/>
             <w:tcBorders>
               <w:top w:val="single" w:sz="4" w:space="0" w:color="auto"/>
               <w:left w:val="nil"/>
@@ -13304,7 +14393,6 @@
               <w:right w:val="single" w:sz="4" w:space="0" w:color="auto"/>
             </w:tcBorders>
             <w:vAlign w:val="center"/>
-            <w:hideMark/>
           </w:tcPr>
           <w:p>
             <w:pPr>
@@ -13335,7 +14423,7 @@
         </w:tc>
         <w:tc>
           <w:tcPr>
-            <w:tcW w:w="3828" w:type="dxa"/>
+            <w:tcW w:w="3537" w:type="dxa"/>
             <w:tcBorders>
               <w:top w:val="single" w:sz="4" w:space="0" w:color="auto"/>
               <w:left w:val="nil"/>
@@ -13343,7 +14431,6 @@
               <w:right w:val="single" w:sz="4" w:space="0" w:color="auto"/>
             </w:tcBorders>
             <w:vAlign w:val="center"/>
-            <w:hideMark/>
           </w:tcPr>
           <w:p>
             <w:pPr>
@@ -13471,275 +14558,31 @@
           </w:p>
         </w:tc>
       </w:tr>
-      <w:tr>
-        <w:trPr>
-          <w:trHeight w:val="4608"/>
-        </w:trPr>
-        <w:tc>
-          <w:tcPr>
-            <w:tcW w:w="970" w:type="dxa"/>
-            <w:tcBorders>
-              <w:top w:val="single" w:sz="4" w:space="0" w:color="auto"/>
-              <w:left w:val="single" w:sz="4" w:space="0" w:color="auto"/>
-              <w:bottom w:val="single" w:sz="4" w:space="0" w:color="auto"/>
-              <w:right w:val="single" w:sz="4" w:space="0" w:color="auto"/>
-            </w:tcBorders>
-            <w:vAlign w:val="center"/>
-            <w:hideMark/>
-          </w:tcPr>
-          <w:p>
-            <w:pPr>
-              <w:spacing w:after="0" w:line="240" w:lineRule="auto"/>
-              <w:rPr>
-                <w:rFonts w:ascii="Times New Roman" w:eastAsia="Times New Roman" w:hAnsi="Times New Roman" w:cs="Times New Roman"/>
-                <w:color w:val="000000"/>
-                <w:kern w:val="0"/>
-                <w:sz w:val="28"/>
-                <w:szCs w:val="28"/>
-                <w:lang w:eastAsia="ru-RU"/>
-                <w14:ligatures w14:val="none"/>
-              </w:rPr>
-            </w:pPr>
-            <w:r>
-              <w:rPr>
-                <w:rFonts w:ascii="Times New Roman" w:eastAsia="Times New Roman" w:hAnsi="Times New Roman" w:cs="Times New Roman"/>
-                <w:color w:val="000000"/>
-                <w:kern w:val="0"/>
-                <w:sz w:val="28"/>
-                <w:szCs w:val="28"/>
-                <w:lang w:eastAsia="ru-RU"/>
-                <w14:ligatures w14:val="none"/>
-              </w:rPr>
-              <w:t>4</w:t>
-            </w:r>
-          </w:p>
-        </w:tc>
-        <w:tc>
-          <w:tcPr>
-            <w:tcW w:w="1875" w:type="dxa"/>
-            <w:tcBorders>
-              <w:top w:val="single" w:sz="4" w:space="0" w:color="auto"/>
-              <w:left w:val="nil"/>
-              <w:bottom w:val="single" w:sz="4" w:space="0" w:color="auto"/>
-              <w:right w:val="single" w:sz="4" w:space="0" w:color="auto"/>
-            </w:tcBorders>
-            <w:vAlign w:val="center"/>
-            <w:hideMark/>
-          </w:tcPr>
-          <w:p>
-            <w:pPr>
-              <w:spacing w:after="0" w:line="240" w:lineRule="auto"/>
-              <w:rPr>
-                <w:rFonts w:ascii="Times New Roman" w:eastAsia="Times New Roman" w:hAnsi="Times New Roman" w:cs="Times New Roman"/>
-                <w:color w:val="000000"/>
-                <w:kern w:val="0"/>
-                <w:sz w:val="28"/>
-                <w:szCs w:val="28"/>
-                <w:lang w:eastAsia="ru-RU"/>
-                <w14:ligatures w14:val="none"/>
-              </w:rPr>
-            </w:pPr>
-            <w:r>
-              <w:rPr>
-                <w:rFonts w:ascii="Times New Roman" w:eastAsia="Times New Roman" w:hAnsi="Times New Roman" w:cs="Times New Roman"/>
-                <w:color w:val="000000"/>
-                <w:kern w:val="0"/>
-                <w:sz w:val="28"/>
-                <w:szCs w:val="28"/>
-                <w:lang w:eastAsia="ru-RU"/>
-                <w14:ligatures w14:val="none"/>
-              </w:rPr>
-              <w:t>Магазин</w:t>
-            </w:r>
-          </w:p>
-        </w:tc>
-        <w:tc>
-          <w:tcPr>
-            <w:tcW w:w="2961" w:type="dxa"/>
-            <w:tcBorders>
-              <w:top w:val="single" w:sz="4" w:space="0" w:color="auto"/>
-              <w:left w:val="nil"/>
-              <w:bottom w:val="single" w:sz="4" w:space="0" w:color="auto"/>
-              <w:right w:val="single" w:sz="4" w:space="0" w:color="auto"/>
-            </w:tcBorders>
-            <w:vAlign w:val="center"/>
-            <w:hideMark/>
-          </w:tcPr>
-          <w:p>
-            <w:pPr>
-              <w:spacing w:after="0" w:line="240" w:lineRule="auto"/>
-              <w:rPr>
-                <w:rFonts w:ascii="Times New Roman" w:eastAsia="Times New Roman" w:hAnsi="Times New Roman" w:cs="Times New Roman"/>
-                <w:color w:val="000000"/>
-                <w:kern w:val="0"/>
-                <w:sz w:val="28"/>
-                <w:szCs w:val="28"/>
-                <w:lang w:eastAsia="ru-RU"/>
-                <w14:ligatures w14:val="none"/>
-              </w:rPr>
-            </w:pPr>
-            <w:r>
-              <w:rPr>
-                <w:rFonts w:ascii="Times New Roman" w:eastAsia="Times New Roman" w:hAnsi="Times New Roman" w:cs="Times New Roman"/>
-                <w:color w:val="000000"/>
-                <w:kern w:val="0"/>
-                <w:sz w:val="28"/>
-                <w:szCs w:val="28"/>
-                <w:lang w:eastAsia="ru-RU"/>
-                <w14:ligatures w14:val="none"/>
-              </w:rPr>
-              <w:t>Нет</w:t>
-            </w:r>
-          </w:p>
-        </w:tc>
-        <w:tc>
-          <w:tcPr>
-            <w:tcW w:w="3828" w:type="dxa"/>
-            <w:tcBorders>
-              <w:top w:val="single" w:sz="4" w:space="0" w:color="auto"/>
-              <w:left w:val="nil"/>
-              <w:bottom w:val="single" w:sz="4" w:space="0" w:color="auto"/>
-              <w:right w:val="single" w:sz="4" w:space="0" w:color="auto"/>
-            </w:tcBorders>
-            <w:vAlign w:val="center"/>
-            <w:hideMark/>
-          </w:tcPr>
-          <w:p>
-            <w:pPr>
-              <w:spacing w:after="0" w:line="240" w:lineRule="auto"/>
-              <w:rPr>
-                <w:rFonts w:ascii="Times New Roman" w:eastAsia="Times New Roman" w:hAnsi="Times New Roman" w:cs="Times New Roman"/>
-                <w:color w:val="000000"/>
-                <w:kern w:val="0"/>
-                <w:sz w:val="28"/>
-                <w:szCs w:val="28"/>
-                <w:lang w:eastAsia="ru-RU"/>
-                <w14:ligatures w14:val="none"/>
-              </w:rPr>
-            </w:pPr>
-            <w:r>
-              <w:rPr>
-                <w:rFonts w:ascii="Times New Roman" w:eastAsia="Times New Roman" w:hAnsi="Times New Roman" w:cs="Times New Roman"/>
-                <w:color w:val="000000"/>
-                <w:kern w:val="0"/>
-                <w:sz w:val="28"/>
-                <w:szCs w:val="28"/>
-                <w:lang w:eastAsia="ru-RU"/>
-                <w14:ligatures w14:val="none"/>
-              </w:rPr>
-              <w:t>Экран просмотра и покупки внутриигровых предметов: список товаров с ценами</w:t>
-            </w:r>
-            <w:r>
-              <w:rPr>
-                <w:rFonts w:ascii="Times New Roman" w:eastAsia="Times New Roman" w:hAnsi="Times New Roman" w:cs="Times New Roman"/>
-                <w:color w:val="000000"/>
-                <w:kern w:val="0"/>
-                <w:sz w:val="28"/>
-                <w:szCs w:val="28"/>
-                <w:lang w:eastAsia="ru-RU"/>
-                <w14:ligatures w14:val="none"/>
-              </w:rPr>
-              <w:t>,</w:t>
-            </w:r>
-            <w:r>
-              <w:rPr>
-                <w:rFonts w:ascii="Times New Roman" w:eastAsia="Times New Roman" w:hAnsi="Times New Roman" w:cs="Times New Roman"/>
-                <w:color w:val="000000"/>
-                <w:kern w:val="0"/>
-                <w:sz w:val="28"/>
-                <w:szCs w:val="28"/>
-                <w:lang w:eastAsia="ru-RU"/>
-                <w14:ligatures w14:val="none"/>
-              </w:rPr>
-              <w:t xml:space="preserve"> кнопки "Купить". </w:t>
-            </w:r>
-            <w:r>
-              <w:rPr>
-                <w:rFonts w:ascii="Times New Roman" w:eastAsia="Times New Roman" w:hAnsi="Times New Roman" w:cs="Times New Roman"/>
-                <w:color w:val="000000"/>
-                <w:kern w:val="0"/>
-                <w:sz w:val="28"/>
-                <w:szCs w:val="28"/>
-                <w:lang w:eastAsia="ru-RU"/>
-                <w14:ligatures w14:val="none"/>
-              </w:rPr>
-              <w:t>П</w:t>
-            </w:r>
-            <w:r>
-              <w:rPr>
-                <w:rFonts w:ascii="Times New Roman" w:eastAsia="Times New Roman" w:hAnsi="Times New Roman" w:cs="Times New Roman"/>
-                <w:color w:val="000000"/>
-                <w:kern w:val="0"/>
-                <w:sz w:val="28"/>
-                <w:szCs w:val="28"/>
-                <w:lang w:eastAsia="ru-RU"/>
-                <w14:ligatures w14:val="none"/>
-              </w:rPr>
-              <w:t xml:space="preserve">ри клике на предмет </w:t>
-            </w:r>
-            <w:r>
-              <w:rPr>
-                <w:rFonts w:ascii="Times New Roman" w:eastAsia="Times New Roman" w:hAnsi="Times New Roman" w:cs="Times New Roman"/>
-                <w:color w:val="000000"/>
-                <w:kern w:val="0"/>
-                <w:sz w:val="28"/>
-                <w:szCs w:val="28"/>
-                <w:lang w:eastAsia="ru-RU"/>
-                <w14:ligatures w14:val="none"/>
-              </w:rPr>
-              <w:t>–</w:t>
-            </w:r>
-            <w:r>
-              <w:rPr>
-                <w:rFonts w:ascii="Times New Roman" w:eastAsia="Times New Roman" w:hAnsi="Times New Roman" w:cs="Times New Roman"/>
-                <w:color w:val="000000"/>
-                <w:kern w:val="0"/>
-                <w:sz w:val="28"/>
-                <w:szCs w:val="28"/>
-                <w:lang w:eastAsia="ru-RU"/>
-                <w14:ligatures w14:val="none"/>
-              </w:rPr>
-              <w:t xml:space="preserve"> просмотр деталей, покупка вычитает валюту из баланса, обновляет профиль. Фильтры по типу предметов.</w:t>
-            </w:r>
-          </w:p>
-        </w:tc>
-      </w:tr>
     </w:tbl>
     <w:p>
       <w:pPr>
-        <w:spacing w:after="0" w:line="240" w:lineRule="auto"/>
-        <w:rPr>
-          <w:rFonts w:ascii="Times New Roman" w:hAnsi="Times New Roman" w:cs="Times New Roman"/>
-          <w:sz w:val="28"/>
-          <w:szCs w:val="28"/>
-        </w:rPr>
-      </w:pPr>
-      <w:r>
-        <w:rPr>
-          <w:rFonts w:ascii="Times New Roman" w:hAnsi="Times New Roman" w:cs="Times New Roman"/>
-          <w:sz w:val="28"/>
-          <w:szCs w:val="28"/>
-        </w:rPr>
-        <w:t>Продолжение таблицы 3</w:t>
-      </w:r>
-    </w:p>
-    <w:p/>
-    <w:p/>
+        <w:rPr>
+          <w:rFonts w:ascii="Times New Roman" w:hAnsi="Times New Roman" w:cs="Times New Roman"/>
+          <w:sz w:val="28"/>
+          <w:szCs w:val="28"/>
+        </w:rPr>
+      </w:pPr>
+    </w:p>
     <w:tbl>
       <w:tblPr>
-        <w:tblpPr w:leftFromText="180" w:rightFromText="180" w:vertAnchor="page" w:horzAnchor="margin" w:tblpY="1471"/>
+        <w:tblpPr w:leftFromText="180" w:rightFromText="180" w:vertAnchor="page" w:horzAnchor="margin" w:tblpY="1489"/>
         <w:tblW w:w="9634" w:type="dxa"/>
         <w:tblLook w:val="04A0" w:firstRow="1" w:lastRow="0" w:firstColumn="1" w:lastColumn="0" w:noHBand="0" w:noVBand="1"/>
       </w:tblPr>
       <w:tblGrid>
-        <w:gridCol w:w="970"/>
+        <w:gridCol w:w="1096"/>
         <w:gridCol w:w="1875"/>
-        <w:gridCol w:w="2961"/>
+        <w:gridCol w:w="2835"/>
         <w:gridCol w:w="3828"/>
       </w:tblGrid>
       <w:tr>
         <w:trPr>
-          <w:trHeight w:val="4608"/>
+          <w:trHeight w:val="1260"/>
         </w:trPr>
         <w:tc>
           <w:tcPr>
@@ -13768,6 +14611,8 @@
             <w:r>
               <w:rPr>
                 <w:rFonts w:ascii="Times New Roman" w:eastAsia="Times New Roman" w:hAnsi="Times New Roman" w:cs="Times New Roman"/>
+                <w:b/>
+                <w:bCs/>
                 <w:color w:val="000000"/>
                 <w:kern w:val="0"/>
                 <w:sz w:val="28"/>
@@ -13776,7 +14621,7 @@
                 <w14:ligatures w14:val="none"/>
               </w:rPr>
               <w:lastRenderedPageBreak/>
-              <w:t>5</w:t>
+              <w:t>Номер экрана</w:t>
             </w:r>
           </w:p>
         </w:tc>
@@ -13807,6 +14652,8 @@
             <w:r>
               <w:rPr>
                 <w:rFonts w:ascii="Times New Roman" w:eastAsia="Times New Roman" w:hAnsi="Times New Roman" w:cs="Times New Roman"/>
+                <w:b/>
+                <w:bCs/>
                 <w:color w:val="000000"/>
                 <w:kern w:val="0"/>
                 <w:sz w:val="28"/>
@@ -13814,7 +14661,7 @@
                 <w:lang w:eastAsia="ru-RU"/>
                 <w14:ligatures w14:val="none"/>
               </w:rPr>
-              <w:t>Экран кастомизации</w:t>
+              <w:t>Краткое название (Name)</w:t>
             </w:r>
           </w:p>
         </w:tc>
@@ -13845,6 +14692,8 @@
             <w:r>
               <w:rPr>
                 <w:rFonts w:ascii="Times New Roman" w:eastAsia="Times New Roman" w:hAnsi="Times New Roman" w:cs="Times New Roman"/>
+                <w:b/>
+                <w:bCs/>
                 <w:color w:val="000000"/>
                 <w:kern w:val="0"/>
                 <w:sz w:val="28"/>
@@ -13852,7 +14701,37 @@
                 <w:lang w:eastAsia="ru-RU"/>
                 <w14:ligatures w14:val="none"/>
               </w:rPr>
-              <w:t>- Нет полей ввода (выбор из галереи предметов).</w:t>
+              <w:t>Поля ввода для валидации (</w:t>
+            </w:r>
+            <w:proofErr w:type="spellStart"/>
+            <w:r>
+              <w:rPr>
+                <w:rFonts w:ascii="Times New Roman" w:eastAsia="Times New Roman" w:hAnsi="Times New Roman" w:cs="Times New Roman"/>
+                <w:b/>
+                <w:bCs/>
+                <w:color w:val="000000"/>
+                <w:kern w:val="0"/>
+                <w:sz w:val="28"/>
+                <w:szCs w:val="28"/>
+                <w:lang w:eastAsia="ru-RU"/>
+                <w14:ligatures w14:val="none"/>
+              </w:rPr>
+              <w:t>Validation</w:t>
+            </w:r>
+            <w:proofErr w:type="spellEnd"/>
+            <w:r>
+              <w:rPr>
+                <w:rFonts w:ascii="Times New Roman" w:eastAsia="Times New Roman" w:hAnsi="Times New Roman" w:cs="Times New Roman"/>
+                <w:b/>
+                <w:bCs/>
+                <w:color w:val="000000"/>
+                <w:kern w:val="0"/>
+                <w:sz w:val="28"/>
+                <w:szCs w:val="28"/>
+                <w:lang w:eastAsia="ru-RU"/>
+                <w14:ligatures w14:val="none"/>
+              </w:rPr>
+              <w:t>)</w:t>
             </w:r>
           </w:p>
         </w:tc>
@@ -13883,6 +14762,8 @@
             <w:r>
               <w:rPr>
                 <w:rFonts w:ascii="Times New Roman" w:eastAsia="Times New Roman" w:hAnsi="Times New Roman" w:cs="Times New Roman"/>
+                <w:b/>
+                <w:bCs/>
                 <w:color w:val="000000"/>
                 <w:kern w:val="0"/>
                 <w:sz w:val="28"/>
@@ -13890,20 +14771,69 @@
                 <w:lang w:eastAsia="ru-RU"/>
                 <w14:ligatures w14:val="none"/>
               </w:rPr>
-              <w:t xml:space="preserve">Экран персонализации профиля: просмотр аватара, выбор купленных предметов (бейджи, аксессуары), применение изменений. </w:t>
-            </w:r>
-            <w:r>
+              <w:t>Описание экрана и его поведения (</w:t>
+            </w:r>
+            <w:proofErr w:type="spellStart"/>
+            <w:r>
+              <w:rPr>
+                <w:rFonts w:ascii="Times New Roman" w:eastAsia="Times New Roman" w:hAnsi="Times New Roman" w:cs="Times New Roman"/>
+                <w:b/>
+                <w:bCs/>
+                <w:color w:val="000000"/>
+                <w:kern w:val="0"/>
+                <w:sz w:val="28"/>
+                <w:szCs w:val="28"/>
+                <w:lang w:eastAsia="ru-RU"/>
+                <w14:ligatures w14:val="none"/>
+              </w:rPr>
+              <w:t>Behavior</w:t>
+            </w:r>
+            <w:proofErr w:type="spellEnd"/>
+            <w:r>
+              <w:rPr>
+                <w:rFonts w:ascii="Times New Roman" w:eastAsia="Times New Roman" w:hAnsi="Times New Roman" w:cs="Times New Roman"/>
+                <w:b/>
+                <w:bCs/>
+                <w:color w:val="000000"/>
+                <w:kern w:val="0"/>
+                <w:sz w:val="28"/>
+                <w:szCs w:val="28"/>
+                <w:lang w:eastAsia="ru-RU"/>
+                <w14:ligatures w14:val="none"/>
+              </w:rPr>
+              <w:t>)</w:t>
+            </w:r>
+          </w:p>
+        </w:tc>
+      </w:tr>
+      <w:tr>
+        <w:trPr>
+          <w:trHeight w:val="3532"/>
+        </w:trPr>
+        <w:tc>
+          <w:tcPr>
+            <w:tcW w:w="970" w:type="dxa"/>
+            <w:tcBorders>
+              <w:top w:val="single" w:sz="4" w:space="0" w:color="auto"/>
+              <w:left w:val="single" w:sz="4" w:space="0" w:color="auto"/>
+              <w:bottom w:val="single" w:sz="4" w:space="0" w:color="auto"/>
+              <w:right w:val="single" w:sz="4" w:space="0" w:color="auto"/>
+            </w:tcBorders>
+            <w:vAlign w:val="center"/>
+          </w:tcPr>
+          <w:p>
+            <w:pPr>
+              <w:spacing w:after="0" w:line="240" w:lineRule="auto"/>
               <w:rPr>
                 <w:rFonts w:ascii="Times New Roman" w:eastAsia="Times New Roman" w:hAnsi="Times New Roman" w:cs="Times New Roman"/>
                 <w:color w:val="000000"/>
                 <w:kern w:val="0"/>
                 <w:sz w:val="28"/>
                 <w:szCs w:val="28"/>
-                <w:lang w:eastAsia="ru-RU"/>
+                <w:lang w:val="en-US" w:eastAsia="ru-RU"/>
                 <w14:ligatures w14:val="none"/>
               </w:rPr>
-              <w:t>К</w:t>
-            </w:r>
+            </w:pPr>
             <w:r>
               <w:rPr>
                 <w:rFonts w:ascii="Times New Roman" w:eastAsia="Times New Roman" w:hAnsi="Times New Roman" w:cs="Times New Roman"/>
@@ -13911,10 +14841,377 @@
                 <w:kern w:val="0"/>
                 <w:sz w:val="28"/>
                 <w:szCs w:val="28"/>
+                <w:lang w:val="en-US" w:eastAsia="ru-RU"/>
+                <w14:ligatures w14:val="none"/>
+              </w:rPr>
+              <w:t>4</w:t>
+            </w:r>
+          </w:p>
+        </w:tc>
+        <w:tc>
+          <w:tcPr>
+            <w:tcW w:w="1875" w:type="dxa"/>
+            <w:tcBorders>
+              <w:top w:val="single" w:sz="4" w:space="0" w:color="auto"/>
+              <w:left w:val="nil"/>
+              <w:bottom w:val="single" w:sz="4" w:space="0" w:color="auto"/>
+              <w:right w:val="single" w:sz="4" w:space="0" w:color="auto"/>
+            </w:tcBorders>
+            <w:vAlign w:val="center"/>
+          </w:tcPr>
+          <w:p>
+            <w:pPr>
+              <w:spacing w:after="0" w:line="240" w:lineRule="auto"/>
+              <w:rPr>
+                <w:rFonts w:ascii="Times New Roman" w:eastAsia="Times New Roman" w:hAnsi="Times New Roman" w:cs="Times New Roman"/>
+                <w:color w:val="000000"/>
+                <w:kern w:val="0"/>
+                <w:sz w:val="28"/>
+                <w:szCs w:val="28"/>
                 <w:lang w:eastAsia="ru-RU"/>
                 <w14:ligatures w14:val="none"/>
               </w:rPr>
+            </w:pPr>
+            <w:r>
+              <w:rPr>
+                <w:rFonts w:ascii="Times New Roman" w:eastAsia="Times New Roman" w:hAnsi="Times New Roman" w:cs="Times New Roman"/>
+                <w:color w:val="000000"/>
+                <w:kern w:val="0"/>
+                <w:sz w:val="28"/>
+                <w:szCs w:val="28"/>
+                <w:lang w:eastAsia="ru-RU"/>
+                <w14:ligatures w14:val="none"/>
+              </w:rPr>
+              <w:t>Экран кастомизации</w:t>
+            </w:r>
+          </w:p>
+        </w:tc>
+        <w:tc>
+          <w:tcPr>
+            <w:tcW w:w="2961" w:type="dxa"/>
+            <w:tcBorders>
+              <w:top w:val="single" w:sz="4" w:space="0" w:color="auto"/>
+              <w:left w:val="nil"/>
+              <w:bottom w:val="single" w:sz="4" w:space="0" w:color="auto"/>
+              <w:right w:val="single" w:sz="4" w:space="0" w:color="auto"/>
+            </w:tcBorders>
+            <w:vAlign w:val="center"/>
+          </w:tcPr>
+          <w:p>
+            <w:pPr>
+              <w:spacing w:after="0" w:line="240" w:lineRule="auto"/>
+              <w:rPr>
+                <w:rFonts w:ascii="Times New Roman" w:eastAsia="Times New Roman" w:hAnsi="Times New Roman" w:cs="Times New Roman"/>
+                <w:color w:val="000000"/>
+                <w:kern w:val="0"/>
+                <w:sz w:val="28"/>
+                <w:szCs w:val="28"/>
+                <w:lang w:eastAsia="ru-RU"/>
+                <w14:ligatures w14:val="none"/>
+              </w:rPr>
+            </w:pPr>
+            <w:r>
+              <w:rPr>
+                <w:rFonts w:ascii="Times New Roman" w:eastAsia="Times New Roman" w:hAnsi="Times New Roman" w:cs="Times New Roman"/>
+                <w:color w:val="000000"/>
+                <w:kern w:val="0"/>
+                <w:sz w:val="28"/>
+                <w:szCs w:val="28"/>
+                <w:lang w:eastAsia="ru-RU"/>
+                <w14:ligatures w14:val="none"/>
+              </w:rPr>
+              <w:t>- Нет полей ввода (выбор из галереи предметов).</w:t>
+            </w:r>
+          </w:p>
+        </w:tc>
+        <w:tc>
+          <w:tcPr>
+            <w:tcW w:w="3828" w:type="dxa"/>
+            <w:tcBorders>
+              <w:top w:val="single" w:sz="4" w:space="0" w:color="auto"/>
+              <w:left w:val="nil"/>
+              <w:bottom w:val="single" w:sz="4" w:space="0" w:color="auto"/>
+              <w:right w:val="single" w:sz="4" w:space="0" w:color="auto"/>
+            </w:tcBorders>
+            <w:vAlign w:val="center"/>
+          </w:tcPr>
+          <w:p>
+            <w:pPr>
+              <w:spacing w:after="0" w:line="240" w:lineRule="auto"/>
+              <w:rPr>
+                <w:rFonts w:ascii="Times New Roman" w:eastAsia="Times New Roman" w:hAnsi="Times New Roman" w:cs="Times New Roman"/>
+                <w:color w:val="000000"/>
+                <w:kern w:val="0"/>
+                <w:sz w:val="28"/>
+                <w:szCs w:val="28"/>
+                <w:lang w:eastAsia="ru-RU"/>
+                <w14:ligatures w14:val="none"/>
+              </w:rPr>
+            </w:pPr>
+            <w:r>
+              <w:rPr>
+                <w:rFonts w:ascii="Times New Roman" w:eastAsia="Times New Roman" w:hAnsi="Times New Roman" w:cs="Times New Roman"/>
+                <w:color w:val="000000"/>
+                <w:kern w:val="0"/>
+                <w:sz w:val="28"/>
+                <w:szCs w:val="28"/>
+                <w:lang w:eastAsia="ru-RU"/>
+                <w14:ligatures w14:val="none"/>
+              </w:rPr>
+              <w:t xml:space="preserve">Экран персонализации профиля: просмотр аватара, выбор купленных предметов (бейджи, аксессуары), применение изменений. </w:t>
+            </w:r>
+            <w:r>
+              <w:rPr>
+                <w:rFonts w:ascii="Times New Roman" w:eastAsia="Times New Roman" w:hAnsi="Times New Roman" w:cs="Times New Roman"/>
+                <w:color w:val="000000"/>
+                <w:kern w:val="0"/>
+                <w:sz w:val="28"/>
+                <w:szCs w:val="28"/>
+                <w:lang w:eastAsia="ru-RU"/>
+                <w14:ligatures w14:val="none"/>
+              </w:rPr>
+              <w:t>К</w:t>
+            </w:r>
+            <w:r>
+              <w:rPr>
+                <w:rFonts w:ascii="Times New Roman" w:eastAsia="Times New Roman" w:hAnsi="Times New Roman" w:cs="Times New Roman"/>
+                <w:color w:val="000000"/>
+                <w:kern w:val="0"/>
+                <w:sz w:val="28"/>
+                <w:szCs w:val="28"/>
+                <w:lang w:eastAsia="ru-RU"/>
+                <w14:ligatures w14:val="none"/>
+              </w:rPr>
               <w:t>нопка "Сохранить" обновляет профиль. Доступны только купленные/разблокированные предметы.</w:t>
+            </w:r>
+          </w:p>
+        </w:tc>
+      </w:tr>
+      <w:tr>
+        <w:trPr>
+          <w:trHeight w:val="3632"/>
+        </w:trPr>
+        <w:tc>
+          <w:tcPr>
+            <w:tcW w:w="970" w:type="dxa"/>
+            <w:tcBorders>
+              <w:top w:val="single" w:sz="4" w:space="0" w:color="auto"/>
+              <w:left w:val="single" w:sz="4" w:space="0" w:color="auto"/>
+              <w:bottom w:val="single" w:sz="4" w:space="0" w:color="auto"/>
+              <w:right w:val="single" w:sz="4" w:space="0" w:color="auto"/>
+            </w:tcBorders>
+            <w:vAlign w:val="center"/>
+          </w:tcPr>
+          <w:p>
+            <w:pPr>
+              <w:spacing w:after="0" w:line="240" w:lineRule="auto"/>
+              <w:rPr>
+                <w:rFonts w:ascii="Times New Roman" w:eastAsia="Times New Roman" w:hAnsi="Times New Roman" w:cs="Times New Roman"/>
+                <w:color w:val="000000"/>
+                <w:kern w:val="0"/>
+                <w:sz w:val="28"/>
+                <w:szCs w:val="28"/>
+                <w:lang w:val="en-US" w:eastAsia="ru-RU"/>
+                <w14:ligatures w14:val="none"/>
+              </w:rPr>
+            </w:pPr>
+            <w:r>
+              <w:rPr>
+                <w:rFonts w:ascii="Times New Roman" w:eastAsia="Times New Roman" w:hAnsi="Times New Roman" w:cs="Times New Roman"/>
+                <w:color w:val="000000"/>
+                <w:kern w:val="0"/>
+                <w:sz w:val="28"/>
+                <w:szCs w:val="28"/>
+                <w:lang w:val="en-US" w:eastAsia="ru-RU"/>
+                <w14:ligatures w14:val="none"/>
+              </w:rPr>
+              <w:t>5</w:t>
+            </w:r>
+          </w:p>
+        </w:tc>
+        <w:tc>
+          <w:tcPr>
+            <w:tcW w:w="1875" w:type="dxa"/>
+            <w:tcBorders>
+              <w:top w:val="single" w:sz="4" w:space="0" w:color="auto"/>
+              <w:left w:val="nil"/>
+              <w:bottom w:val="single" w:sz="4" w:space="0" w:color="auto"/>
+              <w:right w:val="single" w:sz="4" w:space="0" w:color="auto"/>
+            </w:tcBorders>
+            <w:vAlign w:val="center"/>
+          </w:tcPr>
+          <w:p>
+            <w:pPr>
+              <w:spacing w:after="0" w:line="240" w:lineRule="auto"/>
+              <w:rPr>
+                <w:rFonts w:ascii="Times New Roman" w:eastAsia="Times New Roman" w:hAnsi="Times New Roman" w:cs="Times New Roman"/>
+                <w:color w:val="000000"/>
+                <w:kern w:val="0"/>
+                <w:sz w:val="28"/>
+                <w:szCs w:val="28"/>
+                <w:lang w:eastAsia="ru-RU"/>
+                <w14:ligatures w14:val="none"/>
+              </w:rPr>
+            </w:pPr>
+            <w:r>
+              <w:rPr>
+                <w:rFonts w:ascii="Times New Roman" w:eastAsia="Times New Roman" w:hAnsi="Times New Roman" w:cs="Times New Roman"/>
+                <w:color w:val="000000"/>
+                <w:kern w:val="0"/>
+                <w:sz w:val="28"/>
+                <w:szCs w:val="28"/>
+                <w:lang w:eastAsia="ru-RU"/>
+                <w14:ligatures w14:val="none"/>
+              </w:rPr>
+              <w:t>Магазин</w:t>
+            </w:r>
+          </w:p>
+        </w:tc>
+        <w:tc>
+          <w:tcPr>
+            <w:tcW w:w="2961" w:type="dxa"/>
+            <w:tcBorders>
+              <w:top w:val="single" w:sz="4" w:space="0" w:color="auto"/>
+              <w:left w:val="nil"/>
+              <w:bottom w:val="single" w:sz="4" w:space="0" w:color="auto"/>
+              <w:right w:val="single" w:sz="4" w:space="0" w:color="auto"/>
+            </w:tcBorders>
+            <w:vAlign w:val="center"/>
+          </w:tcPr>
+          <w:p>
+            <w:pPr>
+              <w:spacing w:after="0" w:line="240" w:lineRule="auto"/>
+              <w:rPr>
+                <w:rFonts w:ascii="Times New Roman" w:eastAsia="Times New Roman" w:hAnsi="Times New Roman" w:cs="Times New Roman"/>
+                <w:color w:val="000000"/>
+                <w:kern w:val="0"/>
+                <w:sz w:val="28"/>
+                <w:szCs w:val="28"/>
+                <w:lang w:eastAsia="ru-RU"/>
+                <w14:ligatures w14:val="none"/>
+              </w:rPr>
+            </w:pPr>
+            <w:r>
+              <w:rPr>
+                <w:rFonts w:ascii="Times New Roman" w:eastAsia="Times New Roman" w:hAnsi="Times New Roman" w:cs="Times New Roman"/>
+                <w:color w:val="000000"/>
+                <w:kern w:val="0"/>
+                <w:sz w:val="28"/>
+                <w:szCs w:val="28"/>
+                <w:lang w:eastAsia="ru-RU"/>
+                <w14:ligatures w14:val="none"/>
+              </w:rPr>
+              <w:t>Нет</w:t>
+            </w:r>
+          </w:p>
+        </w:tc>
+        <w:tc>
+          <w:tcPr>
+            <w:tcW w:w="3828" w:type="dxa"/>
+            <w:tcBorders>
+              <w:top w:val="single" w:sz="4" w:space="0" w:color="auto"/>
+              <w:left w:val="nil"/>
+              <w:bottom w:val="single" w:sz="4" w:space="0" w:color="auto"/>
+              <w:right w:val="single" w:sz="4" w:space="0" w:color="auto"/>
+            </w:tcBorders>
+            <w:vAlign w:val="center"/>
+          </w:tcPr>
+          <w:p>
+            <w:pPr>
+              <w:spacing w:after="0" w:line="240" w:lineRule="auto"/>
+              <w:rPr>
+                <w:rFonts w:ascii="Times New Roman" w:eastAsia="Times New Roman" w:hAnsi="Times New Roman" w:cs="Times New Roman"/>
+                <w:color w:val="000000"/>
+                <w:kern w:val="0"/>
+                <w:sz w:val="28"/>
+                <w:szCs w:val="28"/>
+                <w:lang w:eastAsia="ru-RU"/>
+                <w14:ligatures w14:val="none"/>
+              </w:rPr>
+            </w:pPr>
+            <w:r>
+              <w:rPr>
+                <w:rFonts w:ascii="Times New Roman" w:eastAsia="Times New Roman" w:hAnsi="Times New Roman" w:cs="Times New Roman"/>
+                <w:color w:val="000000"/>
+                <w:kern w:val="0"/>
+                <w:sz w:val="28"/>
+                <w:szCs w:val="28"/>
+                <w:lang w:eastAsia="ru-RU"/>
+                <w14:ligatures w14:val="none"/>
+              </w:rPr>
+              <w:t>Экран просмотра и покупки внутриигровых предметов: список товаров с ценами</w:t>
+            </w:r>
+            <w:r>
+              <w:rPr>
+                <w:rFonts w:ascii="Times New Roman" w:eastAsia="Times New Roman" w:hAnsi="Times New Roman" w:cs="Times New Roman"/>
+                <w:color w:val="000000"/>
+                <w:kern w:val="0"/>
+                <w:sz w:val="28"/>
+                <w:szCs w:val="28"/>
+                <w:lang w:eastAsia="ru-RU"/>
+                <w14:ligatures w14:val="none"/>
+              </w:rPr>
+              <w:t>,</w:t>
+            </w:r>
+            <w:r>
+              <w:rPr>
+                <w:rFonts w:ascii="Times New Roman" w:eastAsia="Times New Roman" w:hAnsi="Times New Roman" w:cs="Times New Roman"/>
+                <w:color w:val="000000"/>
+                <w:kern w:val="0"/>
+                <w:sz w:val="28"/>
+                <w:szCs w:val="28"/>
+                <w:lang w:eastAsia="ru-RU"/>
+                <w14:ligatures w14:val="none"/>
+              </w:rPr>
+              <w:t xml:space="preserve"> кнопки "Купить". </w:t>
+            </w:r>
+            <w:r>
+              <w:rPr>
+                <w:rFonts w:ascii="Times New Roman" w:eastAsia="Times New Roman" w:hAnsi="Times New Roman" w:cs="Times New Roman"/>
+                <w:color w:val="000000"/>
+                <w:kern w:val="0"/>
+                <w:sz w:val="28"/>
+                <w:szCs w:val="28"/>
+                <w:lang w:eastAsia="ru-RU"/>
+                <w14:ligatures w14:val="none"/>
+              </w:rPr>
+              <w:t>П</w:t>
+            </w:r>
+            <w:r>
+              <w:rPr>
+                <w:rFonts w:ascii="Times New Roman" w:eastAsia="Times New Roman" w:hAnsi="Times New Roman" w:cs="Times New Roman"/>
+                <w:color w:val="000000"/>
+                <w:kern w:val="0"/>
+                <w:sz w:val="28"/>
+                <w:szCs w:val="28"/>
+                <w:lang w:eastAsia="ru-RU"/>
+                <w14:ligatures w14:val="none"/>
+              </w:rPr>
+              <w:t xml:space="preserve">ри клике на предмет </w:t>
+            </w:r>
+            <w:r>
+              <w:rPr>
+                <w:rFonts w:ascii="Times New Roman" w:eastAsia="Times New Roman" w:hAnsi="Times New Roman" w:cs="Times New Roman"/>
+                <w:color w:val="000000"/>
+                <w:kern w:val="0"/>
+                <w:sz w:val="28"/>
+                <w:szCs w:val="28"/>
+                <w:lang w:eastAsia="ru-RU"/>
+                <w14:ligatures w14:val="none"/>
+              </w:rPr>
+              <w:t>–</w:t>
+            </w:r>
+            <w:r>
+              <w:rPr>
+                <w:rFonts w:ascii="Times New Roman" w:eastAsia="Times New Roman" w:hAnsi="Times New Roman" w:cs="Times New Roman"/>
+                <w:color w:val="000000"/>
+                <w:kern w:val="0"/>
+                <w:sz w:val="28"/>
+                <w:szCs w:val="28"/>
+                <w:lang w:eastAsia="ru-RU"/>
+                <w14:ligatures w14:val="none"/>
+              </w:rPr>
+              <w:t xml:space="preserve"> просмотр деталей, покупка вычитает валюту из баланса, обновляет профиль. Фильтры по типу предметов.</w:t>
             </w:r>
           </w:p>
         </w:tc>
@@ -13922,7 +15219,6 @@
     </w:tbl>
     <w:p>
       <w:pPr>
-        <w:spacing w:after="0" w:line="240" w:lineRule="auto"/>
         <w:rPr>
           <w:rFonts w:ascii="Times New Roman" w:hAnsi="Times New Roman" w:cs="Times New Roman"/>
           <w:sz w:val="28"/>
@@ -13954,7 +15250,39 @@
           <w:sz w:val="28"/>
           <w:szCs w:val="28"/>
         </w:rPr>
-        <w:t>Макеты экранов приложения см. на рисунке 10</w:t>
+        <w:t xml:space="preserve">Реализованные </w:t>
+      </w:r>
+      <w:r>
+        <w:rPr>
+          <w:rFonts w:ascii="Times New Roman" w:hAnsi="Times New Roman" w:cs="Times New Roman"/>
+          <w:sz w:val="28"/>
+          <w:szCs w:val="28"/>
+        </w:rPr>
+        <w:t>экран</w:t>
+      </w:r>
+      <w:r>
+        <w:rPr>
+          <w:rFonts w:ascii="Times New Roman" w:hAnsi="Times New Roman" w:cs="Times New Roman"/>
+          <w:sz w:val="28"/>
+          <w:szCs w:val="28"/>
+        </w:rPr>
+        <w:t>ы</w:t>
+      </w:r>
+      <w:r>
+        <w:rPr>
+          <w:rFonts w:ascii="Times New Roman" w:hAnsi="Times New Roman" w:cs="Times New Roman"/>
+          <w:sz w:val="28"/>
+          <w:szCs w:val="28"/>
+        </w:rPr>
+        <w:t xml:space="preserve"> приложения см. на рисунке 10</w:t>
+      </w:r>
+      <w:r>
+        <w:rPr>
+          <w:rFonts w:ascii="Times New Roman" w:hAnsi="Times New Roman" w:cs="Times New Roman"/>
+          <w:sz w:val="28"/>
+          <w:szCs w:val="28"/>
+        </w:rPr>
+        <w:t>.</w:t>
       </w:r>
     </w:p>
     <w:p>
@@ -14011,25 +15339,790 @@
     </w:p>
     <w:p>
       <w:pPr>
+        <w:spacing w:after="80" w:line="240" w:lineRule="auto"/>
+        <w:jc w:val="center"/>
+        <w:rPr>
+          <w:rFonts w:ascii="Times New Roman" w:hAnsi="Times New Roman" w:cs="Times New Roman"/>
+          <w:sz w:val="28"/>
+          <w:szCs w:val="28"/>
+        </w:rPr>
+      </w:pPr>
+      <w:r>
+        <w:rPr>
+          <w:rFonts w:ascii="Times New Roman" w:hAnsi="Times New Roman" w:cs="Times New Roman"/>
+          <w:sz w:val="28"/>
+          <w:szCs w:val="28"/>
+        </w:rPr>
+        <w:t xml:space="preserve">Рисунок 10 </w:t>
+      </w:r>
+      <w:r>
+        <w:rPr>
+          <w:rFonts w:ascii="Times New Roman" w:hAnsi="Times New Roman" w:cs="Times New Roman"/>
+          <w:sz w:val="28"/>
+          <w:szCs w:val="28"/>
+        </w:rPr>
+        <w:t>–</w:t>
+      </w:r>
+      <w:r>
+        <w:rPr>
+          <w:rFonts w:ascii="Times New Roman" w:hAnsi="Times New Roman" w:cs="Times New Roman"/>
+          <w:sz w:val="28"/>
+          <w:szCs w:val="28"/>
+        </w:rPr>
+        <w:t xml:space="preserve"> Макеты экранов приложения</w:t>
+      </w:r>
+    </w:p>
+    <w:p>
+      <w:pPr>
         <w:spacing w:after="0" w:line="240" w:lineRule="auto"/>
+        <w:ind w:firstLine="709"/>
+        <w:jc w:val="both"/>
+        <w:rPr>
+          <w:rFonts w:ascii="Times New Roman" w:hAnsi="Times New Roman" w:cs="Times New Roman"/>
+          <w:sz w:val="28"/>
+          <w:szCs w:val="28"/>
+        </w:rPr>
+      </w:pPr>
+      <w:r>
+        <w:rPr>
+          <w:rFonts w:ascii="Times New Roman" w:hAnsi="Times New Roman" w:cs="Times New Roman"/>
+          <w:sz w:val="28"/>
+          <w:szCs w:val="28"/>
+        </w:rPr>
+        <w:lastRenderedPageBreak/>
+        <w:t xml:space="preserve">Экран приветствия и авторизации в приложении встречает пользователя тёплой, дружелюбной атмосферой: фон выполнен в мягких природных тонах </w:t>
+      </w:r>
+      <w:r>
+        <w:rPr>
+          <w:rFonts w:ascii="Times New Roman" w:hAnsi="Times New Roman" w:cs="Times New Roman"/>
+          <w:sz w:val="28"/>
+          <w:szCs w:val="28"/>
+        </w:rPr>
+        <w:t>–</w:t>
+      </w:r>
+      <w:r>
+        <w:rPr>
+          <w:rFonts w:ascii="Times New Roman" w:hAnsi="Times New Roman" w:cs="Times New Roman"/>
+          <w:sz w:val="28"/>
+          <w:szCs w:val="28"/>
+        </w:rPr>
+        <w:t xml:space="preserve"> бежево-голубые небо и каменистая береговая линия, на которой в уютных группах расположились симпатичные тюлени с большими округлыми глазами. В центре верхней части экрана </w:t>
+      </w:r>
+      <w:r>
+        <w:rPr>
+          <w:rFonts w:ascii="Times New Roman" w:hAnsi="Times New Roman" w:cs="Times New Roman"/>
+          <w:sz w:val="28"/>
+          <w:szCs w:val="28"/>
+        </w:rPr>
+        <w:t>–</w:t>
+      </w:r>
+      <w:r>
+        <w:rPr>
+          <w:rFonts w:ascii="Times New Roman" w:hAnsi="Times New Roman" w:cs="Times New Roman"/>
+          <w:sz w:val="28"/>
+          <w:szCs w:val="28"/>
+        </w:rPr>
+        <w:t xml:space="preserve"> аккуратный логотип с мордочкой тюленёнка в круглом медальоне, который задаёт тон всему продукту и сразу даёт понять, что приложение ориентировано на лёгкую, игровую, заботливую механику </w:t>
+      </w:r>
+      <w:r>
+        <w:rPr>
+          <w:rFonts w:ascii="Times New Roman" w:hAnsi="Times New Roman" w:cs="Times New Roman"/>
+          <w:sz w:val="28"/>
+          <w:szCs w:val="28"/>
+        </w:rPr>
+        <w:t>–</w:t>
+      </w:r>
+      <w:r>
+        <w:rPr>
+          <w:rFonts w:ascii="Times New Roman" w:hAnsi="Times New Roman" w:cs="Times New Roman"/>
+          <w:sz w:val="28"/>
+          <w:szCs w:val="28"/>
+        </w:rPr>
+        <w:t xml:space="preserve"> заводить и ухаживать за милым питомцем. Под логотипом размещён поясняющий текст, кратко объясняющий, что перед началом игры нужно войти в аккаунт или создать новый; это тёплое приглашение оформлено простыми, понятными фразами </w:t>
+      </w:r>
+      <w:r>
+        <w:rPr>
+          <w:rFonts w:ascii="Times New Roman" w:hAnsi="Times New Roman" w:cs="Times New Roman"/>
+          <w:sz w:val="28"/>
+          <w:szCs w:val="28"/>
+        </w:rPr>
+        <w:t>–</w:t>
+      </w:r>
+      <w:r>
+        <w:rPr>
+          <w:rFonts w:ascii="Times New Roman" w:hAnsi="Times New Roman" w:cs="Times New Roman"/>
+          <w:sz w:val="28"/>
+          <w:szCs w:val="28"/>
+        </w:rPr>
+        <w:t xml:space="preserve"> никаких громоздких инструкций, только то, что действительно нужно пользователю на старте. Кнопки входа и регистрации расположены в верхней трети экрана; их форма </w:t>
+      </w:r>
+      <w:r>
+        <w:rPr>
+          <w:rFonts w:ascii="Times New Roman" w:hAnsi="Times New Roman" w:cs="Times New Roman"/>
+          <w:sz w:val="28"/>
+          <w:szCs w:val="28"/>
+        </w:rPr>
+        <w:t>–</w:t>
+      </w:r>
+      <w:r>
+        <w:rPr>
+          <w:rFonts w:ascii="Times New Roman" w:hAnsi="Times New Roman" w:cs="Times New Roman"/>
+          <w:sz w:val="28"/>
+          <w:szCs w:val="28"/>
+        </w:rPr>
+        <w:t xml:space="preserve"> закруглённые прямоугольники с тонкой тенью, цветовая палитра </w:t>
+      </w:r>
+      <w:r>
+        <w:rPr>
+          <w:rFonts w:ascii="Times New Roman" w:hAnsi="Times New Roman" w:cs="Times New Roman"/>
+          <w:sz w:val="28"/>
+          <w:szCs w:val="28"/>
+        </w:rPr>
+        <w:t>–</w:t>
+      </w:r>
+      <w:r>
+        <w:rPr>
+          <w:rFonts w:ascii="Times New Roman" w:hAnsi="Times New Roman" w:cs="Times New Roman"/>
+          <w:sz w:val="28"/>
+          <w:szCs w:val="28"/>
+        </w:rPr>
+        <w:t xml:space="preserve"> светлая, контрастная по отношению к фону, благодаря чему элементы управления легко заметны. Ниже расположены поля для логина и пароля: они визуально отделены светлыми прямоугольниками </w:t>
+      </w:r>
+      <w:proofErr w:type="spellStart"/>
+      <w:r>
+        <w:rPr>
+          <w:rFonts w:ascii="Times New Roman" w:hAnsi="Times New Roman" w:cs="Times New Roman"/>
+          <w:sz w:val="28"/>
+          <w:szCs w:val="28"/>
+        </w:rPr>
+        <w:t>с_placeholder'ом</w:t>
+      </w:r>
+      <w:proofErr w:type="spellEnd"/>
+      <w:r>
+        <w:rPr>
+          <w:rFonts w:ascii="Times New Roman" w:hAnsi="Times New Roman" w:cs="Times New Roman"/>
+          <w:sz w:val="28"/>
+          <w:szCs w:val="28"/>
+        </w:rPr>
+        <w:t xml:space="preserve">, который исчезает при вводе текста; под полями </w:t>
+      </w:r>
+      <w:r>
+        <w:rPr>
+          <w:rFonts w:ascii="Times New Roman" w:hAnsi="Times New Roman" w:cs="Times New Roman"/>
+          <w:sz w:val="28"/>
+          <w:szCs w:val="28"/>
+        </w:rPr>
+        <w:t>–</w:t>
+      </w:r>
+      <w:r>
+        <w:rPr>
+          <w:rFonts w:ascii="Times New Roman" w:hAnsi="Times New Roman" w:cs="Times New Roman"/>
+          <w:sz w:val="28"/>
+          <w:szCs w:val="28"/>
+        </w:rPr>
+        <w:t xml:space="preserve"> большая кнопка «зарегистрироваться», оформленная той же визуальной стилистикой, что и кнопка регистрации выше, но с чуть более насыщенным цветом, чтобы акцентировать действие. Внизу экрана виден мягкий градиент и небольшой ряд декоративных камней </w:t>
+      </w:r>
+      <w:r>
+        <w:rPr>
+          <w:rFonts w:ascii="Times New Roman" w:hAnsi="Times New Roman" w:cs="Times New Roman"/>
+          <w:sz w:val="28"/>
+          <w:szCs w:val="28"/>
+        </w:rPr>
+        <w:t>–</w:t>
+      </w:r>
+      <w:r>
+        <w:rPr>
+          <w:rFonts w:ascii="Times New Roman" w:hAnsi="Times New Roman" w:cs="Times New Roman"/>
+          <w:sz w:val="28"/>
+          <w:szCs w:val="28"/>
+        </w:rPr>
+        <w:t xml:space="preserve"> этот декоративный элемент создаёт ощущение глубины и уюта. В целом экран авторизации сочетает в себе функциональность (ввод данных, кнопки, понятная навигация) и эмоциональную привлекательность </w:t>
+      </w:r>
+      <w:r>
+        <w:rPr>
+          <w:rFonts w:ascii="Times New Roman" w:hAnsi="Times New Roman" w:cs="Times New Roman"/>
+          <w:sz w:val="28"/>
+          <w:szCs w:val="28"/>
+        </w:rPr>
+        <w:t>–</w:t>
+      </w:r>
+      <w:r>
+        <w:rPr>
+          <w:rFonts w:ascii="Times New Roman" w:hAnsi="Times New Roman" w:cs="Times New Roman"/>
+          <w:sz w:val="28"/>
+          <w:szCs w:val="28"/>
+        </w:rPr>
+        <w:t xml:space="preserve"> иллюстративный фон, дружелюбный персонаж и аккуратная типографика располагают к спокойному, уверенным шагу в игровой мир.</w:t>
+      </w:r>
+    </w:p>
+    <w:p>
+      <w:pPr>
+        <w:spacing w:after="0" w:line="240" w:lineRule="auto"/>
+        <w:ind w:firstLine="709"/>
+        <w:jc w:val="both"/>
+        <w:rPr>
+          <w:rFonts w:ascii="Times New Roman" w:hAnsi="Times New Roman" w:cs="Times New Roman"/>
+          <w:sz w:val="28"/>
+          <w:szCs w:val="28"/>
+        </w:rPr>
+      </w:pPr>
+      <w:r>
+        <w:rPr>
+          <w:rFonts w:ascii="Times New Roman" w:hAnsi="Times New Roman" w:cs="Times New Roman"/>
+          <w:sz w:val="28"/>
+          <w:szCs w:val="28"/>
+        </w:rPr>
+        <w:t xml:space="preserve">Магазин приложения выстроен в виде вертикальной прокручиваемой страницы с сеткой из карточек товаров; каждый товар представлен простой карточкой с местом под изображение (пустой превью с иконкой изображения), строкой названия и графическим индикатором цены в монетах. В верхней части интерфейса </w:t>
+      </w:r>
+      <w:r>
+        <w:rPr>
+          <w:rFonts w:ascii="Times New Roman" w:hAnsi="Times New Roman" w:cs="Times New Roman"/>
+          <w:sz w:val="28"/>
+          <w:szCs w:val="28"/>
+        </w:rPr>
+        <w:t>–</w:t>
+      </w:r>
+      <w:r>
+        <w:rPr>
+          <w:rFonts w:ascii="Times New Roman" w:hAnsi="Times New Roman" w:cs="Times New Roman"/>
+          <w:sz w:val="28"/>
+          <w:szCs w:val="28"/>
+        </w:rPr>
+        <w:t xml:space="preserve"> хедер со счётчиком монет и запасом энергии (иконка молнии), что постоянно напоминает пользователю об ограничениях и ресурсах </w:t>
+      </w:r>
+      <w:r>
+        <w:rPr>
+          <w:rFonts w:ascii="Times New Roman" w:hAnsi="Times New Roman" w:cs="Times New Roman"/>
+          <w:sz w:val="28"/>
+          <w:szCs w:val="28"/>
+        </w:rPr>
+        <w:t>–</w:t>
+      </w:r>
+      <w:r>
+        <w:rPr>
+          <w:rFonts w:ascii="Times New Roman" w:hAnsi="Times New Roman" w:cs="Times New Roman"/>
+          <w:sz w:val="28"/>
+          <w:szCs w:val="28"/>
+        </w:rPr>
+        <w:t xml:space="preserve"> важной механике мобильных игр. Фон здесь немного затемнён по сравнению с экраном авторизации, чтобы карточки были более читабельны; при этом на заднем плане всё так же виден полупрозрачный узор с тюленями, чтобы сохранить целостность визуального мира. Каждая карточка в магазине аккуратно отступает от соседних, имеет мягкие тени и закругления, а в правом нижнем углу карточки расположена жёлтая монетка с числом «2», указывающая на стоимость предмета </w:t>
+      </w:r>
+      <w:r>
+        <w:rPr>
+          <w:rFonts w:ascii="Times New Roman" w:hAnsi="Times New Roman" w:cs="Times New Roman"/>
+          <w:sz w:val="28"/>
+          <w:szCs w:val="28"/>
+        </w:rPr>
+        <w:t>–</w:t>
+      </w:r>
+      <w:r>
+        <w:rPr>
+          <w:rFonts w:ascii="Times New Roman" w:hAnsi="Times New Roman" w:cs="Times New Roman"/>
+          <w:sz w:val="28"/>
+          <w:szCs w:val="28"/>
+        </w:rPr>
+        <w:t xml:space="preserve"> такое решение делает покупку мгновенно понятной. Внизу экрана </w:t>
+      </w:r>
+      <w:r>
+        <w:rPr>
+          <w:rFonts w:ascii="Times New Roman" w:hAnsi="Times New Roman" w:cs="Times New Roman"/>
+          <w:sz w:val="28"/>
+          <w:szCs w:val="28"/>
+        </w:rPr>
+        <w:t>–</w:t>
+      </w:r>
+      <w:r>
+        <w:rPr>
+          <w:rFonts w:ascii="Times New Roman" w:hAnsi="Times New Roman" w:cs="Times New Roman"/>
+          <w:sz w:val="28"/>
+          <w:szCs w:val="28"/>
+        </w:rPr>
+        <w:t xml:space="preserve"> постоянная навигационная панель с четырьмя иконками: книга (возможно </w:t>
+      </w:r>
+      <w:r>
+        <w:rPr>
+          <w:rFonts w:ascii="Times New Roman" w:hAnsi="Times New Roman" w:cs="Times New Roman"/>
+          <w:sz w:val="28"/>
+          <w:szCs w:val="28"/>
+        </w:rPr>
+        <w:t>–</w:t>
+      </w:r>
+      <w:r>
+        <w:rPr>
+          <w:rFonts w:ascii="Times New Roman" w:hAnsi="Times New Roman" w:cs="Times New Roman"/>
+          <w:sz w:val="28"/>
+          <w:szCs w:val="28"/>
+        </w:rPr>
+        <w:t xml:space="preserve"> задания или информация), корзина (магазин), набор инструментов (кастомизация/инвентарь) и домик (главная). Эти иконки фиксированы и служат быстрым доступом к ключевым разделам; при наведении или тапе иконка подсвечивается, а соответствующая страница </w:t>
+      </w:r>
+      <w:r>
+        <w:rPr>
+          <w:rFonts w:ascii="Times New Roman" w:hAnsi="Times New Roman" w:cs="Times New Roman"/>
+          <w:sz w:val="28"/>
+          <w:szCs w:val="28"/>
+        </w:rPr>
+        <w:lastRenderedPageBreak/>
+        <w:t xml:space="preserve">плавно загружается. Магазин легко сканируется взглядом: крупные изображения, понятные цены, аккуратные подписи «Название» над карточками и достаточные поля для превью предметов позволяют игроку быстро принять решение </w:t>
+      </w:r>
+      <w:r>
+        <w:rPr>
+          <w:rFonts w:ascii="Times New Roman" w:hAnsi="Times New Roman" w:cs="Times New Roman"/>
+          <w:sz w:val="28"/>
+          <w:szCs w:val="28"/>
+        </w:rPr>
+        <w:t>–</w:t>
+      </w:r>
+      <w:r>
+        <w:rPr>
+          <w:rFonts w:ascii="Times New Roman" w:hAnsi="Times New Roman" w:cs="Times New Roman"/>
+          <w:sz w:val="28"/>
+          <w:szCs w:val="28"/>
+        </w:rPr>
+        <w:t xml:space="preserve"> купить, сохранить в избранное или просмотреть детальную карточку предмета. Для повышения вовлечённости в интерфейс встроены мелкие анимации: при покупке монетка может перелетать к счётчику в хедере, карточка слегка «вздрагивает», а справа появляется короткое подтверждение покупки </w:t>
+      </w:r>
+      <w:r>
+        <w:rPr>
+          <w:rFonts w:ascii="Times New Roman" w:hAnsi="Times New Roman" w:cs="Times New Roman"/>
+          <w:sz w:val="28"/>
+          <w:szCs w:val="28"/>
+        </w:rPr>
+        <w:t>–</w:t>
+      </w:r>
+      <w:r>
+        <w:rPr>
+          <w:rFonts w:ascii="Times New Roman" w:hAnsi="Times New Roman" w:cs="Times New Roman"/>
+          <w:sz w:val="28"/>
+          <w:szCs w:val="28"/>
+        </w:rPr>
+        <w:t xml:space="preserve"> всё это делает процесс ощутимым и приятным.</w:t>
+      </w:r>
+    </w:p>
+    <w:p>
+      <w:pPr>
+        <w:spacing w:after="0" w:line="240" w:lineRule="auto"/>
+        <w:ind w:firstLine="709"/>
+        <w:jc w:val="both"/>
+        <w:rPr>
+          <w:rFonts w:ascii="Times New Roman" w:hAnsi="Times New Roman" w:cs="Times New Roman"/>
+          <w:sz w:val="28"/>
+          <w:szCs w:val="28"/>
+        </w:rPr>
+      </w:pPr>
+      <w:r>
+        <w:rPr>
+          <w:rFonts w:ascii="Times New Roman" w:hAnsi="Times New Roman" w:cs="Times New Roman"/>
+          <w:sz w:val="28"/>
+          <w:szCs w:val="28"/>
+        </w:rPr>
+        <w:t xml:space="preserve">Экран кастомизации </w:t>
+      </w:r>
+      <w:r>
+        <w:rPr>
+          <w:rFonts w:ascii="Times New Roman" w:hAnsi="Times New Roman" w:cs="Times New Roman"/>
+          <w:sz w:val="28"/>
+          <w:szCs w:val="28"/>
+        </w:rPr>
+        <w:t>–</w:t>
+      </w:r>
+      <w:r>
+        <w:rPr>
+          <w:rFonts w:ascii="Times New Roman" w:hAnsi="Times New Roman" w:cs="Times New Roman"/>
+          <w:sz w:val="28"/>
+          <w:szCs w:val="28"/>
+        </w:rPr>
+        <w:t xml:space="preserve"> это место, где игрок взаимодействует напрямую со своим питомцем и персонализирует внешний вид и окружение. В верхней части по-прежнему видно счётчики ресурсов (монеты и энергия), но центральное пространство отдано иллюстрации: милый тюлень сидит на небольшом льдинке/платформе, выполненной в виде бело-голубой подставки с тёплыми тенями. Персонаж крупный, детализированный, готовый к переодеванию или применению предметов. Под питомцем расположен вертикальный список инвентаря/категорий: каждая строка </w:t>
+      </w:r>
+      <w:r>
+        <w:rPr>
+          <w:rFonts w:ascii="Times New Roman" w:hAnsi="Times New Roman" w:cs="Times New Roman"/>
+          <w:sz w:val="28"/>
+          <w:szCs w:val="28"/>
+        </w:rPr>
+        <w:t>–</w:t>
+      </w:r>
+      <w:r>
+        <w:rPr>
+          <w:rFonts w:ascii="Times New Roman" w:hAnsi="Times New Roman" w:cs="Times New Roman"/>
+          <w:sz w:val="28"/>
+          <w:szCs w:val="28"/>
+        </w:rPr>
+        <w:t xml:space="preserve"> карточка с иконкой предмета слева и подписью «Предмет 1» справа; такие карточки подразумевают простые жесты: тап по карточке </w:t>
+      </w:r>
+      <w:r>
+        <w:rPr>
+          <w:rFonts w:ascii="Times New Roman" w:hAnsi="Times New Roman" w:cs="Times New Roman"/>
+          <w:sz w:val="28"/>
+          <w:szCs w:val="28"/>
+        </w:rPr>
+        <w:t>–</w:t>
+      </w:r>
+      <w:r>
+        <w:rPr>
+          <w:rFonts w:ascii="Times New Roman" w:hAnsi="Times New Roman" w:cs="Times New Roman"/>
+          <w:sz w:val="28"/>
+          <w:szCs w:val="28"/>
+        </w:rPr>
+        <w:t xml:space="preserve"> применить предмет на питомца, удержание </w:t>
+      </w:r>
+      <w:r>
+        <w:rPr>
+          <w:rFonts w:ascii="Times New Roman" w:hAnsi="Times New Roman" w:cs="Times New Roman"/>
+          <w:sz w:val="28"/>
+          <w:szCs w:val="28"/>
+        </w:rPr>
+        <w:t>–</w:t>
+      </w:r>
+      <w:r>
+        <w:rPr>
+          <w:rFonts w:ascii="Times New Roman" w:hAnsi="Times New Roman" w:cs="Times New Roman"/>
+          <w:sz w:val="28"/>
+          <w:szCs w:val="28"/>
+        </w:rPr>
+        <w:t xml:space="preserve"> открыть подробности, </w:t>
+      </w:r>
+      <w:proofErr w:type="spellStart"/>
+      <w:r>
+        <w:rPr>
+          <w:rFonts w:ascii="Times New Roman" w:hAnsi="Times New Roman" w:cs="Times New Roman"/>
+          <w:sz w:val="28"/>
+          <w:szCs w:val="28"/>
+        </w:rPr>
+        <w:t>свайп</w:t>
+      </w:r>
+      <w:proofErr w:type="spellEnd"/>
+      <w:r>
+        <w:rPr>
+          <w:rFonts w:ascii="Times New Roman" w:hAnsi="Times New Roman" w:cs="Times New Roman"/>
+          <w:sz w:val="28"/>
+          <w:szCs w:val="28"/>
+        </w:rPr>
+        <w:t xml:space="preserve"> влево </w:t>
+      </w:r>
+      <w:r>
+        <w:rPr>
+          <w:rFonts w:ascii="Times New Roman" w:hAnsi="Times New Roman" w:cs="Times New Roman"/>
+          <w:sz w:val="28"/>
+          <w:szCs w:val="28"/>
+        </w:rPr>
+        <w:t>–</w:t>
+      </w:r>
+      <w:r>
+        <w:rPr>
+          <w:rFonts w:ascii="Times New Roman" w:hAnsi="Times New Roman" w:cs="Times New Roman"/>
+          <w:sz w:val="28"/>
+          <w:szCs w:val="28"/>
+        </w:rPr>
+        <w:t xml:space="preserve"> выбросить или снять предмет. Внизу экрана расположена та же панель навигации, что и в магазине, </w:t>
+      </w:r>
+      <w:r>
+        <w:rPr>
+          <w:rFonts w:ascii="Times New Roman" w:hAnsi="Times New Roman" w:cs="Times New Roman"/>
+          <w:sz w:val="28"/>
+          <w:szCs w:val="28"/>
+        </w:rPr>
+        <w:t>–</w:t>
+      </w:r>
+      <w:r>
+        <w:rPr>
+          <w:rFonts w:ascii="Times New Roman" w:hAnsi="Times New Roman" w:cs="Times New Roman"/>
+          <w:sz w:val="28"/>
+          <w:szCs w:val="28"/>
+        </w:rPr>
+        <w:t xml:space="preserve"> это сохраняет консистентность и даёт пользователю уверенность, что он может в любой момент вернуться на главную или в магазин. Визуально экран кастомизации выделяется аккуратностью интерфейса: карточки предметов сделаны в светлой цветовой гамме, с тонкой обводкой и закруглениями, а платформа для питомца слегка анимирована </w:t>
+      </w:r>
+      <w:r>
+        <w:rPr>
+          <w:rFonts w:ascii="Times New Roman" w:hAnsi="Times New Roman" w:cs="Times New Roman"/>
+          <w:sz w:val="28"/>
+          <w:szCs w:val="28"/>
+        </w:rPr>
+        <w:t>–</w:t>
+      </w:r>
+      <w:r>
+        <w:rPr>
+          <w:rFonts w:ascii="Times New Roman" w:hAnsi="Times New Roman" w:cs="Times New Roman"/>
+          <w:sz w:val="28"/>
+          <w:szCs w:val="28"/>
+        </w:rPr>
+        <w:t xml:space="preserve"> лёгкие брызги или покачивание при длительном простое, что оживляет сцену. Кнопки подтверждения изменений и отмены расположены на карточках предметов или в верхней части экрана при редактировании, при этом система даёт прямую обратную связь: если предмет не подходит (например, требует более высокого уровня), появляется всплывающая подсказка с объяснением причины. Такой дизайн делает кастомизацию понятной и приятной: игрок видит результат своих действий немедленно, процесс интуитивен, а эмоциональный отклик от изменения внешности питомца усилен анимационными деталями.</w:t>
+      </w:r>
+    </w:p>
+    <w:p>
+      <w:pPr>
+        <w:spacing w:after="0" w:line="240" w:lineRule="auto"/>
+        <w:ind w:firstLine="709"/>
+        <w:jc w:val="both"/>
+        <w:rPr>
+          <w:rFonts w:ascii="Times New Roman" w:hAnsi="Times New Roman" w:cs="Times New Roman"/>
+          <w:sz w:val="28"/>
+          <w:szCs w:val="28"/>
+        </w:rPr>
+      </w:pPr>
+      <w:r>
+        <w:rPr>
+          <w:rFonts w:ascii="Times New Roman" w:hAnsi="Times New Roman" w:cs="Times New Roman"/>
+          <w:sz w:val="28"/>
+          <w:szCs w:val="28"/>
+        </w:rPr>
+        <w:t xml:space="preserve">Экран с заданиями оформлен как «план достижений» </w:t>
+      </w:r>
+      <w:r>
+        <w:rPr>
+          <w:rFonts w:ascii="Times New Roman" w:hAnsi="Times New Roman" w:cs="Times New Roman"/>
+          <w:sz w:val="28"/>
+          <w:szCs w:val="28"/>
+        </w:rPr>
+        <w:t>–</w:t>
+      </w:r>
+      <w:r>
+        <w:rPr>
+          <w:rFonts w:ascii="Times New Roman" w:hAnsi="Times New Roman" w:cs="Times New Roman"/>
+          <w:sz w:val="28"/>
+          <w:szCs w:val="28"/>
+        </w:rPr>
+        <w:t xml:space="preserve"> тёмно-бежевый фон смягчён декоративными силуэтами тюленей, а основное пространство занимают карточки заданий, расположенные в две колонки и прокручивающиеся вертикально. В верхней части крупно выделено слово «Задания», что сразу даёт пользователю контекст. Каждая карточка задания </w:t>
+      </w:r>
+      <w:r>
+        <w:rPr>
+          <w:rFonts w:ascii="Times New Roman" w:hAnsi="Times New Roman" w:cs="Times New Roman"/>
+          <w:sz w:val="28"/>
+          <w:szCs w:val="28"/>
+        </w:rPr>
+        <w:t>–</w:t>
+      </w:r>
+      <w:r>
+        <w:rPr>
+          <w:rFonts w:ascii="Times New Roman" w:hAnsi="Times New Roman" w:cs="Times New Roman"/>
+          <w:sz w:val="28"/>
+          <w:szCs w:val="28"/>
+        </w:rPr>
+        <w:t xml:space="preserve"> прямоугольник с заголовком типа «Найди 3 скопления», под ним перечисление подзадач с чекбоксами («Скопление 1», «Скопление 1» и т. п.), и внизу значок вознаграждения </w:t>
+      </w:r>
+      <w:r>
+        <w:rPr>
+          <w:rFonts w:ascii="Times New Roman" w:hAnsi="Times New Roman" w:cs="Times New Roman"/>
+          <w:sz w:val="28"/>
+          <w:szCs w:val="28"/>
+        </w:rPr>
+        <w:t>–</w:t>
+      </w:r>
+      <w:r>
+        <w:rPr>
+          <w:rFonts w:ascii="Times New Roman" w:hAnsi="Times New Roman" w:cs="Times New Roman"/>
+          <w:sz w:val="28"/>
+          <w:szCs w:val="28"/>
+        </w:rPr>
+        <w:t xml:space="preserve"> монетка с цифрой «3», показывающая, что за выполнение задания игрок получит три монеты. Прозрачная иерархия делает задачи читабельными: имя задания и вознаграждение выделены, а чекбоксы дают классическое понимание прогресса </w:t>
+      </w:r>
+      <w:r>
+        <w:rPr>
+          <w:rFonts w:ascii="Times New Roman" w:hAnsi="Times New Roman" w:cs="Times New Roman"/>
+          <w:sz w:val="28"/>
+          <w:szCs w:val="28"/>
+        </w:rPr>
+        <w:t>–</w:t>
+      </w:r>
+      <w:r>
+        <w:rPr>
+          <w:rFonts w:ascii="Times New Roman" w:hAnsi="Times New Roman" w:cs="Times New Roman"/>
+          <w:sz w:val="28"/>
+          <w:szCs w:val="28"/>
+        </w:rPr>
+        <w:t xml:space="preserve"> пользователь может отмечать </w:t>
+      </w:r>
+      <w:r>
+        <w:rPr>
+          <w:rFonts w:ascii="Times New Roman" w:hAnsi="Times New Roman" w:cs="Times New Roman"/>
+          <w:sz w:val="28"/>
+          <w:szCs w:val="28"/>
+        </w:rPr>
+        <w:lastRenderedPageBreak/>
+        <w:t xml:space="preserve">выполненные пункты и видеть, сколько осталось. Интерфейс поддерживает взаимодействие: тап по карточке разворачивает подробное описание, где объясняется, что такое «скопление», как его найти и какие действия потребуются. Также предусмотрены короткие подсказки и навигация к месту, где можно выполнить задание (например, к карте или мини-игре). Внизу экрана снова видна навигационная панель, а справа вверху </w:t>
+      </w:r>
+      <w:r>
+        <w:rPr>
+          <w:rFonts w:ascii="Times New Roman" w:hAnsi="Times New Roman" w:cs="Times New Roman"/>
+          <w:sz w:val="28"/>
+          <w:szCs w:val="28"/>
+        </w:rPr>
+        <w:t>–</w:t>
+      </w:r>
+      <w:r>
+        <w:rPr>
+          <w:rFonts w:ascii="Times New Roman" w:hAnsi="Times New Roman" w:cs="Times New Roman"/>
+          <w:sz w:val="28"/>
+          <w:szCs w:val="28"/>
+        </w:rPr>
+        <w:t xml:space="preserve"> счётчик монет и энергия, напоминающие о ресурсах и вложениях, необходимых для выполнения некоторой активности. Дизайн поощряет возвращение: задания делятся на ежедневные и долгосрочные, каждая карточка сопровождается лёгкой анимацией при выполнении пунктов </w:t>
+      </w:r>
+      <w:r>
+        <w:rPr>
+          <w:rFonts w:ascii="Times New Roman" w:hAnsi="Times New Roman" w:cs="Times New Roman"/>
+          <w:sz w:val="28"/>
+          <w:szCs w:val="28"/>
+        </w:rPr>
+        <w:t>–</w:t>
+      </w:r>
+      <w:r>
+        <w:rPr>
+          <w:rFonts w:ascii="Times New Roman" w:hAnsi="Times New Roman" w:cs="Times New Roman"/>
+          <w:sz w:val="28"/>
+          <w:szCs w:val="28"/>
+        </w:rPr>
+        <w:t xml:space="preserve"> звук, мерцание и обновление счётчика монет </w:t>
+      </w:r>
+      <w:r>
+        <w:rPr>
+          <w:rFonts w:ascii="Times New Roman" w:hAnsi="Times New Roman" w:cs="Times New Roman"/>
+          <w:sz w:val="28"/>
+          <w:szCs w:val="28"/>
+        </w:rPr>
+        <w:t>–</w:t>
+      </w:r>
+      <w:r>
+        <w:rPr>
+          <w:rFonts w:ascii="Times New Roman" w:hAnsi="Times New Roman" w:cs="Times New Roman"/>
+          <w:sz w:val="28"/>
+          <w:szCs w:val="28"/>
+        </w:rPr>
+        <w:t xml:space="preserve"> что усиливает удовлетворение от достижения.</w:t>
+      </w:r>
+    </w:p>
+    <w:p>
+      <w:pPr>
+        <w:spacing w:after="0" w:line="240" w:lineRule="auto"/>
+        <w:ind w:firstLine="709"/>
+        <w:jc w:val="both"/>
+        <w:rPr>
+          <w:rFonts w:ascii="Times New Roman" w:hAnsi="Times New Roman" w:cs="Times New Roman"/>
+          <w:sz w:val="28"/>
+          <w:szCs w:val="28"/>
+        </w:rPr>
+      </w:pPr>
+      <w:r>
+        <w:rPr>
+          <w:rFonts w:ascii="Times New Roman" w:hAnsi="Times New Roman" w:cs="Times New Roman"/>
+          <w:sz w:val="28"/>
+          <w:szCs w:val="28"/>
+        </w:rPr>
+        <w:t xml:space="preserve">В единой связке эти четыре экрана формируют продуманную кривую вовлечения: сначала </w:t>
+      </w:r>
+      <w:r>
+        <w:rPr>
+          <w:rFonts w:ascii="Times New Roman" w:hAnsi="Times New Roman" w:cs="Times New Roman"/>
+          <w:sz w:val="28"/>
+          <w:szCs w:val="28"/>
+        </w:rPr>
+        <w:t>–</w:t>
+      </w:r>
+      <w:r>
+        <w:rPr>
+          <w:rFonts w:ascii="Times New Roman" w:hAnsi="Times New Roman" w:cs="Times New Roman"/>
+          <w:sz w:val="28"/>
+          <w:szCs w:val="28"/>
+        </w:rPr>
+        <w:t xml:space="preserve"> мягкое, дружелюбное приглашение войти или зарегистрироваться, затем </w:t>
+      </w:r>
+      <w:r>
+        <w:rPr>
+          <w:rFonts w:ascii="Times New Roman" w:hAnsi="Times New Roman" w:cs="Times New Roman"/>
+          <w:sz w:val="28"/>
+          <w:szCs w:val="28"/>
+        </w:rPr>
+        <w:t>–</w:t>
+      </w:r>
+      <w:r>
+        <w:rPr>
+          <w:rFonts w:ascii="Times New Roman" w:hAnsi="Times New Roman" w:cs="Times New Roman"/>
+          <w:sz w:val="28"/>
+          <w:szCs w:val="28"/>
+        </w:rPr>
+        <w:t xml:space="preserve"> возможность исследовать магазин, приобретать элементы и планировать траты, после </w:t>
+      </w:r>
+      <w:r>
+        <w:rPr>
+          <w:rFonts w:ascii="Times New Roman" w:hAnsi="Times New Roman" w:cs="Times New Roman"/>
+          <w:sz w:val="28"/>
+          <w:szCs w:val="28"/>
+        </w:rPr>
+        <w:t>–</w:t>
+      </w:r>
+      <w:r>
+        <w:rPr>
+          <w:rFonts w:ascii="Times New Roman" w:hAnsi="Times New Roman" w:cs="Times New Roman"/>
+          <w:sz w:val="28"/>
+          <w:szCs w:val="28"/>
+        </w:rPr>
+        <w:t xml:space="preserve"> индивидуализировать своего питомца с немедленным визуальным откликом, и, наконец, </w:t>
+      </w:r>
+      <w:r>
+        <w:rPr>
+          <w:rFonts w:ascii="Times New Roman" w:hAnsi="Times New Roman" w:cs="Times New Roman"/>
+          <w:sz w:val="28"/>
+          <w:szCs w:val="28"/>
+        </w:rPr>
+        <w:t>–</w:t>
+      </w:r>
+      <w:r>
+        <w:rPr>
+          <w:rFonts w:ascii="Times New Roman" w:hAnsi="Times New Roman" w:cs="Times New Roman"/>
+          <w:sz w:val="28"/>
+          <w:szCs w:val="28"/>
+        </w:rPr>
+        <w:t xml:space="preserve"> мотивирующие задания, дающие структуру игровому процессу и экономику вознаграждений. Визуальная система </w:t>
+      </w:r>
+      <w:r>
+        <w:rPr>
+          <w:rFonts w:ascii="Times New Roman" w:hAnsi="Times New Roman" w:cs="Times New Roman"/>
+          <w:sz w:val="28"/>
+          <w:szCs w:val="28"/>
+        </w:rPr>
+        <w:t>–</w:t>
+      </w:r>
+      <w:r>
+        <w:rPr>
+          <w:rFonts w:ascii="Times New Roman" w:hAnsi="Times New Roman" w:cs="Times New Roman"/>
+          <w:sz w:val="28"/>
+          <w:szCs w:val="28"/>
+        </w:rPr>
+        <w:t xml:space="preserve"> пастельные, ненавязчивые цвета, округлые формы, тёплые иллюстрации тюленей </w:t>
+      </w:r>
+      <w:r>
+        <w:rPr>
+          <w:rFonts w:ascii="Times New Roman" w:hAnsi="Times New Roman" w:cs="Times New Roman"/>
+          <w:sz w:val="28"/>
+          <w:szCs w:val="28"/>
+        </w:rPr>
+        <w:t>–</w:t>
+      </w:r>
+      <w:r>
+        <w:rPr>
+          <w:rFonts w:ascii="Times New Roman" w:hAnsi="Times New Roman" w:cs="Times New Roman"/>
+          <w:sz w:val="28"/>
+          <w:szCs w:val="28"/>
+        </w:rPr>
+        <w:t xml:space="preserve"> создаёт ощущение заботливости и лёгкости, а постоянная панель навигации обеспечивает предсказуемость и удобство перемещений между разделами. Технически интерфейс организован так, чтобы минимизировать когнитивную нагрузку: понятные иконки, крупные кнопки, ясные обозначения цен и наград, мгновенные анимационные отклики на действия. Для удобства пользователей предусмотрены состояния ошибок и помощи </w:t>
+      </w:r>
+      <w:r>
+        <w:rPr>
+          <w:rFonts w:ascii="Times New Roman" w:hAnsi="Times New Roman" w:cs="Times New Roman"/>
+          <w:sz w:val="28"/>
+          <w:szCs w:val="28"/>
+        </w:rPr>
+        <w:t>–</w:t>
+      </w:r>
+      <w:r>
+        <w:rPr>
+          <w:rFonts w:ascii="Times New Roman" w:hAnsi="Times New Roman" w:cs="Times New Roman"/>
+          <w:sz w:val="28"/>
+          <w:szCs w:val="28"/>
+        </w:rPr>
+        <w:t xml:space="preserve"> подсказки при неудачной авторизации, подтверждения покупок и объяснения условий заданий. В результате получается приложение, которое одновременно просто и насыщенно: оно приглашает к заботе о виртуальном питомце, поощряет исследования и покупки, и делает каждый шаг игрока понятным, радостным и эстетично оформленным.</w:t>
+      </w:r>
+    </w:p>
+    <w:p>
+      <w:pPr>
+        <w:spacing w:after="80" w:line="240" w:lineRule="auto"/>
         <w:jc w:val="center"/>
-        <w:rPr>
-          <w:rFonts w:ascii="Times New Roman" w:hAnsi="Times New Roman" w:cs="Times New Roman"/>
-          <w:sz w:val="28"/>
-          <w:szCs w:val="28"/>
-        </w:rPr>
-      </w:pPr>
-      <w:r>
-        <w:rPr>
-          <w:rFonts w:ascii="Times New Roman" w:hAnsi="Times New Roman" w:cs="Times New Roman"/>
-          <w:sz w:val="28"/>
-          <w:szCs w:val="28"/>
-        </w:rPr>
-        <w:t>Рисунок 10 – Макеты экранов приложения</w:t>
-      </w:r>
-    </w:p>
-    <w:p>
-      <w:pPr>
         <w:rPr>
           <w:rFonts w:ascii="Times New Roman" w:hAnsi="Times New Roman" w:cs="Times New Roman"/>
           <w:sz w:val="28"/>
@@ -14051,7 +16144,7 @@
         <w:spacing w:before="0" w:after="0" w:line="240" w:lineRule="auto"/>
         <w:jc w:val="center"/>
       </w:pPr>
-      <w:bookmarkStart w:id="30" w:name="_Toc216965522"/>
+      <w:bookmarkStart w:id="30" w:name="_Toc217126447"/>
       <w:r>
         <w:lastRenderedPageBreak/>
         <w:t>Заключение</w:t>
@@ -14288,16 +16381,554 @@
     </w:p>
     <w:p>
       <w:pPr>
+        <w:pStyle w:val="1"/>
+        <w:spacing w:before="0" w:after="0"/>
+        <w:jc w:val="center"/>
+      </w:pPr>
+      <w:bookmarkStart w:id="31" w:name="_Toc217126448"/>
+      <w:r>
+        <w:lastRenderedPageBreak/>
+        <w:t>Список использованных источников</w:t>
+      </w:r>
+      <w:bookmarkEnd w:id="31"/>
+    </w:p>
+    <w:p>
+      <w:pPr>
+        <w:pStyle w:val="a7"/>
+        <w:numPr>
+          <w:ilvl w:val="1"/>
+          <w:numId w:val="16"/>
+        </w:numPr>
         <w:spacing w:after="0" w:line="240" w:lineRule="auto"/>
-        <w:ind w:firstLine="709"/>
+        <w:ind w:left="0" w:firstLine="709"/>
+        <w:contextualSpacing w:val="0"/>
         <w:jc w:val="both"/>
         <w:rPr>
-          <w:rFonts w:ascii="Times New Roman" w:hAnsi="Times New Roman" w:cs="Times New Roman"/>
-          <w:sz w:val="28"/>
-          <w:szCs w:val="28"/>
-        </w:rPr>
-      </w:pPr>
-    </w:p>
+          <w:rFonts w:ascii="Times New Roman" w:eastAsia="Times New Roman" w:hAnsi="Times New Roman" w:cs="Times New Roman"/>
+          <w:kern w:val="0"/>
+          <w:sz w:val="28"/>
+          <w:szCs w:val="28"/>
+          <w:lang w:eastAsia="ru-RU"/>
+          <w14:ligatures w14:val="none"/>
+        </w:rPr>
+      </w:pPr>
+      <w:proofErr w:type="spellStart"/>
+      <w:r>
+        <w:rPr>
+          <w:rFonts w:ascii="Times New Roman" w:eastAsia="Times New Roman" w:hAnsi="Times New Roman" w:cs="Times New Roman"/>
+          <w:kern w:val="0"/>
+          <w:sz w:val="28"/>
+          <w:szCs w:val="28"/>
+          <w:lang w:eastAsia="ru-RU"/>
+          <w14:ligatures w14:val="none"/>
+        </w:rPr>
+        <w:t>Гутгарц</w:t>
+      </w:r>
+      <w:proofErr w:type="spellEnd"/>
+      <w:r>
+        <w:rPr>
+          <w:rFonts w:ascii="Times New Roman" w:eastAsia="Times New Roman" w:hAnsi="Times New Roman" w:cs="Times New Roman"/>
+          <w:kern w:val="0"/>
+          <w:sz w:val="28"/>
+          <w:szCs w:val="28"/>
+          <w:lang w:eastAsia="ru-RU"/>
+          <w14:ligatures w14:val="none"/>
+        </w:rPr>
+        <w:t xml:space="preserve"> Р.Д Проектирование автоматизированных систем обработки информации и управления: учебное пособие для академического бакалавриата. </w:t>
+      </w:r>
+      <w:r>
+        <w:rPr>
+          <w:rFonts w:ascii="Times New Roman" w:eastAsia="Times New Roman" w:hAnsi="Times New Roman" w:cs="Times New Roman"/>
+          <w:kern w:val="0"/>
+          <w:sz w:val="28"/>
+          <w:szCs w:val="28"/>
+          <w:lang w:eastAsia="ru-RU"/>
+          <w14:ligatures w14:val="none"/>
+        </w:rPr>
+        <w:t>–</w:t>
+      </w:r>
+      <w:r>
+        <w:rPr>
+          <w:rFonts w:ascii="Times New Roman" w:eastAsia="Times New Roman" w:hAnsi="Times New Roman" w:cs="Times New Roman"/>
+          <w:kern w:val="0"/>
+          <w:sz w:val="28"/>
+          <w:szCs w:val="28"/>
+          <w:lang w:eastAsia="ru-RU"/>
+          <w14:ligatures w14:val="none"/>
+        </w:rPr>
+        <w:t xml:space="preserve"> М.: Издательство </w:t>
+      </w:r>
+      <w:proofErr w:type="spellStart"/>
+      <w:r>
+        <w:rPr>
+          <w:rFonts w:ascii="Times New Roman" w:eastAsia="Times New Roman" w:hAnsi="Times New Roman" w:cs="Times New Roman"/>
+          <w:kern w:val="0"/>
+          <w:sz w:val="28"/>
+          <w:szCs w:val="28"/>
+          <w:lang w:eastAsia="ru-RU"/>
+          <w14:ligatures w14:val="none"/>
+        </w:rPr>
+        <w:t>Юрайт</w:t>
+      </w:r>
+      <w:proofErr w:type="spellEnd"/>
+      <w:r>
+        <w:rPr>
+          <w:rFonts w:ascii="Times New Roman" w:eastAsia="Times New Roman" w:hAnsi="Times New Roman" w:cs="Times New Roman"/>
+          <w:kern w:val="0"/>
+          <w:sz w:val="28"/>
+          <w:szCs w:val="28"/>
+          <w:lang w:eastAsia="ru-RU"/>
+          <w14:ligatures w14:val="none"/>
+        </w:rPr>
+        <w:t xml:space="preserve">, 2019.  </w:t>
+      </w:r>
+    </w:p>
+    <w:p>
+      <w:pPr>
+        <w:pStyle w:val="a7"/>
+        <w:numPr>
+          <w:ilvl w:val="1"/>
+          <w:numId w:val="16"/>
+        </w:numPr>
+        <w:spacing w:after="0" w:line="240" w:lineRule="auto"/>
+        <w:ind w:left="0" w:firstLine="709"/>
+        <w:contextualSpacing w:val="0"/>
+        <w:jc w:val="both"/>
+        <w:rPr>
+          <w:rFonts w:ascii="Times New Roman" w:eastAsia="Times New Roman" w:hAnsi="Times New Roman" w:cs="Times New Roman"/>
+          <w:kern w:val="0"/>
+          <w:sz w:val="28"/>
+          <w:szCs w:val="28"/>
+          <w:lang w:eastAsia="ru-RU"/>
+          <w14:ligatures w14:val="none"/>
+        </w:rPr>
+      </w:pPr>
+      <w:r>
+        <w:rPr>
+          <w:rFonts w:ascii="Times New Roman" w:eastAsia="Times New Roman" w:hAnsi="Times New Roman" w:cs="Times New Roman"/>
+          <w:kern w:val="0"/>
+          <w:sz w:val="28"/>
+          <w:szCs w:val="28"/>
+          <w:lang w:eastAsia="ru-RU"/>
+          <w14:ligatures w14:val="none"/>
+        </w:rPr>
+        <w:t>Проектирование АСОИУ [Электронный ресурс</w:t>
+      </w:r>
+      <w:proofErr w:type="gramStart"/>
+      <w:r>
+        <w:rPr>
+          <w:rFonts w:ascii="Times New Roman" w:eastAsia="Times New Roman" w:hAnsi="Times New Roman" w:cs="Times New Roman"/>
+          <w:kern w:val="0"/>
+          <w:sz w:val="28"/>
+          <w:szCs w:val="28"/>
+          <w:lang w:eastAsia="ru-RU"/>
+          <w14:ligatures w14:val="none"/>
+        </w:rPr>
+        <w:t>] :</w:t>
+      </w:r>
+      <w:proofErr w:type="gramEnd"/>
+      <w:r>
+        <w:rPr>
+          <w:rFonts w:ascii="Times New Roman" w:eastAsia="Times New Roman" w:hAnsi="Times New Roman" w:cs="Times New Roman"/>
+          <w:kern w:val="0"/>
+          <w:sz w:val="28"/>
+          <w:szCs w:val="28"/>
+          <w:lang w:eastAsia="ru-RU"/>
+          <w14:ligatures w14:val="none"/>
+        </w:rPr>
+        <w:t xml:space="preserve"> методические указания по выполнению курсового проекта: 09.03.01 «Информатика и вычислительная техника» для бакалавров по специальности «Автоматизированные системы обработки информации и управления» / Иркут. нац. </w:t>
+      </w:r>
+      <w:proofErr w:type="spellStart"/>
+      <w:r>
+        <w:rPr>
+          <w:rFonts w:ascii="Times New Roman" w:eastAsia="Times New Roman" w:hAnsi="Times New Roman" w:cs="Times New Roman"/>
+          <w:kern w:val="0"/>
+          <w:sz w:val="28"/>
+          <w:szCs w:val="28"/>
+          <w:lang w:eastAsia="ru-RU"/>
+          <w14:ligatures w14:val="none"/>
+        </w:rPr>
+        <w:t>исслед</w:t>
+      </w:r>
+      <w:proofErr w:type="spellEnd"/>
+      <w:r>
+        <w:rPr>
+          <w:rFonts w:ascii="Times New Roman" w:eastAsia="Times New Roman" w:hAnsi="Times New Roman" w:cs="Times New Roman"/>
+          <w:kern w:val="0"/>
+          <w:sz w:val="28"/>
+          <w:szCs w:val="28"/>
+          <w:lang w:eastAsia="ru-RU"/>
+          <w14:ligatures w14:val="none"/>
+        </w:rPr>
+        <w:t>. техн. ун-</w:t>
+      </w:r>
+      <w:proofErr w:type="gramStart"/>
+      <w:r>
+        <w:rPr>
+          <w:rFonts w:ascii="Times New Roman" w:eastAsia="Times New Roman" w:hAnsi="Times New Roman" w:cs="Times New Roman"/>
+          <w:kern w:val="0"/>
+          <w:sz w:val="28"/>
+          <w:szCs w:val="28"/>
+          <w:lang w:eastAsia="ru-RU"/>
+          <w14:ligatures w14:val="none"/>
+        </w:rPr>
+        <w:t>т ;</w:t>
+      </w:r>
+      <w:proofErr w:type="gramEnd"/>
+      <w:r>
+        <w:rPr>
+          <w:rFonts w:ascii="Times New Roman" w:eastAsia="Times New Roman" w:hAnsi="Times New Roman" w:cs="Times New Roman"/>
+          <w:kern w:val="0"/>
+          <w:sz w:val="28"/>
+          <w:szCs w:val="28"/>
+          <w:lang w:eastAsia="ru-RU"/>
+          <w14:ligatures w14:val="none"/>
+        </w:rPr>
+        <w:t xml:space="preserve"> сост. Р. Д. </w:t>
+      </w:r>
+      <w:proofErr w:type="spellStart"/>
+      <w:r>
+        <w:rPr>
+          <w:rFonts w:ascii="Times New Roman" w:eastAsia="Times New Roman" w:hAnsi="Times New Roman" w:cs="Times New Roman"/>
+          <w:kern w:val="0"/>
+          <w:sz w:val="28"/>
+          <w:szCs w:val="28"/>
+          <w:lang w:eastAsia="ru-RU"/>
+          <w14:ligatures w14:val="none"/>
+        </w:rPr>
+        <w:t>Гутгарц</w:t>
+      </w:r>
+      <w:proofErr w:type="spellEnd"/>
+      <w:r>
+        <w:rPr>
+          <w:rFonts w:ascii="Times New Roman" w:eastAsia="Times New Roman" w:hAnsi="Times New Roman" w:cs="Times New Roman"/>
+          <w:kern w:val="0"/>
+          <w:sz w:val="28"/>
+          <w:szCs w:val="28"/>
+          <w:lang w:eastAsia="ru-RU"/>
+          <w14:ligatures w14:val="none"/>
+        </w:rPr>
+        <w:t>. - Электрон</w:t>
+      </w:r>
+      <w:proofErr w:type="gramStart"/>
+      <w:r>
+        <w:rPr>
+          <w:rFonts w:ascii="Times New Roman" w:eastAsia="Times New Roman" w:hAnsi="Times New Roman" w:cs="Times New Roman"/>
+          <w:kern w:val="0"/>
+          <w:sz w:val="28"/>
+          <w:szCs w:val="28"/>
+          <w:lang w:eastAsia="ru-RU"/>
+          <w14:ligatures w14:val="none"/>
+        </w:rPr>
+        <w:t>.</w:t>
+      </w:r>
+      <w:proofErr w:type="gramEnd"/>
+      <w:r>
+        <w:rPr>
+          <w:rFonts w:ascii="Times New Roman" w:eastAsia="Times New Roman" w:hAnsi="Times New Roman" w:cs="Times New Roman"/>
+          <w:kern w:val="0"/>
+          <w:sz w:val="28"/>
+          <w:szCs w:val="28"/>
+          <w:lang w:eastAsia="ru-RU"/>
+          <w14:ligatures w14:val="none"/>
+        </w:rPr>
+        <w:t xml:space="preserve"> дан. - </w:t>
+      </w:r>
+      <w:proofErr w:type="gramStart"/>
+      <w:r>
+        <w:rPr>
+          <w:rFonts w:ascii="Times New Roman" w:eastAsia="Times New Roman" w:hAnsi="Times New Roman" w:cs="Times New Roman"/>
+          <w:kern w:val="0"/>
+          <w:sz w:val="28"/>
+          <w:szCs w:val="28"/>
+          <w:lang w:eastAsia="ru-RU"/>
+          <w14:ligatures w14:val="none"/>
+        </w:rPr>
+        <w:t>Иркутск :</w:t>
+      </w:r>
+      <w:proofErr w:type="gramEnd"/>
+      <w:r>
+        <w:rPr>
+          <w:rFonts w:ascii="Times New Roman" w:eastAsia="Times New Roman" w:hAnsi="Times New Roman" w:cs="Times New Roman"/>
+          <w:kern w:val="0"/>
+          <w:sz w:val="28"/>
+          <w:szCs w:val="28"/>
+          <w:lang w:eastAsia="ru-RU"/>
+          <w14:ligatures w14:val="none"/>
+        </w:rPr>
+        <w:t xml:space="preserve"> ИРНИТУ, 2018.</w:t>
+      </w:r>
+    </w:p>
+    <w:p>
+      <w:pPr>
+        <w:pStyle w:val="a7"/>
+        <w:numPr>
+          <w:ilvl w:val="1"/>
+          <w:numId w:val="16"/>
+        </w:numPr>
+        <w:spacing w:after="0" w:line="240" w:lineRule="auto"/>
+        <w:ind w:left="0" w:firstLine="709"/>
+        <w:contextualSpacing w:val="0"/>
+        <w:jc w:val="both"/>
+        <w:rPr>
+          <w:rFonts w:ascii="Times New Roman" w:eastAsia="Times New Roman" w:hAnsi="Times New Roman" w:cs="Times New Roman"/>
+          <w:kern w:val="0"/>
+          <w:sz w:val="28"/>
+          <w:szCs w:val="28"/>
+          <w:lang w:eastAsia="ru-RU"/>
+          <w14:ligatures w14:val="none"/>
+        </w:rPr>
+      </w:pPr>
+      <w:r>
+        <w:rPr>
+          <w:rFonts w:ascii="Times New Roman" w:eastAsia="Times New Roman" w:hAnsi="Times New Roman" w:cs="Times New Roman"/>
+          <w:kern w:val="0"/>
+          <w:sz w:val="28"/>
+          <w:szCs w:val="28"/>
+          <w:lang w:eastAsia="ru-RU"/>
+          <w14:ligatures w14:val="none"/>
+        </w:rPr>
+        <w:t xml:space="preserve">Проектирование информационных </w:t>
+      </w:r>
+      <w:proofErr w:type="gramStart"/>
+      <w:r>
+        <w:rPr>
+          <w:rFonts w:ascii="Times New Roman" w:eastAsia="Times New Roman" w:hAnsi="Times New Roman" w:cs="Times New Roman"/>
+          <w:kern w:val="0"/>
+          <w:sz w:val="28"/>
+          <w:szCs w:val="28"/>
+          <w:lang w:eastAsia="ru-RU"/>
+          <w14:ligatures w14:val="none"/>
+        </w:rPr>
+        <w:t>систем :</w:t>
+      </w:r>
+      <w:proofErr w:type="gramEnd"/>
+      <w:r>
+        <w:rPr>
+          <w:rFonts w:ascii="Times New Roman" w:eastAsia="Times New Roman" w:hAnsi="Times New Roman" w:cs="Times New Roman"/>
+          <w:kern w:val="0"/>
+          <w:sz w:val="28"/>
+          <w:szCs w:val="28"/>
+          <w:lang w:eastAsia="ru-RU"/>
+          <w14:ligatures w14:val="none"/>
+        </w:rPr>
+        <w:t xml:space="preserve"> учебник и практикум для академического бакалавриата / Д. В. Чистов, П. П. Мельников, А. В. </w:t>
+      </w:r>
+      <w:proofErr w:type="spellStart"/>
+      <w:r>
+        <w:rPr>
+          <w:rFonts w:ascii="Times New Roman" w:eastAsia="Times New Roman" w:hAnsi="Times New Roman" w:cs="Times New Roman"/>
+          <w:kern w:val="0"/>
+          <w:sz w:val="28"/>
+          <w:szCs w:val="28"/>
+          <w:lang w:eastAsia="ru-RU"/>
+          <w14:ligatures w14:val="none"/>
+        </w:rPr>
+        <w:t>Золотарюк</w:t>
+      </w:r>
+      <w:proofErr w:type="spellEnd"/>
+      <w:r>
+        <w:rPr>
+          <w:rFonts w:ascii="Times New Roman" w:eastAsia="Times New Roman" w:hAnsi="Times New Roman" w:cs="Times New Roman"/>
+          <w:kern w:val="0"/>
+          <w:sz w:val="28"/>
+          <w:szCs w:val="28"/>
+          <w:lang w:eastAsia="ru-RU"/>
+          <w14:ligatures w14:val="none"/>
+        </w:rPr>
+        <w:t xml:space="preserve">, Н. Б. </w:t>
+      </w:r>
+      <w:proofErr w:type="spellStart"/>
+      <w:proofErr w:type="gramStart"/>
+      <w:r>
+        <w:rPr>
+          <w:rFonts w:ascii="Times New Roman" w:eastAsia="Times New Roman" w:hAnsi="Times New Roman" w:cs="Times New Roman"/>
+          <w:kern w:val="0"/>
+          <w:sz w:val="28"/>
+          <w:szCs w:val="28"/>
+          <w:lang w:eastAsia="ru-RU"/>
+          <w14:ligatures w14:val="none"/>
+        </w:rPr>
+        <w:t>Ничепорук</w:t>
+      </w:r>
+      <w:proofErr w:type="spellEnd"/>
+      <w:r>
+        <w:rPr>
+          <w:rFonts w:ascii="Times New Roman" w:eastAsia="Times New Roman" w:hAnsi="Times New Roman" w:cs="Times New Roman"/>
+          <w:kern w:val="0"/>
+          <w:sz w:val="28"/>
+          <w:szCs w:val="28"/>
+          <w:lang w:eastAsia="ru-RU"/>
+          <w14:ligatures w14:val="none"/>
+        </w:rPr>
+        <w:t xml:space="preserve"> ;</w:t>
+      </w:r>
+      <w:proofErr w:type="gramEnd"/>
+      <w:r>
+        <w:rPr>
+          <w:rFonts w:ascii="Times New Roman" w:eastAsia="Times New Roman" w:hAnsi="Times New Roman" w:cs="Times New Roman"/>
+          <w:kern w:val="0"/>
+          <w:sz w:val="28"/>
+          <w:szCs w:val="28"/>
+          <w:lang w:eastAsia="ru-RU"/>
+          <w14:ligatures w14:val="none"/>
+        </w:rPr>
+        <w:t xml:space="preserve"> под общ. ред. Д. В. Чистова. </w:t>
+      </w:r>
+      <w:r>
+        <w:rPr>
+          <w:rFonts w:ascii="Times New Roman" w:eastAsia="Times New Roman" w:hAnsi="Times New Roman" w:cs="Times New Roman"/>
+          <w:kern w:val="0"/>
+          <w:sz w:val="28"/>
+          <w:szCs w:val="28"/>
+          <w:lang w:eastAsia="ru-RU"/>
+          <w14:ligatures w14:val="none"/>
+        </w:rPr>
+        <w:t>–</w:t>
+      </w:r>
+      <w:r>
+        <w:rPr>
+          <w:rFonts w:ascii="Times New Roman" w:eastAsia="Times New Roman" w:hAnsi="Times New Roman" w:cs="Times New Roman"/>
+          <w:kern w:val="0"/>
+          <w:sz w:val="28"/>
+          <w:szCs w:val="28"/>
+          <w:lang w:eastAsia="ru-RU"/>
+          <w14:ligatures w14:val="none"/>
+        </w:rPr>
+        <w:t xml:space="preserve"> </w:t>
+      </w:r>
+      <w:proofErr w:type="gramStart"/>
+      <w:r>
+        <w:rPr>
+          <w:rFonts w:ascii="Times New Roman" w:eastAsia="Times New Roman" w:hAnsi="Times New Roman" w:cs="Times New Roman"/>
+          <w:kern w:val="0"/>
+          <w:sz w:val="28"/>
+          <w:szCs w:val="28"/>
+          <w:lang w:eastAsia="ru-RU"/>
+          <w14:ligatures w14:val="none"/>
+        </w:rPr>
+        <w:t>М. :</w:t>
+      </w:r>
+      <w:proofErr w:type="gramEnd"/>
+      <w:r>
+        <w:rPr>
+          <w:rFonts w:ascii="Times New Roman" w:eastAsia="Times New Roman" w:hAnsi="Times New Roman" w:cs="Times New Roman"/>
+          <w:kern w:val="0"/>
+          <w:sz w:val="28"/>
+          <w:szCs w:val="28"/>
+          <w:lang w:eastAsia="ru-RU"/>
+          <w14:ligatures w14:val="none"/>
+        </w:rPr>
+        <w:t xml:space="preserve"> Издательство </w:t>
+      </w:r>
+      <w:proofErr w:type="spellStart"/>
+      <w:r>
+        <w:rPr>
+          <w:rFonts w:ascii="Times New Roman" w:eastAsia="Times New Roman" w:hAnsi="Times New Roman" w:cs="Times New Roman"/>
+          <w:kern w:val="0"/>
+          <w:sz w:val="28"/>
+          <w:szCs w:val="28"/>
+          <w:lang w:eastAsia="ru-RU"/>
+          <w14:ligatures w14:val="none"/>
+        </w:rPr>
+        <w:t>Юрайт</w:t>
+      </w:r>
+      <w:proofErr w:type="spellEnd"/>
+      <w:r>
+        <w:rPr>
+          <w:rFonts w:ascii="Times New Roman" w:eastAsia="Times New Roman" w:hAnsi="Times New Roman" w:cs="Times New Roman"/>
+          <w:kern w:val="0"/>
+          <w:sz w:val="28"/>
+          <w:szCs w:val="28"/>
+          <w:lang w:eastAsia="ru-RU"/>
+          <w14:ligatures w14:val="none"/>
+        </w:rPr>
+        <w:t>, 2016.</w:t>
+      </w:r>
+    </w:p>
+    <w:p>
+      <w:pPr>
+        <w:pStyle w:val="a7"/>
+        <w:numPr>
+          <w:ilvl w:val="1"/>
+          <w:numId w:val="16"/>
+        </w:numPr>
+        <w:suppressAutoHyphens/>
+        <w:spacing w:after="0" w:line="240" w:lineRule="auto"/>
+        <w:ind w:left="0" w:firstLine="709"/>
+        <w:contextualSpacing w:val="0"/>
+        <w:jc w:val="both"/>
+        <w:textAlignment w:val="baseline"/>
+        <w:rPr>
+          <w:rFonts w:ascii="Times New Roman" w:eastAsia="Times New Roman" w:hAnsi="Times New Roman" w:cs="Times New Roman"/>
+          <w:kern w:val="0"/>
+          <w:sz w:val="28"/>
+          <w:szCs w:val="28"/>
+          <w:lang w:eastAsia="ru-RU"/>
+          <w14:ligatures w14:val="none"/>
+        </w:rPr>
+      </w:pPr>
+      <w:r>
+        <w:rPr>
+          <w:rFonts w:ascii="Times New Roman" w:eastAsia="Times New Roman" w:hAnsi="Times New Roman" w:cs="Times New Roman"/>
+          <w:kern w:val="0"/>
+          <w:sz w:val="28"/>
+          <w:szCs w:val="28"/>
+          <w:lang w:eastAsia="ru-RU"/>
+          <w14:ligatures w14:val="none"/>
+        </w:rPr>
+        <w:t xml:space="preserve">Рудинский И.Д. Технология проектирования автоматизированных систем обработки информации и </w:t>
+      </w:r>
+      <w:proofErr w:type="gramStart"/>
+      <w:r>
+        <w:rPr>
+          <w:rFonts w:ascii="Times New Roman" w:eastAsia="Times New Roman" w:hAnsi="Times New Roman" w:cs="Times New Roman"/>
+          <w:kern w:val="0"/>
+          <w:sz w:val="28"/>
+          <w:szCs w:val="28"/>
+          <w:lang w:eastAsia="ru-RU"/>
+          <w14:ligatures w14:val="none"/>
+        </w:rPr>
+        <w:t>управления :</w:t>
+      </w:r>
+      <w:proofErr w:type="gramEnd"/>
+      <w:r>
+        <w:rPr>
+          <w:rFonts w:ascii="Times New Roman" w:eastAsia="Times New Roman" w:hAnsi="Times New Roman" w:cs="Times New Roman"/>
+          <w:kern w:val="0"/>
+          <w:sz w:val="28"/>
+          <w:szCs w:val="28"/>
+          <w:lang w:eastAsia="ru-RU"/>
+          <w14:ligatures w14:val="none"/>
+        </w:rPr>
+        <w:t xml:space="preserve"> учебное пособие для вузов / И. Д. Рудинский. - </w:t>
+      </w:r>
+      <w:proofErr w:type="gramStart"/>
+      <w:r>
+        <w:rPr>
+          <w:rFonts w:ascii="Times New Roman" w:eastAsia="Times New Roman" w:hAnsi="Times New Roman" w:cs="Times New Roman"/>
+          <w:kern w:val="0"/>
+          <w:sz w:val="28"/>
+          <w:szCs w:val="28"/>
+          <w:lang w:eastAsia="ru-RU"/>
+          <w14:ligatures w14:val="none"/>
+        </w:rPr>
+        <w:t>Москва :</w:t>
+      </w:r>
+      <w:proofErr w:type="gramEnd"/>
+      <w:r>
+        <w:rPr>
+          <w:rFonts w:ascii="Times New Roman" w:eastAsia="Times New Roman" w:hAnsi="Times New Roman" w:cs="Times New Roman"/>
+          <w:kern w:val="0"/>
+          <w:sz w:val="28"/>
+          <w:szCs w:val="28"/>
+          <w:lang w:eastAsia="ru-RU"/>
+          <w14:ligatures w14:val="none"/>
+        </w:rPr>
+        <w:t xml:space="preserve"> Горячая линия - Телеком, 2011. </w:t>
+      </w:r>
+    </w:p>
+    <w:p/>
     <w:sectPr>
       <w:pgSz w:w="11906" w:h="16838"/>
       <w:pgMar w:top="1134" w:right="850" w:bottom="1134" w:left="1701" w:header="708" w:footer="708" w:gutter="0"/>
@@ -14554,6 +17185,119 @@
     </w:lvl>
   </w:abstractNum>
   <w:abstractNum w:abstractNumId="1" w15:restartNumberingAfterBreak="0">
+    <w:nsid w:val="0B020D0E"/>
+    <w:multiLevelType w:val="multilevel"/>
+    <w:tmpl w:val="DB26F6C0"/>
+    <w:lvl w:ilvl="0">
+      <w:start w:val="1"/>
+      <w:numFmt w:val="decimal"/>
+      <w:lvlText w:val="%1."/>
+      <w:lvlJc w:val="left"/>
+      <w:pPr>
+        <w:tabs>
+          <w:tab w:val="num" w:pos="1920"/>
+        </w:tabs>
+        <w:ind w:left="1920" w:hanging="360"/>
+      </w:pPr>
+    </w:lvl>
+    <w:lvl w:ilvl="1">
+      <w:start w:val="1"/>
+      <w:numFmt w:val="decimal"/>
+      <w:lvlText w:val="%2."/>
+      <w:lvlJc w:val="left"/>
+      <w:pPr>
+        <w:tabs>
+          <w:tab w:val="num" w:pos="1440"/>
+        </w:tabs>
+        <w:ind w:left="1440" w:hanging="360"/>
+      </w:pPr>
+    </w:lvl>
+    <w:lvl w:ilvl="2">
+      <w:start w:val="1"/>
+      <w:numFmt w:val="decimal"/>
+      <w:lvlText w:val="%3."/>
+      <w:lvlJc w:val="left"/>
+      <w:pPr>
+        <w:tabs>
+          <w:tab w:val="num" w:pos="2160"/>
+        </w:tabs>
+        <w:ind w:left="2160" w:hanging="360"/>
+      </w:pPr>
+    </w:lvl>
+    <w:lvl w:ilvl="3">
+      <w:start w:val="1"/>
+      <w:numFmt w:val="decimal"/>
+      <w:lvlText w:val="%4."/>
+      <w:lvlJc w:val="left"/>
+      <w:pPr>
+        <w:tabs>
+          <w:tab w:val="num" w:pos="2880"/>
+        </w:tabs>
+        <w:ind w:left="2880" w:hanging="360"/>
+      </w:pPr>
+    </w:lvl>
+    <w:lvl w:ilvl="4">
+      <w:start w:val="1"/>
+      <w:numFmt w:val="decimal"/>
+      <w:lvlText w:val="%5."/>
+      <w:lvlJc w:val="left"/>
+      <w:pPr>
+        <w:tabs>
+          <w:tab w:val="num" w:pos="3600"/>
+        </w:tabs>
+        <w:ind w:left="3600" w:hanging="360"/>
+      </w:pPr>
+    </w:lvl>
+    <w:lvl w:ilvl="5">
+      <w:start w:val="1"/>
+      <w:numFmt w:val="decimal"/>
+      <w:lvlText w:val="%6."/>
+      <w:lvlJc w:val="left"/>
+      <w:pPr>
+        <w:tabs>
+          <w:tab w:val="num" w:pos="4320"/>
+        </w:tabs>
+        <w:ind w:left="4320" w:hanging="360"/>
+      </w:pPr>
+    </w:lvl>
+    <w:lvl w:ilvl="6">
+      <w:start w:val="1"/>
+      <w:numFmt w:val="decimal"/>
+      <w:lvlText w:val="%7."/>
+      <w:lvlJc w:val="left"/>
+      <w:pPr>
+        <w:tabs>
+          <w:tab w:val="num" w:pos="5040"/>
+        </w:tabs>
+        <w:ind w:left="5040" w:hanging="360"/>
+      </w:pPr>
+    </w:lvl>
+    <w:lvl w:ilvl="7">
+      <w:start w:val="1"/>
+      <w:numFmt w:val="decimal"/>
+      <w:lvlText w:val="%8."/>
+      <w:lvlJc w:val="left"/>
+      <w:pPr>
+        <w:tabs>
+          <w:tab w:val="num" w:pos="5760"/>
+        </w:tabs>
+        <w:ind w:left="5760" w:hanging="360"/>
+      </w:pPr>
+    </w:lvl>
+    <w:lvl w:ilvl="8">
+      <w:start w:val="1"/>
+      <w:numFmt w:val="decimal"/>
+      <w:lvlText w:val="%9."/>
+      <w:lvlJc w:val="left"/>
+      <w:pPr>
+        <w:tabs>
+          <w:tab w:val="num" w:pos="6480"/>
+        </w:tabs>
+        <w:ind w:left="6480" w:hanging="360"/>
+      </w:pPr>
+    </w:lvl>
+  </w:abstractNum>
+  <w:abstractNum w:abstractNumId="2" w15:restartNumberingAfterBreak="0">
     <w:nsid w:val="1B960813"/>
     <w:multiLevelType w:val="multilevel"/>
     <w:tmpl w:val="DB26F6C0"/>
@@ -14666,7 +17410,7 @@
       </w:pPr>
     </w:lvl>
   </w:abstractNum>
-  <w:abstractNum w:abstractNumId="2" w15:restartNumberingAfterBreak="0">
+  <w:abstractNum w:abstractNumId="3" w15:restartNumberingAfterBreak="0">
     <w:nsid w:val="2BE8305B"/>
     <w:multiLevelType w:val="multilevel"/>
     <w:tmpl w:val="26EEF8E8"/>
@@ -14776,7 +17520,7 @@
       </w:pPr>
     </w:lvl>
   </w:abstractNum>
-  <w:abstractNum w:abstractNumId="3" w15:restartNumberingAfterBreak="0">
+  <w:abstractNum w:abstractNumId="4" w15:restartNumberingAfterBreak="0">
     <w:nsid w:val="34AC6900"/>
     <w:multiLevelType w:val="multilevel"/>
     <w:tmpl w:val="DC0EA358"/>
@@ -14889,7 +17633,7 @@
       </w:rPr>
     </w:lvl>
   </w:abstractNum>
-  <w:abstractNum w:abstractNumId="4" w15:restartNumberingAfterBreak="0">
+  <w:abstractNum w:abstractNumId="5" w15:restartNumberingAfterBreak="0">
     <w:nsid w:val="36464B2C"/>
     <w:multiLevelType w:val="multilevel"/>
     <w:tmpl w:val="1C9A87B8"/>
@@ -15009,7 +17753,7 @@
       </w:rPr>
     </w:lvl>
   </w:abstractNum>
-  <w:abstractNum w:abstractNumId="5" w15:restartNumberingAfterBreak="0">
+  <w:abstractNum w:abstractNumId="6" w15:restartNumberingAfterBreak="0">
     <w:nsid w:val="416F7174"/>
     <w:multiLevelType w:val="multilevel"/>
     <w:tmpl w:val="FF54CF9E"/>
@@ -15122,7 +17866,7 @@
       </w:pPr>
     </w:lvl>
   </w:abstractNum>
-  <w:abstractNum w:abstractNumId="6" w15:restartNumberingAfterBreak="0">
+  <w:abstractNum w:abstractNumId="7" w15:restartNumberingAfterBreak="0">
     <w:nsid w:val="4A9332A1"/>
     <w:multiLevelType w:val="multilevel"/>
     <w:tmpl w:val="FBDE01F2"/>
@@ -15235,7 +17979,7 @@
       </w:rPr>
     </w:lvl>
   </w:abstractNum>
-  <w:abstractNum w:abstractNumId="7" w15:restartNumberingAfterBreak="0">
+  <w:abstractNum w:abstractNumId="8" w15:restartNumberingAfterBreak="0">
     <w:nsid w:val="5CF20BA1"/>
     <w:multiLevelType w:val="multilevel"/>
     <w:tmpl w:val="B0AEA45E"/>
@@ -15348,7 +18092,7 @@
       </w:rPr>
     </w:lvl>
   </w:abstractNum>
-  <w:abstractNum w:abstractNumId="8" w15:restartNumberingAfterBreak="0">
+  <w:abstractNum w:abstractNumId="9" w15:restartNumberingAfterBreak="0">
     <w:nsid w:val="5FCB46A9"/>
     <w:multiLevelType w:val="multilevel"/>
     <w:tmpl w:val="6D76A914"/>
@@ -15471,7 +18215,7 @@
       </w:rPr>
     </w:lvl>
   </w:abstractNum>
-  <w:abstractNum w:abstractNumId="9" w15:restartNumberingAfterBreak="0">
+  <w:abstractNum w:abstractNumId="10" w15:restartNumberingAfterBreak="0">
     <w:nsid w:val="6BEE67D4"/>
     <w:multiLevelType w:val="multilevel"/>
     <w:tmpl w:val="E38E3B3A"/>
@@ -15584,7 +18328,7 @@
       </w:rPr>
     </w:lvl>
   </w:abstractNum>
-  <w:abstractNum w:abstractNumId="10" w15:restartNumberingAfterBreak="0">
+  <w:abstractNum w:abstractNumId="11" w15:restartNumberingAfterBreak="0">
     <w:nsid w:val="6F9F0051"/>
     <w:multiLevelType w:val="multilevel"/>
     <w:tmpl w:val="74764BFE"/>
@@ -15730,7 +18474,7 @@
       </w:rPr>
     </w:lvl>
   </w:abstractNum>
-  <w:abstractNum w:abstractNumId="11" w15:restartNumberingAfterBreak="0">
+  <w:abstractNum w:abstractNumId="12" w15:restartNumberingAfterBreak="0">
     <w:nsid w:val="71EF2D8B"/>
     <w:multiLevelType w:val="multilevel"/>
     <w:tmpl w:val="6D76A914"/>
@@ -15853,7 +18597,7 @@
       </w:rPr>
     </w:lvl>
   </w:abstractNum>
-  <w:abstractNum w:abstractNumId="12" w15:restartNumberingAfterBreak="0">
+  <w:abstractNum w:abstractNumId="13" w15:restartNumberingAfterBreak="0">
     <w:nsid w:val="72BA111C"/>
     <w:multiLevelType w:val="multilevel"/>
     <w:tmpl w:val="3DA2E79E"/>
@@ -15966,7 +18710,7 @@
       </w:rPr>
     </w:lvl>
   </w:abstractNum>
-  <w:abstractNum w:abstractNumId="13" w15:restartNumberingAfterBreak="0">
+  <w:abstractNum w:abstractNumId="14" w15:restartNumberingAfterBreak="0">
     <w:nsid w:val="7BE55756"/>
     <w:multiLevelType w:val="multilevel"/>
     <w:tmpl w:val="7084DEA2"/>
@@ -16115,47 +18859,160 @@
       </w:rPr>
     </w:lvl>
   </w:abstractNum>
+  <w:abstractNum w:abstractNumId="15" w15:restartNumberingAfterBreak="0">
+    <w:nsid w:val="7E8D3BEB"/>
+    <w:multiLevelType w:val="multilevel"/>
+    <w:tmpl w:val="DB26F6C0"/>
+    <w:lvl w:ilvl="0">
+      <w:start w:val="1"/>
+      <w:numFmt w:val="decimal"/>
+      <w:lvlText w:val="%1."/>
+      <w:lvlJc w:val="left"/>
+      <w:pPr>
+        <w:tabs>
+          <w:tab w:val="num" w:pos="1920"/>
+        </w:tabs>
+        <w:ind w:left="1920" w:hanging="360"/>
+      </w:pPr>
+    </w:lvl>
+    <w:lvl w:ilvl="1">
+      <w:start w:val="1"/>
+      <w:numFmt w:val="decimal"/>
+      <w:lvlText w:val="%2."/>
+      <w:lvlJc w:val="left"/>
+      <w:pPr>
+        <w:tabs>
+          <w:tab w:val="num" w:pos="1440"/>
+        </w:tabs>
+        <w:ind w:left="1440" w:hanging="360"/>
+      </w:pPr>
+    </w:lvl>
+    <w:lvl w:ilvl="2">
+      <w:start w:val="1"/>
+      <w:numFmt w:val="decimal"/>
+      <w:lvlText w:val="%3."/>
+      <w:lvlJc w:val="left"/>
+      <w:pPr>
+        <w:tabs>
+          <w:tab w:val="num" w:pos="2160"/>
+        </w:tabs>
+        <w:ind w:left="2160" w:hanging="360"/>
+      </w:pPr>
+    </w:lvl>
+    <w:lvl w:ilvl="3">
+      <w:start w:val="1"/>
+      <w:numFmt w:val="decimal"/>
+      <w:lvlText w:val="%4."/>
+      <w:lvlJc w:val="left"/>
+      <w:pPr>
+        <w:tabs>
+          <w:tab w:val="num" w:pos="2880"/>
+        </w:tabs>
+        <w:ind w:left="2880" w:hanging="360"/>
+      </w:pPr>
+    </w:lvl>
+    <w:lvl w:ilvl="4">
+      <w:start w:val="1"/>
+      <w:numFmt w:val="decimal"/>
+      <w:lvlText w:val="%5."/>
+      <w:lvlJc w:val="left"/>
+      <w:pPr>
+        <w:tabs>
+          <w:tab w:val="num" w:pos="3600"/>
+        </w:tabs>
+        <w:ind w:left="3600" w:hanging="360"/>
+      </w:pPr>
+    </w:lvl>
+    <w:lvl w:ilvl="5">
+      <w:start w:val="1"/>
+      <w:numFmt w:val="decimal"/>
+      <w:lvlText w:val="%6."/>
+      <w:lvlJc w:val="left"/>
+      <w:pPr>
+        <w:tabs>
+          <w:tab w:val="num" w:pos="4320"/>
+        </w:tabs>
+        <w:ind w:left="4320" w:hanging="360"/>
+      </w:pPr>
+    </w:lvl>
+    <w:lvl w:ilvl="6">
+      <w:start w:val="1"/>
+      <w:numFmt w:val="decimal"/>
+      <w:lvlText w:val="%7."/>
+      <w:lvlJc w:val="left"/>
+      <w:pPr>
+        <w:tabs>
+          <w:tab w:val="num" w:pos="5040"/>
+        </w:tabs>
+        <w:ind w:left="5040" w:hanging="360"/>
+      </w:pPr>
+    </w:lvl>
+    <w:lvl w:ilvl="7">
+      <w:start w:val="1"/>
+      <w:numFmt w:val="decimal"/>
+      <w:lvlText w:val="%8."/>
+      <w:lvlJc w:val="left"/>
+      <w:pPr>
+        <w:tabs>
+          <w:tab w:val="num" w:pos="5760"/>
+        </w:tabs>
+        <w:ind w:left="5760" w:hanging="360"/>
+      </w:pPr>
+    </w:lvl>
+    <w:lvl w:ilvl="8">
+      <w:start w:val="1"/>
+      <w:numFmt w:val="decimal"/>
+      <w:lvlText w:val="%9."/>
+      <w:lvlJc w:val="left"/>
+      <w:pPr>
+        <w:tabs>
+          <w:tab w:val="num" w:pos="6480"/>
+        </w:tabs>
+        <w:ind w:left="6480" w:hanging="360"/>
+      </w:pPr>
+    </w:lvl>
+  </w:abstractNum>
   <w:num w:numId="1" w16cid:durableId="629436598">
     <w:abstractNumId w:val="0"/>
   </w:num>
   <w:num w:numId="2" w16cid:durableId="1616212404">
+    <w:abstractNumId w:val="6"/>
+  </w:num>
+  <w:num w:numId="3" w16cid:durableId="1977641156">
+    <w:abstractNumId w:val="9"/>
+  </w:num>
+  <w:num w:numId="4" w16cid:durableId="441802238">
+    <w:abstractNumId w:val="12"/>
+  </w:num>
+  <w:num w:numId="5" w16cid:durableId="1767730684">
+    <w:abstractNumId w:val="3"/>
+  </w:num>
+  <w:num w:numId="6" w16cid:durableId="394818148">
     <w:abstractNumId w:val="5"/>
   </w:num>
-  <w:num w:numId="3" w16cid:durableId="1977641156">
+  <w:num w:numId="7" w16cid:durableId="674070325">
     <w:abstractNumId w:val="8"/>
   </w:num>
-  <w:num w:numId="4" w16cid:durableId="441802238">
+  <w:num w:numId="8" w16cid:durableId="1293947425">
+    <w:abstractNumId w:val="14"/>
+  </w:num>
+  <w:num w:numId="9" w16cid:durableId="792216430">
     <w:abstractNumId w:val="11"/>
   </w:num>
-  <w:num w:numId="5" w16cid:durableId="1767730684">
-    <w:abstractNumId w:val="2"/>
+  <w:num w:numId="10" w16cid:durableId="718361522">
+    <w:abstractNumId w:val="13"/>
   </w:num>
-  <w:num w:numId="6" w16cid:durableId="394818148">
+  <w:num w:numId="11" w16cid:durableId="2512969">
+    <w:abstractNumId w:val="7"/>
+  </w:num>
+  <w:num w:numId="12" w16cid:durableId="170728301">
     <w:abstractNumId w:val="4"/>
   </w:num>
-  <w:num w:numId="7" w16cid:durableId="674070325">
-    <w:abstractNumId w:val="7"/>
-  </w:num>
-  <w:num w:numId="8" w16cid:durableId="1293947425">
-    <w:abstractNumId w:val="13"/>
-  </w:num>
-  <w:num w:numId="9" w16cid:durableId="792216430">
+  <w:num w:numId="13" w16cid:durableId="988284181">
     <w:abstractNumId w:val="10"/>
   </w:num>
-  <w:num w:numId="10" w16cid:durableId="718361522">
-    <w:abstractNumId w:val="12"/>
-  </w:num>
-  <w:num w:numId="11" w16cid:durableId="2512969">
-    <w:abstractNumId w:val="6"/>
-  </w:num>
-  <w:num w:numId="12" w16cid:durableId="170728301">
-    <w:abstractNumId w:val="3"/>
-  </w:num>
-  <w:num w:numId="13" w16cid:durableId="988284181">
-    <w:abstractNumId w:val="9"/>
-  </w:num>
   <w:num w:numId="14" w16cid:durableId="1639526643">
-    <w:abstractNumId w:val="1"/>
+    <w:abstractNumId w:val="2"/>
     <w:lvlOverride w:ilvl="0">
       <w:startOverride w:val="1"/>
     </w:lvlOverride>
@@ -16183,6 +19040,12 @@
     <w:lvlOverride w:ilvl="8">
       <w:startOverride w:val="1"/>
     </w:lvlOverride>
+  </w:num>
+  <w:num w:numId="15" w16cid:durableId="271595917">
+    <w:abstractNumId w:val="1"/>
+  </w:num>
+  <w:num w:numId="16" w16cid:durableId="1757896026">
+    <w:abstractNumId w:val="15"/>
   </w:num>
 </w:numbering>
 </file>
@@ -17247,6 +20110,36 @@
       </w:tblBorders>
     </w:tblPr>
   </w:style>
+  <w:style w:type="paragraph" w:styleId="af3">
+    <w:name w:val="Normal (Web)"/>
+    <w:basedOn w:val="a"/>
+    <w:uiPriority w:val="99"/>
+    <w:semiHidden/>
+    <w:unhideWhenUsed/>
+    <w:rsid w:val="00BB5222"/>
+    <w:pPr>
+      <w:spacing w:before="100" w:beforeAutospacing="1" w:after="100" w:afterAutospacing="1" w:line="240" w:lineRule="auto"/>
+    </w:pPr>
+    <w:rPr>
+      <w:rFonts w:ascii="Times New Roman" w:eastAsia="Times New Roman" w:hAnsi="Times New Roman" w:cs="Times New Roman"/>
+      <w:kern w:val="0"/>
+      <w:sz w:val="24"/>
+      <w:szCs w:val="24"/>
+      <w:lang w:eastAsia="ru-RU"/>
+      <w14:ligatures w14:val="none"/>
+    </w:rPr>
+  </w:style>
+  <w:style w:type="character" w:styleId="af4">
+    <w:name w:val="Strong"/>
+    <w:basedOn w:val="a0"/>
+    <w:uiPriority w:val="22"/>
+    <w:qFormat/>
+    <w:rsid w:val="00BB5222"/>
+    <w:rPr>
+      <w:b/>
+      <w:bCs/>
+    </w:rPr>
+  </w:style>
 </w:styles>
 </file>
 

--- a/Курсовой проект.docx
+++ b/Курсовой проект.docx
@@ -1124,17 +1124,7 @@
                 <w:szCs w:val="28"/>
                 <w14:ligatures w14:val="none"/>
               </w:rPr>
-              <w:t>В.Е.</w:t>
-            </w:r>
-            <w:r>
-              <w:rPr>
-                <w:rFonts w:ascii="Times New Roman" w:eastAsia="Calibri" w:hAnsi="Times New Roman" w:cs="Times New Roman"/>
-                <w:kern w:val="0"/>
-                <w:sz w:val="28"/>
-                <w:szCs w:val="28"/>
-                <w14:ligatures w14:val="none"/>
-              </w:rPr>
-              <w:t xml:space="preserve"> Семениченко</w:t>
+              <w:t>В.Е. Семениченко</w:t>
             </w:r>
           </w:p>
         </w:tc>
@@ -4753,7 +4743,7 @@
                 <w:sz w:val="28"/>
                 <w:szCs w:val="28"/>
               </w:rPr>
-              <w:t>17</w:t>
+              <w:t>18</w:t>
             </w:r>
             <w:r>
               <w:rPr>
@@ -5200,7 +5190,27 @@
                 <w:sz w:val="28"/>
                 <w:szCs w:val="28"/>
               </w:rPr>
-              <w:t>2.4 Проектирование пользовательского интерфейса</w:t>
+              <w:t>2.4 Проектирование пользовательского ин</w:t>
+            </w:r>
+            <w:r>
+              <w:rPr>
+                <w:rStyle w:val="ae"/>
+                <w:rFonts w:ascii="Times New Roman" w:hAnsi="Times New Roman" w:cs="Times New Roman"/>
+                <w:noProof/>
+                <w:sz w:val="28"/>
+                <w:szCs w:val="28"/>
+              </w:rPr>
+              <w:t>т</w:t>
+            </w:r>
+            <w:r>
+              <w:rPr>
+                <w:rStyle w:val="ae"/>
+                <w:rFonts w:ascii="Times New Roman" w:hAnsi="Times New Roman" w:cs="Times New Roman"/>
+                <w:noProof/>
+                <w:sz w:val="28"/>
+                <w:szCs w:val="28"/>
+              </w:rPr>
+              <w:t>ерфейса</w:t>
             </w:r>
             <w:r>
               <w:rPr>
@@ -5356,7 +5366,7 @@
                 <w:sz w:val="28"/>
                 <w:szCs w:val="28"/>
               </w:rPr>
-              <w:t>28</w:t>
+              <w:t>31</w:t>
             </w:r>
             <w:r>
               <w:rPr>
@@ -5453,7 +5463,7 @@
                 <w:sz w:val="28"/>
                 <w:szCs w:val="28"/>
               </w:rPr>
-              <w:t>29</w:t>
+              <w:t>32</w:t>
             </w:r>
             <w:r>
               <w:rPr>
@@ -5711,7 +5721,7 @@
           <w:numId w:val="1"/>
         </w:numPr>
         <w:spacing w:after="0" w:line="240" w:lineRule="auto"/>
-        <w:ind w:firstLine="709"/>
+        <w:ind w:left="0" w:firstLine="709"/>
         <w:jc w:val="both"/>
         <w:rPr>
           <w:rFonts w:ascii="Times New Roman" w:hAnsi="Times New Roman" w:cs="Times New Roman"/>
@@ -5726,6 +5736,14 @@
           <w:szCs w:val="28"/>
         </w:rPr>
         <w:t>Отсутствие единой актуальной карты загрязнённых участков, доступной в реальном времени;</w:t>
+      </w:r>
+      <w:r>
+        <w:rPr>
+          <w:rFonts w:ascii="Times New Roman" w:hAnsi="Times New Roman" w:cs="Times New Roman"/>
+          <w:sz w:val="28"/>
+          <w:szCs w:val="28"/>
+        </w:rPr>
+        <w:t xml:space="preserve"> </w:t>
       </w:r>
     </w:p>
     <w:p>
@@ -5735,7 +5753,7 @@
           <w:numId w:val="1"/>
         </w:numPr>
         <w:spacing w:after="0" w:line="240" w:lineRule="auto"/>
-        <w:ind w:firstLine="709"/>
+        <w:ind w:left="0" w:firstLine="709"/>
         <w:jc w:val="both"/>
         <w:rPr>
           <w:rFonts w:ascii="Times New Roman" w:hAnsi="Times New Roman" w:cs="Times New Roman"/>
@@ -5759,7 +5777,7 @@
           <w:numId w:val="1"/>
         </w:numPr>
         <w:spacing w:after="0" w:line="240" w:lineRule="auto"/>
-        <w:ind w:firstLine="709"/>
+        <w:ind w:left="0" w:firstLine="709"/>
         <w:jc w:val="both"/>
         <w:rPr>
           <w:rFonts w:ascii="Times New Roman" w:hAnsi="Times New Roman" w:cs="Times New Roman"/>
@@ -5783,7 +5801,7 @@
           <w:numId w:val="1"/>
         </w:numPr>
         <w:spacing w:after="0" w:line="240" w:lineRule="auto"/>
-        <w:ind w:firstLine="709"/>
+        <w:ind w:left="0" w:firstLine="709"/>
         <w:jc w:val="both"/>
         <w:rPr>
           <w:rFonts w:ascii="Times New Roman" w:hAnsi="Times New Roman" w:cs="Times New Roman"/>
@@ -6010,7 +6028,6 @@
           <w:sz w:val="28"/>
           <w:szCs w:val="28"/>
         </w:rPr>
-        <w:lastRenderedPageBreak/>
         <w:t>геймифицированного</w:t>
       </w:r>
       <w:proofErr w:type="spellEnd"/>
@@ -6058,6 +6075,7 @@
           <w:sz w:val="28"/>
           <w:szCs w:val="28"/>
         </w:rPr>
+        <w:lastRenderedPageBreak/>
         <w:t>Целью проекта является р</w:t>
       </w:r>
       <w:r>
@@ -6726,7 +6744,7 @@
           <w:numId w:val="3"/>
         </w:numPr>
         <w:spacing w:after="0" w:line="240" w:lineRule="auto"/>
-        <w:ind w:firstLine="709"/>
+        <w:ind w:left="0" w:firstLine="709"/>
         <w:jc w:val="both"/>
         <w:rPr>
           <w:rFonts w:ascii="Times New Roman" w:hAnsi="Times New Roman" w:cs="Times New Roman"/>
@@ -6766,7 +6784,7 @@
           <w:numId w:val="3"/>
         </w:numPr>
         <w:spacing w:after="0" w:line="240" w:lineRule="auto"/>
-        <w:ind w:firstLine="709"/>
+        <w:ind w:left="0" w:firstLine="709"/>
         <w:jc w:val="both"/>
         <w:rPr>
           <w:rFonts w:ascii="Times New Roman" w:hAnsi="Times New Roman" w:cs="Times New Roman"/>
@@ -6790,7 +6808,7 @@
           <w:numId w:val="3"/>
         </w:numPr>
         <w:spacing w:after="0" w:line="240" w:lineRule="auto"/>
-        <w:ind w:firstLine="709"/>
+        <w:ind w:left="0" w:firstLine="709"/>
         <w:jc w:val="both"/>
         <w:rPr>
           <w:rFonts w:ascii="Times New Roman" w:hAnsi="Times New Roman" w:cs="Times New Roman"/>
@@ -6814,7 +6832,7 @@
           <w:numId w:val="3"/>
         </w:numPr>
         <w:spacing w:after="0" w:line="240" w:lineRule="auto"/>
-        <w:ind w:firstLine="709"/>
+        <w:ind w:left="0" w:firstLine="709"/>
         <w:jc w:val="both"/>
         <w:rPr>
           <w:rFonts w:ascii="Times New Roman" w:hAnsi="Times New Roman" w:cs="Times New Roman"/>
@@ -6838,7 +6856,7 @@
           <w:numId w:val="3"/>
         </w:numPr>
         <w:spacing w:after="0" w:line="240" w:lineRule="auto"/>
-        <w:ind w:firstLine="709"/>
+        <w:ind w:left="0" w:firstLine="709"/>
         <w:jc w:val="both"/>
         <w:rPr>
           <w:rFonts w:ascii="Times New Roman" w:hAnsi="Times New Roman" w:cs="Times New Roman"/>
@@ -7224,7 +7242,7 @@
           <w:ilvl w:val="0"/>
           <w:numId w:val="5"/>
         </w:numPr>
-        <w:spacing w:after="80" w:line="240" w:lineRule="auto"/>
+        <w:spacing w:after="0" w:line="240" w:lineRule="auto"/>
         <w:ind w:left="0" w:firstLine="709"/>
         <w:jc w:val="both"/>
         <w:rPr>
@@ -7298,7 +7316,7 @@
           <w:sz w:val="28"/>
           <w:szCs w:val="28"/>
         </w:rPr>
-        <w:t xml:space="preserve">В современном мире цифровые технологии играют ключевую роль в решении экологических проблем, включая мониторинг загрязнения водоемов пластиком и другими антропогенными отходами. Мобильные приложения и </w:t>
+        <w:t xml:space="preserve">В современном мире цифровые технологии играют ключевую роль в решении экологических проблем, включая мониторинг загрязнения водоемов пластиком и другими антропогенными отходами. Мобильные приложения и веб-платформы позволяют собирать данные от пользователей (краудсорсинг), </w:t>
       </w:r>
       <w:r>
         <w:rPr>
@@ -7307,7 +7325,7 @@
           <w:szCs w:val="28"/>
         </w:rPr>
         <w:lastRenderedPageBreak/>
-        <w:t xml:space="preserve">веб-платформы позволяют собирать данные от пользователей (краудсорсинг), визуализировать информацию в реальном времени и мотивировать участие через геймификацию. Однако в контексте озера Байкал, уникального объекта Всемирного наследия ЮНЕСКО, специализированных инструментов для систематического отслеживания пластикового загрязнения остается крайне мало. Существующие решения можно разделить на три категории: государственные и научные системы мониторинга, общероссийские и международные краудсорсинговые приложения для фиксации нарушений, а также </w:t>
+        <w:t xml:space="preserve">визуализировать информацию в реальном времени и мотивировать участие через геймификацию. Однако в контексте озера Байкал, уникального объекта Всемирного наследия ЮНЕСКО, специализированных инструментов для систематического отслеживания пластикового загрязнения остается крайне мало. Существующие решения можно разделить на три категории: государственные и научные системы мониторинга, общероссийские и международные краудсорсинговые приложения для фиксации нарушений, а также </w:t>
       </w:r>
       <w:proofErr w:type="spellStart"/>
       <w:r>
@@ -10604,6 +10622,8 @@
         <w:rPr>
           <w:rStyle w:val="af4"/>
           <w:rFonts w:eastAsiaTheme="majorEastAsia"/>
+          <w:b w:val="0"/>
+          <w:bCs w:val="0"/>
           <w:sz w:val="28"/>
           <w:szCs w:val="28"/>
         </w:rPr>
@@ -10622,7 +10642,21 @@
           <w:szCs w:val="28"/>
         </w:rPr>
         <w:lastRenderedPageBreak/>
-        <w:t>получения необходимой информации компания вынуждена задействовать сотрудников, которые вручную собирают данные из различных источников, проверяют их корректность, структурируют и вносят в системы учета или аналитики. Такой подход требует дополнительных временных и финансовых затрат: увеличивается нагрузка на персонал, возрастает риск человеческих ошибок, данные часто поступают с задержками, а их актуальность напрямую зависит от дисциплины и внимательности сотрудников. Кроме того, ручной ввод и обработка информации усложняют масштабирование процессов — при росте количества клиентов или объёма данных компании необходимо пропорционально увеличивать штат или перераспределять ресурсы, что негативно сказывается на эффективности и операционных издержках.</w:t>
+        <w:t xml:space="preserve">получения необходимой информации компания вынуждена задействовать сотрудников, которые вручную собирают данные из различных источников, проверяют их корректность, структурируют и вносят в системы учета или аналитики. Такой подход требует дополнительных временных и финансовых затрат: увеличивается нагрузка на персонал, возрастает риск человеческих ошибок, данные часто поступают с задержками, а их актуальность напрямую зависит от дисциплины и внимательности сотрудников. Кроме того, ручной ввод и обработка информации усложняют масштабирование процессов </w:t>
+      </w:r>
+      <w:r>
+        <w:rPr>
+          <w:sz w:val="28"/>
+          <w:szCs w:val="28"/>
+        </w:rPr>
+        <w:t>–</w:t>
+      </w:r>
+      <w:r>
+        <w:rPr>
+          <w:sz w:val="28"/>
+          <w:szCs w:val="28"/>
+        </w:rPr>
+        <w:t xml:space="preserve"> при росте количества клиентов или объёма данных компании необходимо пропорционально увеличивать штат или перераспределять ресурсы, что негативно сказывается на эффективности и операционных издержках.</w:t>
       </w:r>
     </w:p>
     <w:p>
@@ -10659,7 +10693,21 @@
           <w:sz w:val="28"/>
           <w:szCs w:val="28"/>
         </w:rPr>
-        <w:t xml:space="preserve"> демонстрирует целевую модель, в которой логика работы процесса принципиально меняется. Сбор первичных данных переносится на пользователя: именно он самостоятельно вводит и отправляет всю необходимую информацию через цифровой интерфейс системы. Данные поступают в структурированном виде, сразу в соответствии с заданными правилами и форматами, что позволяет системе автоматически обрабатывать их без участия сотрудников компании. В этой модели человеческий фактор минимизируется — снижается вероятность ошибок, дублирования информации и некорректного заполнения. Обработка данных становится быстрее, так как исключается промежуточный этап ручного ввода и проверки, а результаты доступны практически в реальном времени.</w:t>
+        <w:t xml:space="preserve"> демонстрирует целевую модель, в которой логика работы процесса принципиально меняется. Сбор первичных данных переносится на пользователя: именно он самостоятельно вводит и отправляет всю необходимую информацию через цифровой интерфейс системы. Данные поступают в структурированном виде, сразу в соответствии с заданными правилами и форматами, что позволяет системе автоматически обрабатывать их без участия сотрудников компании. В этой модели человеческий фактор минимизируется </w:t>
+      </w:r>
+      <w:r>
+        <w:rPr>
+          <w:sz w:val="28"/>
+          <w:szCs w:val="28"/>
+        </w:rPr>
+        <w:t>–</w:t>
+      </w:r>
+      <w:r>
+        <w:rPr>
+          <w:sz w:val="28"/>
+          <w:szCs w:val="28"/>
+        </w:rPr>
+        <w:t xml:space="preserve"> снижается вероятность ошибок, дублирования информации и некорректного заполнения. Обработка данных становится быстрее, так как исключается промежуточный этап ручного ввода и проверки, а результаты доступны практически в реальном времени.</w:t>
       </w:r>
     </w:p>
     <w:p>
@@ -10819,7 +10867,23 @@
           <w:sz w:val="28"/>
           <w:szCs w:val="28"/>
         </w:rPr>
-        <w:t xml:space="preserve">Рисунок 8 </w:t>
+        <w:t xml:space="preserve">Рисунок </w:t>
+      </w:r>
+      <w:r>
+        <w:rPr>
+          <w:rFonts w:ascii="Times New Roman" w:hAnsi="Times New Roman" w:cs="Times New Roman"/>
+          <w:sz w:val="28"/>
+          <w:szCs w:val="28"/>
+        </w:rPr>
+        <w:t>10</w:t>
+      </w:r>
+      <w:r>
+        <w:rPr>
+          <w:rFonts w:ascii="Times New Roman" w:hAnsi="Times New Roman" w:cs="Times New Roman"/>
+          <w:sz w:val="28"/>
+          <w:szCs w:val="28"/>
+        </w:rPr>
+        <w:t xml:space="preserve"> </w:t>
       </w:r>
       <w:r>
         <w:rPr>
@@ -10996,6 +11060,23 @@
           <w:szCs w:val="28"/>
         </w:rPr>
       </w:pPr>
+    </w:p>
+    <w:p>
+      <w:pPr>
+        <w:rPr>
+          <w:rFonts w:ascii="Times New Roman" w:eastAsiaTheme="majorEastAsia" w:hAnsi="Times New Roman" w:cs="Times New Roman"/>
+          <w:b/>
+          <w:sz w:val="28"/>
+          <w:szCs w:val="28"/>
+        </w:rPr>
+      </w:pPr>
+      <w:r>
+        <w:rPr>
+          <w:rFonts w:cs="Times New Roman"/>
+          <w:szCs w:val="28"/>
+        </w:rPr>
+        <w:br w:type="page"/>
+      </w:r>
     </w:p>
     <w:p>
       <w:pPr>
@@ -11014,22 +11095,23 @@
           <w:szCs w:val="28"/>
         </w:rPr>
       </w:pPr>
+      <w:bookmarkStart w:id="24" w:name="_Toc217126441"/>
       <w:r>
         <w:rPr>
           <w:rFonts w:cs="Times New Roman"/>
           <w:szCs w:val="28"/>
         </w:rPr>
-        <w:t xml:space="preserve"> </w:t>
-      </w:r>
-      <w:bookmarkStart w:id="24" w:name="_Toc217126441"/>
+        <w:lastRenderedPageBreak/>
+        <w:t>Выработка требований и постановка задачи</w:t>
+      </w:r>
+      <w:bookmarkEnd w:id="24"/>
       <w:r>
         <w:rPr>
           <w:rFonts w:cs="Times New Roman"/>
           <w:szCs w:val="28"/>
         </w:rPr>
-        <w:t>Выработка требований и постановка задачи</w:t>
-      </w:r>
-      <w:bookmarkEnd w:id="24"/>
+        <w:t xml:space="preserve"> (добавить объём)</w:t>
+      </w:r>
     </w:p>
     <w:p>
       <w:pPr>
@@ -11327,7 +11409,6 @@
           <w:sz w:val="28"/>
           <w:szCs w:val="28"/>
         </w:rPr>
-        <w:lastRenderedPageBreak/>
         <w:t>Создание нейросети для определения типа и количества пластика</w:t>
       </w:r>
       <w:r>
@@ -12102,7 +12183,23 @@
           <w:sz w:val="28"/>
           <w:szCs w:val="28"/>
         </w:rPr>
-        <w:t xml:space="preserve">Рисунок 9 </w:t>
+        <w:t xml:space="preserve">Рисунок </w:t>
+      </w:r>
+      <w:r>
+        <w:rPr>
+          <w:rFonts w:ascii="Times New Roman" w:hAnsi="Times New Roman" w:cs="Times New Roman"/>
+          <w:sz w:val="28"/>
+          <w:szCs w:val="28"/>
+        </w:rPr>
+        <w:t>11</w:t>
+      </w:r>
+      <w:r>
+        <w:rPr>
+          <w:rFonts w:ascii="Times New Roman" w:hAnsi="Times New Roman" w:cs="Times New Roman"/>
+          <w:sz w:val="28"/>
+          <w:szCs w:val="28"/>
+        </w:rPr>
+        <w:t xml:space="preserve"> </w:t>
       </w:r>
       <w:r>
         <w:rPr>
@@ -12440,7 +12537,23 @@
           <w:sz w:val="28"/>
           <w:szCs w:val="28"/>
         </w:rPr>
-        <w:t xml:space="preserve">Рисунок 9 </w:t>
+        <w:t xml:space="preserve">Рисунок </w:t>
+      </w:r>
+      <w:r>
+        <w:rPr>
+          <w:rFonts w:ascii="Times New Roman" w:hAnsi="Times New Roman" w:cs="Times New Roman"/>
+          <w:sz w:val="28"/>
+          <w:szCs w:val="28"/>
+        </w:rPr>
+        <w:t>12</w:t>
+      </w:r>
+      <w:r>
+        <w:rPr>
+          <w:rFonts w:ascii="Times New Roman" w:hAnsi="Times New Roman" w:cs="Times New Roman"/>
+          <w:sz w:val="28"/>
+          <w:szCs w:val="28"/>
+        </w:rPr>
+        <w:t xml:space="preserve"> </w:t>
       </w:r>
       <w:r>
         <w:rPr>
@@ -15236,60 +15349,47 @@
     </w:p>
     <w:p>
       <w:pPr>
-        <w:spacing w:before="80" w:after="0" w:line="240" w:lineRule="auto"/>
-        <w:ind w:firstLine="709"/>
-        <w:rPr>
-          <w:rFonts w:ascii="Times New Roman" w:hAnsi="Times New Roman" w:cs="Times New Roman"/>
-          <w:sz w:val="28"/>
-          <w:szCs w:val="28"/>
-        </w:rPr>
-      </w:pPr>
-      <w:r>
-        <w:rPr>
-          <w:rFonts w:ascii="Times New Roman" w:hAnsi="Times New Roman" w:cs="Times New Roman"/>
-          <w:sz w:val="28"/>
-          <w:szCs w:val="28"/>
-        </w:rPr>
-        <w:t xml:space="preserve">Реализованные </w:t>
-      </w:r>
-      <w:r>
-        <w:rPr>
-          <w:rFonts w:ascii="Times New Roman" w:hAnsi="Times New Roman" w:cs="Times New Roman"/>
-          <w:sz w:val="28"/>
-          <w:szCs w:val="28"/>
-        </w:rPr>
-        <w:t>экран</w:t>
-      </w:r>
-      <w:r>
-        <w:rPr>
-          <w:rFonts w:ascii="Times New Roman" w:hAnsi="Times New Roman" w:cs="Times New Roman"/>
-          <w:sz w:val="28"/>
-          <w:szCs w:val="28"/>
-        </w:rPr>
-        <w:t>ы</w:t>
-      </w:r>
-      <w:r>
-        <w:rPr>
-          <w:rFonts w:ascii="Times New Roman" w:hAnsi="Times New Roman" w:cs="Times New Roman"/>
-          <w:sz w:val="28"/>
-          <w:szCs w:val="28"/>
-        </w:rPr>
-        <w:t xml:space="preserve"> приложения см. на рисунке 10</w:t>
-      </w:r>
-      <w:r>
-        <w:rPr>
-          <w:rFonts w:ascii="Times New Roman" w:hAnsi="Times New Roman" w:cs="Times New Roman"/>
-          <w:sz w:val="28"/>
-          <w:szCs w:val="28"/>
-        </w:rPr>
-        <w:t>.</w:t>
-      </w:r>
-    </w:p>
-    <w:p>
-      <w:pPr>
         <w:spacing w:after="0" w:line="240" w:lineRule="auto"/>
         <w:jc w:val="center"/>
         <w:rPr>
+          <w:noProof/>
+        </w:rPr>
+      </w:pPr>
+    </w:p>
+    <w:p>
+      <w:pPr>
+        <w:spacing w:after="0" w:line="240" w:lineRule="auto"/>
+        <w:jc w:val="center"/>
+        <w:rPr>
+          <w:noProof/>
+        </w:rPr>
+      </w:pPr>
+    </w:p>
+    <w:p>
+      <w:pPr>
+        <w:spacing w:after="0" w:line="240" w:lineRule="auto"/>
+        <w:jc w:val="center"/>
+        <w:rPr>
+          <w:noProof/>
+        </w:rPr>
+      </w:pPr>
+    </w:p>
+    <w:p>
+      <w:pPr>
+        <w:spacing w:after="0" w:line="240" w:lineRule="auto"/>
+        <w:jc w:val="center"/>
+        <w:rPr>
+          <w:rFonts w:ascii="Times New Roman" w:hAnsi="Times New Roman" w:cs="Times New Roman"/>
+          <w:sz w:val="28"/>
+          <w:szCs w:val="28"/>
+        </w:rPr>
+      </w:pPr>
+    </w:p>
+    <w:p>
+      <w:pPr>
+        <w:spacing w:after="80" w:line="240" w:lineRule="auto"/>
+        <w:jc w:val="center"/>
+        <w:rPr>
           <w:rFonts w:ascii="Times New Roman" w:hAnsi="Times New Roman" w:cs="Times New Roman"/>
           <w:sz w:val="28"/>
           <w:szCs w:val="28"/>
@@ -15300,10 +15400,804 @@
           <w:noProof/>
           <w:lang w:val="en-US"/>
         </w:rPr>
+        <w:lastRenderedPageBreak/>
         <w:drawing>
-          <wp:inline distT="0" distB="0" distL="0" distR="0" wp14:anchorId="4F706FC2" wp14:editId="72396F8C">
-            <wp:extent cx="5940425" cy="2990850"/>
-            <wp:effectExtent l="0" t="0" r="3175" b="0"/>
+          <wp:inline distT="0" distB="0" distL="0" distR="0" wp14:anchorId="20A4C01A" wp14:editId="3FDA5809">
+            <wp:extent cx="3553518" cy="6318422"/>
+            <wp:effectExtent l="0" t="0" r="8890" b="6350"/>
+            <wp:docPr id="239808105" name="Рисунок 1"/>
+            <wp:cNvGraphicFramePr>
+              <a:graphicFrameLocks xmlns:a="http://schemas.openxmlformats.org/drawingml/2006/main" noChangeAspect="1"/>
+            </wp:cNvGraphicFramePr>
+            <a:graphic xmlns:a="http://schemas.openxmlformats.org/drawingml/2006/main">
+              <a:graphicData uri="http://schemas.openxmlformats.org/drawingml/2006/picture">
+                <pic:pic xmlns:pic="http://schemas.openxmlformats.org/drawingml/2006/picture">
+                  <pic:nvPicPr>
+                    <pic:cNvPr id="1515331410" name=""/>
+                    <pic:cNvPicPr/>
+                  </pic:nvPicPr>
+                  <pic:blipFill rotWithShape="1">
+                    <a:blip r:embed="rId21"/>
+                    <a:srcRect r="77809"/>
+                    <a:stretch>
+                      <a:fillRect/>
+                    </a:stretch>
+                  </pic:blipFill>
+                  <pic:spPr bwMode="auto">
+                    <a:xfrm>
+                      <a:off x="0" y="0"/>
+                      <a:ext cx="3584551" cy="6373602"/>
+                    </a:xfrm>
+                    <a:prstGeom prst="rect">
+                      <a:avLst/>
+                    </a:prstGeom>
+                    <a:ln>
+                      <a:noFill/>
+                    </a:ln>
+                    <a:extLst>
+                      <a:ext uri="{53640926-AAD7-44D8-BBD7-CCE9431645EC}">
+                        <a14:shadowObscured xmlns:a14="http://schemas.microsoft.com/office/drawing/2010/main"/>
+                      </a:ext>
+                    </a:extLst>
+                  </pic:spPr>
+                </pic:pic>
+              </a:graphicData>
+            </a:graphic>
+          </wp:inline>
+        </w:drawing>
+      </w:r>
+    </w:p>
+    <w:p>
+      <w:pPr>
+        <w:spacing w:after="80" w:line="240" w:lineRule="auto"/>
+        <w:jc w:val="center"/>
+        <w:rPr>
+          <w:rFonts w:ascii="Times New Roman" w:hAnsi="Times New Roman" w:cs="Times New Roman"/>
+          <w:sz w:val="28"/>
+          <w:szCs w:val="28"/>
+        </w:rPr>
+      </w:pPr>
+      <w:r>
+        <w:rPr>
+          <w:rFonts w:ascii="Times New Roman" w:hAnsi="Times New Roman" w:cs="Times New Roman"/>
+          <w:sz w:val="28"/>
+          <w:szCs w:val="28"/>
+        </w:rPr>
+        <w:t xml:space="preserve">Рисунок 13 – </w:t>
+      </w:r>
+      <w:r>
+        <w:rPr>
+          <w:rFonts w:ascii="Times New Roman" w:hAnsi="Times New Roman" w:cs="Times New Roman"/>
+          <w:sz w:val="28"/>
+          <w:szCs w:val="28"/>
+        </w:rPr>
+        <w:t>Экран приветствия и авторизации</w:t>
+      </w:r>
+    </w:p>
+    <w:p>
+      <w:pPr>
+        <w:spacing w:after="0" w:line="240" w:lineRule="auto"/>
+        <w:ind w:firstLine="709"/>
+        <w:jc w:val="both"/>
+        <w:rPr>
+          <w:rFonts w:ascii="Times New Roman" w:hAnsi="Times New Roman" w:cs="Times New Roman"/>
+          <w:sz w:val="28"/>
+          <w:szCs w:val="28"/>
+        </w:rPr>
+      </w:pPr>
+      <w:r>
+        <w:rPr>
+          <w:rFonts w:ascii="Times New Roman" w:hAnsi="Times New Roman" w:cs="Times New Roman"/>
+          <w:sz w:val="28"/>
+          <w:szCs w:val="28"/>
+        </w:rPr>
+        <w:t>Экран приветствия и авторизации</w:t>
+      </w:r>
+      <w:r>
+        <w:rPr>
+          <w:rFonts w:ascii="Times New Roman" w:hAnsi="Times New Roman" w:cs="Times New Roman"/>
+          <w:sz w:val="28"/>
+          <w:szCs w:val="28"/>
+        </w:rPr>
+        <w:t xml:space="preserve"> (см. рисунок 13)</w:t>
+      </w:r>
+      <w:r>
+        <w:rPr>
+          <w:rFonts w:ascii="Times New Roman" w:hAnsi="Times New Roman" w:cs="Times New Roman"/>
+          <w:sz w:val="28"/>
+          <w:szCs w:val="28"/>
+        </w:rPr>
+        <w:t xml:space="preserve"> в приложении встречает пользователя тёплой, дружелюбной атмосферой: фон выполнен в мягких природных тонах </w:t>
+      </w:r>
+      <w:r>
+        <w:rPr>
+          <w:rFonts w:ascii="Times New Roman" w:hAnsi="Times New Roman" w:cs="Times New Roman"/>
+          <w:sz w:val="28"/>
+          <w:szCs w:val="28"/>
+        </w:rPr>
+        <w:t>–</w:t>
+      </w:r>
+      <w:r>
+        <w:rPr>
+          <w:rFonts w:ascii="Times New Roman" w:hAnsi="Times New Roman" w:cs="Times New Roman"/>
+          <w:sz w:val="28"/>
+          <w:szCs w:val="28"/>
+        </w:rPr>
+        <w:t xml:space="preserve"> бежево-голубые небо и каменистая береговая линия, на которой в уютных группах расположились симпатичные тюлени с большими округлыми глазами. В центре верхней части экрана </w:t>
+      </w:r>
+      <w:r>
+        <w:rPr>
+          <w:rFonts w:ascii="Times New Roman" w:hAnsi="Times New Roman" w:cs="Times New Roman"/>
+          <w:sz w:val="28"/>
+          <w:szCs w:val="28"/>
+        </w:rPr>
+        <w:t>–</w:t>
+      </w:r>
+      <w:r>
+        <w:rPr>
+          <w:rFonts w:ascii="Times New Roman" w:hAnsi="Times New Roman" w:cs="Times New Roman"/>
+          <w:sz w:val="28"/>
+          <w:szCs w:val="28"/>
+        </w:rPr>
+        <w:t xml:space="preserve"> аккуратный логотип с мордочкой тюленёнка в круглом медальоне, который задаёт тон всему продукту и сразу даёт понять, что приложение ориентировано на лёгкую, игровую, заботливую механику </w:t>
+      </w:r>
+      <w:r>
+        <w:rPr>
+          <w:rFonts w:ascii="Times New Roman" w:hAnsi="Times New Roman" w:cs="Times New Roman"/>
+          <w:sz w:val="28"/>
+          <w:szCs w:val="28"/>
+        </w:rPr>
+        <w:t>–</w:t>
+      </w:r>
+      <w:r>
+        <w:rPr>
+          <w:rFonts w:ascii="Times New Roman" w:hAnsi="Times New Roman" w:cs="Times New Roman"/>
+          <w:sz w:val="28"/>
+          <w:szCs w:val="28"/>
+        </w:rPr>
+        <w:t xml:space="preserve"> заводить и ухаживать за милым питомцем. Под логотипом размещён поясняющий текст, кратко объясняющий, что перед началом игры нужно войти в аккаунт или создать новый; это тёплое приглашение оформлено простыми, понятными фразами </w:t>
+      </w:r>
+      <w:r>
+        <w:rPr>
+          <w:rFonts w:ascii="Times New Roman" w:hAnsi="Times New Roman" w:cs="Times New Roman"/>
+          <w:sz w:val="28"/>
+          <w:szCs w:val="28"/>
+        </w:rPr>
+        <w:t>–</w:t>
+      </w:r>
+      <w:r>
+        <w:rPr>
+          <w:rFonts w:ascii="Times New Roman" w:hAnsi="Times New Roman" w:cs="Times New Roman"/>
+          <w:sz w:val="28"/>
+          <w:szCs w:val="28"/>
+        </w:rPr>
+        <w:t xml:space="preserve"> никаких громоздких инструкций, только то, что действительно нужно пользователю на </w:t>
+      </w:r>
+      <w:r>
+        <w:rPr>
+          <w:rFonts w:ascii="Times New Roman" w:hAnsi="Times New Roman" w:cs="Times New Roman"/>
+          <w:sz w:val="28"/>
+          <w:szCs w:val="28"/>
+        </w:rPr>
+        <w:lastRenderedPageBreak/>
+        <w:t xml:space="preserve">старте. Кнопки входа и регистрации расположены в верхней трети экрана; их форма </w:t>
+      </w:r>
+      <w:r>
+        <w:rPr>
+          <w:rFonts w:ascii="Times New Roman" w:hAnsi="Times New Roman" w:cs="Times New Roman"/>
+          <w:sz w:val="28"/>
+          <w:szCs w:val="28"/>
+        </w:rPr>
+        <w:t>–</w:t>
+      </w:r>
+      <w:r>
+        <w:rPr>
+          <w:rFonts w:ascii="Times New Roman" w:hAnsi="Times New Roman" w:cs="Times New Roman"/>
+          <w:sz w:val="28"/>
+          <w:szCs w:val="28"/>
+        </w:rPr>
+        <w:t xml:space="preserve"> закруглённые прямоугольники с тонкой тенью, цветовая палитра </w:t>
+      </w:r>
+      <w:r>
+        <w:rPr>
+          <w:rFonts w:ascii="Times New Roman" w:hAnsi="Times New Roman" w:cs="Times New Roman"/>
+          <w:sz w:val="28"/>
+          <w:szCs w:val="28"/>
+        </w:rPr>
+        <w:t>–</w:t>
+      </w:r>
+      <w:r>
+        <w:rPr>
+          <w:rFonts w:ascii="Times New Roman" w:hAnsi="Times New Roman" w:cs="Times New Roman"/>
+          <w:sz w:val="28"/>
+          <w:szCs w:val="28"/>
+        </w:rPr>
+        <w:t xml:space="preserve"> светлая, контрастная по отношению к фону, благодаря чему элементы управления легко заметны. Ниже расположены поля для логина и пароля: они визуально отделены светлыми прямоугольниками </w:t>
+      </w:r>
+      <w:proofErr w:type="spellStart"/>
+      <w:r>
+        <w:rPr>
+          <w:rFonts w:ascii="Times New Roman" w:hAnsi="Times New Roman" w:cs="Times New Roman"/>
+          <w:sz w:val="28"/>
+          <w:szCs w:val="28"/>
+        </w:rPr>
+        <w:t>с_placeholder'ом</w:t>
+      </w:r>
+      <w:proofErr w:type="spellEnd"/>
+      <w:r>
+        <w:rPr>
+          <w:rFonts w:ascii="Times New Roman" w:hAnsi="Times New Roman" w:cs="Times New Roman"/>
+          <w:sz w:val="28"/>
+          <w:szCs w:val="28"/>
+        </w:rPr>
+        <w:t xml:space="preserve">, который исчезает при вводе текста; под полями </w:t>
+      </w:r>
+      <w:r>
+        <w:rPr>
+          <w:rFonts w:ascii="Times New Roman" w:hAnsi="Times New Roman" w:cs="Times New Roman"/>
+          <w:sz w:val="28"/>
+          <w:szCs w:val="28"/>
+        </w:rPr>
+        <w:t>–</w:t>
+      </w:r>
+      <w:r>
+        <w:rPr>
+          <w:rFonts w:ascii="Times New Roman" w:hAnsi="Times New Roman" w:cs="Times New Roman"/>
+          <w:sz w:val="28"/>
+          <w:szCs w:val="28"/>
+        </w:rPr>
+        <w:t xml:space="preserve"> большая кнопка «зарегистрироваться», оформленная той же визуальной стилистикой, что и кнопка регистрации выше, но с чуть более насыщенным цветом, чтобы акцентировать действие. Внизу экрана виден мягкий градиент и небольшой ряд декоративных камней </w:t>
+      </w:r>
+      <w:r>
+        <w:rPr>
+          <w:rFonts w:ascii="Times New Roman" w:hAnsi="Times New Roman" w:cs="Times New Roman"/>
+          <w:sz w:val="28"/>
+          <w:szCs w:val="28"/>
+        </w:rPr>
+        <w:t>–</w:t>
+      </w:r>
+      <w:r>
+        <w:rPr>
+          <w:rFonts w:ascii="Times New Roman" w:hAnsi="Times New Roman" w:cs="Times New Roman"/>
+          <w:sz w:val="28"/>
+          <w:szCs w:val="28"/>
+        </w:rPr>
+        <w:t xml:space="preserve"> этот декоративный элемент создаёт ощущение глубины и уюта. В целом экран авторизации сочетает в себе функциональность (ввод данных, кнопки, понятная навигация) и эмоциональную привлекательность </w:t>
+      </w:r>
+      <w:r>
+        <w:rPr>
+          <w:rFonts w:ascii="Times New Roman" w:hAnsi="Times New Roman" w:cs="Times New Roman"/>
+          <w:sz w:val="28"/>
+          <w:szCs w:val="28"/>
+        </w:rPr>
+        <w:t>–</w:t>
+      </w:r>
+      <w:r>
+        <w:rPr>
+          <w:rFonts w:ascii="Times New Roman" w:hAnsi="Times New Roman" w:cs="Times New Roman"/>
+          <w:sz w:val="28"/>
+          <w:szCs w:val="28"/>
+        </w:rPr>
+        <w:t xml:space="preserve"> иллюстративный фон, дружелюбный персонаж и аккуратная типографика располагают к спокойному, уверенным шагу в игровой мир.</w:t>
+      </w:r>
+    </w:p>
+    <w:p>
+      <w:pPr>
+        <w:spacing w:after="0" w:line="240" w:lineRule="auto"/>
+        <w:ind w:firstLine="709"/>
+        <w:jc w:val="center"/>
+        <w:rPr>
+          <w:rFonts w:ascii="Times New Roman" w:hAnsi="Times New Roman" w:cs="Times New Roman"/>
+          <w:sz w:val="28"/>
+          <w:szCs w:val="28"/>
+        </w:rPr>
+      </w:pPr>
+      <w:r>
+        <w:rPr>
+          <w:noProof/>
+          <w:lang w:val="en-US"/>
+        </w:rPr>
+        <w:drawing>
+          <wp:inline distT="0" distB="0" distL="0" distR="0" wp14:anchorId="577EC202" wp14:editId="077E3E61">
+            <wp:extent cx="3100013" cy="5749925"/>
+            <wp:effectExtent l="0" t="0" r="5715" b="3175"/>
+            <wp:docPr id="1247943001" name="Рисунок 1"/>
+            <wp:cNvGraphicFramePr>
+              <a:graphicFrameLocks xmlns:a="http://schemas.openxmlformats.org/drawingml/2006/main" noChangeAspect="1"/>
+            </wp:cNvGraphicFramePr>
+            <a:graphic xmlns:a="http://schemas.openxmlformats.org/drawingml/2006/main">
+              <a:graphicData uri="http://schemas.openxmlformats.org/drawingml/2006/picture">
+                <pic:pic xmlns:pic="http://schemas.openxmlformats.org/drawingml/2006/picture">
+                  <pic:nvPicPr>
+                    <pic:cNvPr id="1515331410" name=""/>
+                    <pic:cNvPicPr/>
+                  </pic:nvPicPr>
+                  <pic:blipFill rotWithShape="1">
+                    <a:blip r:embed="rId21"/>
+                    <a:srcRect l="26168" r="52025"/>
+                    <a:stretch>
+                      <a:fillRect/>
+                    </a:stretch>
+                  </pic:blipFill>
+                  <pic:spPr bwMode="auto">
+                    <a:xfrm>
+                      <a:off x="0" y="0"/>
+                      <a:ext cx="3115184" cy="5778064"/>
+                    </a:xfrm>
+                    <a:prstGeom prst="rect">
+                      <a:avLst/>
+                    </a:prstGeom>
+                    <a:ln>
+                      <a:noFill/>
+                    </a:ln>
+                    <a:extLst>
+                      <a:ext uri="{53640926-AAD7-44D8-BBD7-CCE9431645EC}">
+                        <a14:shadowObscured xmlns:a14="http://schemas.microsoft.com/office/drawing/2010/main"/>
+                      </a:ext>
+                    </a:extLst>
+                  </pic:spPr>
+                </pic:pic>
+              </a:graphicData>
+            </a:graphic>
+          </wp:inline>
+        </w:drawing>
+      </w:r>
+    </w:p>
+    <w:p>
+      <w:pPr>
+        <w:spacing w:after="0" w:line="240" w:lineRule="auto"/>
+        <w:ind w:firstLine="709"/>
+        <w:jc w:val="center"/>
+        <w:rPr>
+          <w:rFonts w:ascii="Times New Roman" w:hAnsi="Times New Roman" w:cs="Times New Roman"/>
+          <w:sz w:val="28"/>
+          <w:szCs w:val="28"/>
+        </w:rPr>
+      </w:pPr>
+      <w:r>
+        <w:rPr>
+          <w:rFonts w:ascii="Times New Roman" w:hAnsi="Times New Roman" w:cs="Times New Roman"/>
+          <w:sz w:val="28"/>
+          <w:szCs w:val="28"/>
+        </w:rPr>
+        <w:t>Рисунок 14 – Магазин приложения</w:t>
+      </w:r>
+    </w:p>
+    <w:p>
+      <w:pPr>
+        <w:spacing w:after="0" w:line="240" w:lineRule="auto"/>
+        <w:ind w:firstLine="709"/>
+        <w:jc w:val="both"/>
+        <w:rPr>
+          <w:rFonts w:ascii="Times New Roman" w:hAnsi="Times New Roman" w:cs="Times New Roman"/>
+          <w:sz w:val="28"/>
+          <w:szCs w:val="28"/>
+        </w:rPr>
+      </w:pPr>
+      <w:r>
+        <w:rPr>
+          <w:rFonts w:ascii="Times New Roman" w:hAnsi="Times New Roman" w:cs="Times New Roman"/>
+          <w:sz w:val="28"/>
+          <w:szCs w:val="28"/>
+        </w:rPr>
+        <w:lastRenderedPageBreak/>
+        <w:t>Магазин приложения</w:t>
+      </w:r>
+      <w:r>
+        <w:rPr>
+          <w:rFonts w:ascii="Times New Roman" w:hAnsi="Times New Roman" w:cs="Times New Roman"/>
+          <w:sz w:val="28"/>
+          <w:szCs w:val="28"/>
+        </w:rPr>
+        <w:t xml:space="preserve"> (см. рисунок 14)</w:t>
+      </w:r>
+      <w:r>
+        <w:rPr>
+          <w:rFonts w:ascii="Times New Roman" w:hAnsi="Times New Roman" w:cs="Times New Roman"/>
+          <w:sz w:val="28"/>
+          <w:szCs w:val="28"/>
+        </w:rPr>
+        <w:t xml:space="preserve"> выстроен в виде вертикальной прокручиваемой страницы с сеткой из карточек товаров; каждый товар представлен простой карточкой с местом под изображение (пустой превью с иконкой изображения), строкой названия и графическим индикатором цены в монетах. В верхней части интерфейса </w:t>
+      </w:r>
+      <w:r>
+        <w:rPr>
+          <w:rFonts w:ascii="Times New Roman" w:hAnsi="Times New Roman" w:cs="Times New Roman"/>
+          <w:sz w:val="28"/>
+          <w:szCs w:val="28"/>
+        </w:rPr>
+        <w:t>–</w:t>
+      </w:r>
+      <w:r>
+        <w:rPr>
+          <w:rFonts w:ascii="Times New Roman" w:hAnsi="Times New Roman" w:cs="Times New Roman"/>
+          <w:sz w:val="28"/>
+          <w:szCs w:val="28"/>
+        </w:rPr>
+        <w:t xml:space="preserve"> хедер со счётчиком монет и запасом энергии (иконка молнии), что постоянно напоминает пользователю об ограничениях и ресурсах </w:t>
+      </w:r>
+      <w:r>
+        <w:rPr>
+          <w:rFonts w:ascii="Times New Roman" w:hAnsi="Times New Roman" w:cs="Times New Roman"/>
+          <w:sz w:val="28"/>
+          <w:szCs w:val="28"/>
+        </w:rPr>
+        <w:t>–</w:t>
+      </w:r>
+      <w:r>
+        <w:rPr>
+          <w:rFonts w:ascii="Times New Roman" w:hAnsi="Times New Roman" w:cs="Times New Roman"/>
+          <w:sz w:val="28"/>
+          <w:szCs w:val="28"/>
+        </w:rPr>
+        <w:t xml:space="preserve"> важной механике мобильных игр. Фон здесь немного затемнён по сравнению с экраном авторизации, чтобы карточки были более читабельны; при этом на заднем плане всё так же виден полупрозрачный узор с тюленями, чтобы сохранить целостность визуального мира. Каждая карточка в магазине аккуратно отступает от соседних, имеет мягкие тени и закругления, а в правом нижнем углу карточки расположена жёлтая монетка с числом «2», указывающая на стоимость предмета </w:t>
+      </w:r>
+      <w:r>
+        <w:rPr>
+          <w:rFonts w:ascii="Times New Roman" w:hAnsi="Times New Roman" w:cs="Times New Roman"/>
+          <w:sz w:val="28"/>
+          <w:szCs w:val="28"/>
+        </w:rPr>
+        <w:t>–</w:t>
+      </w:r>
+      <w:r>
+        <w:rPr>
+          <w:rFonts w:ascii="Times New Roman" w:hAnsi="Times New Roman" w:cs="Times New Roman"/>
+          <w:sz w:val="28"/>
+          <w:szCs w:val="28"/>
+        </w:rPr>
+        <w:t xml:space="preserve"> такое решение делает покупку мгновенно понятной. Внизу экрана </w:t>
+      </w:r>
+      <w:r>
+        <w:rPr>
+          <w:rFonts w:ascii="Times New Roman" w:hAnsi="Times New Roman" w:cs="Times New Roman"/>
+          <w:sz w:val="28"/>
+          <w:szCs w:val="28"/>
+        </w:rPr>
+        <w:t>–</w:t>
+      </w:r>
+      <w:r>
+        <w:rPr>
+          <w:rFonts w:ascii="Times New Roman" w:hAnsi="Times New Roman" w:cs="Times New Roman"/>
+          <w:sz w:val="28"/>
+          <w:szCs w:val="28"/>
+        </w:rPr>
+        <w:t xml:space="preserve"> постоянная навигационная панель с четырьмя иконками: книга (возможно </w:t>
+      </w:r>
+      <w:r>
+        <w:rPr>
+          <w:rFonts w:ascii="Times New Roman" w:hAnsi="Times New Roman" w:cs="Times New Roman"/>
+          <w:sz w:val="28"/>
+          <w:szCs w:val="28"/>
+        </w:rPr>
+        <w:t>–</w:t>
+      </w:r>
+      <w:r>
+        <w:rPr>
+          <w:rFonts w:ascii="Times New Roman" w:hAnsi="Times New Roman" w:cs="Times New Roman"/>
+          <w:sz w:val="28"/>
+          <w:szCs w:val="28"/>
+        </w:rPr>
+        <w:t xml:space="preserve"> задания или информация), корзина (магазин), набор инструментов (кастомизация/инвентарь) и домик (главная). Эти иконки фиксированы и служат быстрым доступом к ключевым разделам; при наведении или тапе иконка подсвечивается, а соответствующая страница плавно загружается. Магазин легко сканируется взглядом: крупные изображения, понятные цены, аккуратные подписи «Название» над карточками и достаточные поля для превью предметов позволяют игроку быстро принять решение </w:t>
+      </w:r>
+      <w:r>
+        <w:rPr>
+          <w:rFonts w:ascii="Times New Roman" w:hAnsi="Times New Roman" w:cs="Times New Roman"/>
+          <w:sz w:val="28"/>
+          <w:szCs w:val="28"/>
+        </w:rPr>
+        <w:t>–</w:t>
+      </w:r>
+      <w:r>
+        <w:rPr>
+          <w:rFonts w:ascii="Times New Roman" w:hAnsi="Times New Roman" w:cs="Times New Roman"/>
+          <w:sz w:val="28"/>
+          <w:szCs w:val="28"/>
+        </w:rPr>
+        <w:t xml:space="preserve"> купить, сохранить в избранное или просмотреть детальную карточку предмета. Для повышения вовлечённости в интерфейс встроены мелкие анимации: при покупке монетка может перелетать к счётчику в хедере, карточка слегка «вздрагивает», а справа появляется короткое подтверждение покупки </w:t>
+      </w:r>
+      <w:r>
+        <w:rPr>
+          <w:rFonts w:ascii="Times New Roman" w:hAnsi="Times New Roman" w:cs="Times New Roman"/>
+          <w:sz w:val="28"/>
+          <w:szCs w:val="28"/>
+        </w:rPr>
+        <w:t>–</w:t>
+      </w:r>
+      <w:r>
+        <w:rPr>
+          <w:rFonts w:ascii="Times New Roman" w:hAnsi="Times New Roman" w:cs="Times New Roman"/>
+          <w:sz w:val="28"/>
+          <w:szCs w:val="28"/>
+        </w:rPr>
+        <w:t xml:space="preserve"> всё это делает процесс ощутимым и приятным.</w:t>
+      </w:r>
+    </w:p>
+    <w:p>
+      <w:pPr>
+        <w:spacing w:after="0" w:line="240" w:lineRule="auto"/>
+        <w:ind w:firstLine="709"/>
+        <w:jc w:val="center"/>
+        <w:rPr>
+          <w:rFonts w:ascii="Times New Roman" w:hAnsi="Times New Roman" w:cs="Times New Roman"/>
+          <w:sz w:val="28"/>
+          <w:szCs w:val="28"/>
+        </w:rPr>
+      </w:pPr>
+      <w:r>
+        <w:rPr>
+          <w:noProof/>
+          <w:lang w:val="en-US"/>
+        </w:rPr>
+        <w:lastRenderedPageBreak/>
+        <w:drawing>
+          <wp:inline distT="0" distB="0" distL="0" distR="0" wp14:anchorId="48455D59" wp14:editId="3DC75E47">
+            <wp:extent cx="2958029" cy="6596743"/>
+            <wp:effectExtent l="0" t="0" r="0" b="0"/>
+            <wp:docPr id="623333195" name="Рисунок 1"/>
+            <wp:cNvGraphicFramePr>
+              <a:graphicFrameLocks xmlns:a="http://schemas.openxmlformats.org/drawingml/2006/main" noChangeAspect="1"/>
+            </wp:cNvGraphicFramePr>
+            <a:graphic xmlns:a="http://schemas.openxmlformats.org/drawingml/2006/main">
+              <a:graphicData uri="http://schemas.openxmlformats.org/drawingml/2006/picture">
+                <pic:pic xmlns:pic="http://schemas.openxmlformats.org/drawingml/2006/picture">
+                  <pic:nvPicPr>
+                    <pic:cNvPr id="1515331410" name=""/>
+                    <pic:cNvPicPr/>
+                  </pic:nvPicPr>
+                  <pic:blipFill rotWithShape="1">
+                    <a:blip r:embed="rId21"/>
+                    <a:srcRect l="51053" r="26371"/>
+                    <a:stretch>
+                      <a:fillRect/>
+                    </a:stretch>
+                  </pic:blipFill>
+                  <pic:spPr bwMode="auto">
+                    <a:xfrm>
+                      <a:off x="0" y="0"/>
+                      <a:ext cx="2974103" cy="6632590"/>
+                    </a:xfrm>
+                    <a:prstGeom prst="rect">
+                      <a:avLst/>
+                    </a:prstGeom>
+                    <a:ln>
+                      <a:noFill/>
+                    </a:ln>
+                    <a:extLst>
+                      <a:ext uri="{53640926-AAD7-44D8-BBD7-CCE9431645EC}">
+                        <a14:shadowObscured xmlns:a14="http://schemas.microsoft.com/office/drawing/2010/main"/>
+                      </a:ext>
+                    </a:extLst>
+                  </pic:spPr>
+                </pic:pic>
+              </a:graphicData>
+            </a:graphic>
+          </wp:inline>
+        </w:drawing>
+      </w:r>
+    </w:p>
+    <w:p>
+      <w:pPr>
+        <w:spacing w:after="80" w:line="240" w:lineRule="auto"/>
+        <w:ind w:firstLine="709"/>
+        <w:jc w:val="center"/>
+        <w:rPr>
+          <w:rFonts w:ascii="Times New Roman" w:hAnsi="Times New Roman" w:cs="Times New Roman"/>
+          <w:sz w:val="28"/>
+          <w:szCs w:val="28"/>
+        </w:rPr>
+      </w:pPr>
+      <w:r>
+        <w:rPr>
+          <w:rFonts w:ascii="Times New Roman" w:hAnsi="Times New Roman" w:cs="Times New Roman"/>
+          <w:sz w:val="28"/>
+          <w:szCs w:val="28"/>
+        </w:rPr>
+        <w:t xml:space="preserve">Рисунок 15 – </w:t>
+      </w:r>
+      <w:r>
+        <w:rPr>
+          <w:rFonts w:ascii="Times New Roman" w:hAnsi="Times New Roman" w:cs="Times New Roman"/>
+          <w:sz w:val="28"/>
+          <w:szCs w:val="28"/>
+        </w:rPr>
+        <w:t>Экран приветствия и авторизации</w:t>
+      </w:r>
+    </w:p>
+    <w:p>
+      <w:pPr>
+        <w:spacing w:after="0" w:line="240" w:lineRule="auto"/>
+        <w:ind w:firstLine="709"/>
+        <w:jc w:val="both"/>
+        <w:rPr>
+          <w:rFonts w:ascii="Times New Roman" w:hAnsi="Times New Roman" w:cs="Times New Roman"/>
+          <w:sz w:val="28"/>
+          <w:szCs w:val="28"/>
+        </w:rPr>
+      </w:pPr>
+      <w:r>
+        <w:rPr>
+          <w:rFonts w:ascii="Times New Roman" w:hAnsi="Times New Roman" w:cs="Times New Roman"/>
+          <w:sz w:val="28"/>
+          <w:szCs w:val="28"/>
+        </w:rPr>
+        <w:t>Экран приветствия и авторизации</w:t>
+      </w:r>
+      <w:r>
+        <w:rPr>
+          <w:rFonts w:ascii="Times New Roman" w:hAnsi="Times New Roman" w:cs="Times New Roman"/>
+          <w:sz w:val="28"/>
+          <w:szCs w:val="28"/>
+        </w:rPr>
+        <w:t xml:space="preserve"> (см. рисунок 15)</w:t>
+      </w:r>
+      <w:r>
+        <w:rPr>
+          <w:rFonts w:ascii="Times New Roman" w:hAnsi="Times New Roman" w:cs="Times New Roman"/>
+          <w:sz w:val="28"/>
+          <w:szCs w:val="28"/>
+        </w:rPr>
+        <w:t xml:space="preserve"> </w:t>
+      </w:r>
+      <w:r>
+        <w:rPr>
+          <w:rFonts w:ascii="Times New Roman" w:hAnsi="Times New Roman" w:cs="Times New Roman"/>
+          <w:sz w:val="28"/>
+          <w:szCs w:val="28"/>
+        </w:rPr>
+        <w:t>–</w:t>
+      </w:r>
+      <w:r>
+        <w:rPr>
+          <w:rFonts w:ascii="Times New Roman" w:hAnsi="Times New Roman" w:cs="Times New Roman"/>
+          <w:sz w:val="28"/>
+          <w:szCs w:val="28"/>
+        </w:rPr>
+        <w:t xml:space="preserve"> это место, где игрок взаимодействует напрямую со своим питомцем и персонализирует внешний вид и окружение. В верхней части по-прежнему видно счётчики ресурсов (монеты и энергия), но центральное пространство отдано иллюстрации: милый тюлень сидит на небольшом льдинке/платформе, выполненной в виде бело-голубой подставки с тёплыми тенями. Персонаж крупный, детализированный, готовый к переодеванию или применению предметов. Под питомцем расположен вертикальный список инвентаря/категорий: каждая строка </w:t>
+      </w:r>
+      <w:r>
+        <w:rPr>
+          <w:rFonts w:ascii="Times New Roman" w:hAnsi="Times New Roman" w:cs="Times New Roman"/>
+          <w:sz w:val="28"/>
+          <w:szCs w:val="28"/>
+        </w:rPr>
+        <w:t>–</w:t>
+      </w:r>
+      <w:r>
+        <w:rPr>
+          <w:rFonts w:ascii="Times New Roman" w:hAnsi="Times New Roman" w:cs="Times New Roman"/>
+          <w:sz w:val="28"/>
+          <w:szCs w:val="28"/>
+        </w:rPr>
+        <w:t xml:space="preserve"> карточка с иконкой предмета слева и подписью «Предмет 1» справа; такие карточки подразумевают простые жесты: тап по карточке </w:t>
+      </w:r>
+      <w:r>
+        <w:rPr>
+          <w:rFonts w:ascii="Times New Roman" w:hAnsi="Times New Roman" w:cs="Times New Roman"/>
+          <w:sz w:val="28"/>
+          <w:szCs w:val="28"/>
+        </w:rPr>
+        <w:t>–</w:t>
+      </w:r>
+      <w:r>
+        <w:rPr>
+          <w:rFonts w:ascii="Times New Roman" w:hAnsi="Times New Roman" w:cs="Times New Roman"/>
+          <w:sz w:val="28"/>
+          <w:szCs w:val="28"/>
+        </w:rPr>
+        <w:t xml:space="preserve"> применить предмет на питомца, удержание </w:t>
+      </w:r>
+      <w:r>
+        <w:rPr>
+          <w:rFonts w:ascii="Times New Roman" w:hAnsi="Times New Roman" w:cs="Times New Roman"/>
+          <w:sz w:val="28"/>
+          <w:szCs w:val="28"/>
+        </w:rPr>
+        <w:t>–</w:t>
+      </w:r>
+      <w:r>
+        <w:rPr>
+          <w:rFonts w:ascii="Times New Roman" w:hAnsi="Times New Roman" w:cs="Times New Roman"/>
+          <w:sz w:val="28"/>
+          <w:szCs w:val="28"/>
+        </w:rPr>
+        <w:t xml:space="preserve"> открыть подробности, </w:t>
+      </w:r>
+      <w:proofErr w:type="spellStart"/>
+      <w:r>
+        <w:rPr>
+          <w:rFonts w:ascii="Times New Roman" w:hAnsi="Times New Roman" w:cs="Times New Roman"/>
+          <w:sz w:val="28"/>
+          <w:szCs w:val="28"/>
+        </w:rPr>
+        <w:t>свайп</w:t>
+      </w:r>
+      <w:proofErr w:type="spellEnd"/>
+      <w:r>
+        <w:rPr>
+          <w:rFonts w:ascii="Times New Roman" w:hAnsi="Times New Roman" w:cs="Times New Roman"/>
+          <w:sz w:val="28"/>
+          <w:szCs w:val="28"/>
+        </w:rPr>
+        <w:t xml:space="preserve"> влево </w:t>
+      </w:r>
+      <w:r>
+        <w:rPr>
+          <w:rFonts w:ascii="Times New Roman" w:hAnsi="Times New Roman" w:cs="Times New Roman"/>
+          <w:sz w:val="28"/>
+          <w:szCs w:val="28"/>
+        </w:rPr>
+        <w:t>–</w:t>
+      </w:r>
+      <w:r>
+        <w:rPr>
+          <w:rFonts w:ascii="Times New Roman" w:hAnsi="Times New Roman" w:cs="Times New Roman"/>
+          <w:sz w:val="28"/>
+          <w:szCs w:val="28"/>
+        </w:rPr>
+        <w:t xml:space="preserve"> </w:t>
+      </w:r>
+      <w:r>
+        <w:rPr>
+          <w:rFonts w:ascii="Times New Roman" w:hAnsi="Times New Roman" w:cs="Times New Roman"/>
+          <w:sz w:val="28"/>
+          <w:szCs w:val="28"/>
+        </w:rPr>
+        <w:lastRenderedPageBreak/>
+        <w:t xml:space="preserve">выбросить или снять предмет. Внизу экрана расположена та же панель навигации, что и в магазине, </w:t>
+      </w:r>
+      <w:r>
+        <w:rPr>
+          <w:rFonts w:ascii="Times New Roman" w:hAnsi="Times New Roman" w:cs="Times New Roman"/>
+          <w:sz w:val="28"/>
+          <w:szCs w:val="28"/>
+        </w:rPr>
+        <w:t>–</w:t>
+      </w:r>
+      <w:r>
+        <w:rPr>
+          <w:rFonts w:ascii="Times New Roman" w:hAnsi="Times New Roman" w:cs="Times New Roman"/>
+          <w:sz w:val="28"/>
+          <w:szCs w:val="28"/>
+        </w:rPr>
+        <w:t xml:space="preserve"> это сохраняет консистентность и даёт пользователю уверенность, что он может в любой момент вернуться на главную или в магазин. Визуально экран кастомизации выделяется аккуратностью интерфейса: карточки предметов сделаны в светлой цветовой гамме, с тонкой обводкой и закруглениями, а платформа для питомца слегка анимирована </w:t>
+      </w:r>
+      <w:r>
+        <w:rPr>
+          <w:rFonts w:ascii="Times New Roman" w:hAnsi="Times New Roman" w:cs="Times New Roman"/>
+          <w:sz w:val="28"/>
+          <w:szCs w:val="28"/>
+        </w:rPr>
+        <w:t>–</w:t>
+      </w:r>
+      <w:r>
+        <w:rPr>
+          <w:rFonts w:ascii="Times New Roman" w:hAnsi="Times New Roman" w:cs="Times New Roman"/>
+          <w:sz w:val="28"/>
+          <w:szCs w:val="28"/>
+        </w:rPr>
+        <w:t xml:space="preserve"> лёгкие брызги или покачивание при длительном простое, что оживляет сцену. Кнопки подтверждения изменений и отмены расположены на карточках предметов или в верхней части экрана при редактировании, при этом система даёт прямую обратную связь: если предмет не подходит (например, требует более высокого уровня), появляется всплывающая подсказка с объяснением причины. Такой дизайн делает кастомизацию понятной и приятной: игрок видит результат своих действий немедленно, процесс интуитивен, а эмоциональный отклик от изменения внешности питомца усилен анимационными деталями.</w:t>
+      </w:r>
+    </w:p>
+    <w:p>
+      <w:pPr>
+        <w:spacing w:after="0" w:line="240" w:lineRule="auto"/>
+        <w:ind w:firstLine="709"/>
+        <w:jc w:val="center"/>
+        <w:rPr>
+          <w:rFonts w:ascii="Times New Roman" w:hAnsi="Times New Roman" w:cs="Times New Roman"/>
+          <w:sz w:val="28"/>
+          <w:szCs w:val="28"/>
+        </w:rPr>
+      </w:pPr>
+      <w:r>
+        <w:rPr>
+          <w:noProof/>
+          <w:lang w:val="en-US"/>
+        </w:rPr>
+        <w:drawing>
+          <wp:inline distT="0" distB="0" distL="0" distR="0" wp14:anchorId="440627C7" wp14:editId="28477AFD">
+            <wp:extent cx="2612571" cy="5057954"/>
+            <wp:effectExtent l="0" t="0" r="0" b="0"/>
             <wp:docPr id="1515331410" name="Рисунок 1"/>
             <wp:cNvGraphicFramePr>
               <a:graphicFrameLocks xmlns:a="http://schemas.openxmlformats.org/drawingml/2006/main" noChangeAspect="1"/>
@@ -15315,20 +16209,29 @@
                     <pic:cNvPr id="1515331410" name=""/>
                     <pic:cNvPicPr/>
                   </pic:nvPicPr>
-                  <pic:blipFill>
+                  <pic:blipFill rotWithShape="1">
                     <a:blip r:embed="rId21"/>
+                    <a:srcRect l="76708"/>
                     <a:stretch>
                       <a:fillRect/>
                     </a:stretch>
                   </pic:blipFill>
-                  <pic:spPr>
+                  <pic:spPr bwMode="auto">
                     <a:xfrm>
                       <a:off x="0" y="0"/>
-                      <a:ext cx="5940425" cy="2990850"/>
+                      <a:ext cx="2622818" cy="5077792"/>
                     </a:xfrm>
                     <a:prstGeom prst="rect">
                       <a:avLst/>
                     </a:prstGeom>
+                    <a:ln>
+                      <a:noFill/>
+                    </a:ln>
+                    <a:extLst>
+                      <a:ext uri="{53640926-AAD7-44D8-BBD7-CCE9431645EC}">
+                        <a14:shadowObscured xmlns:a14="http://schemas.microsoft.com/office/drawing/2010/main"/>
+                      </a:ext>
+                    </a:extLst>
                   </pic:spPr>
                 </pic:pic>
               </a:graphicData>
@@ -15340,6 +16243,7 @@
     <w:p>
       <w:pPr>
         <w:spacing w:after="80" w:line="240" w:lineRule="auto"/>
+        <w:ind w:firstLine="709"/>
         <w:jc w:val="center"/>
         <w:rPr>
           <w:rFonts w:ascii="Times New Roman" w:hAnsi="Times New Roman" w:cs="Times New Roman"/>
@@ -15353,23 +16257,7 @@
           <w:sz w:val="28"/>
           <w:szCs w:val="28"/>
         </w:rPr>
-        <w:t xml:space="preserve">Рисунок 10 </w:t>
-      </w:r>
-      <w:r>
-        <w:rPr>
-          <w:rFonts w:ascii="Times New Roman" w:hAnsi="Times New Roman" w:cs="Times New Roman"/>
-          <w:sz w:val="28"/>
-          <w:szCs w:val="28"/>
-        </w:rPr>
-        <w:t>–</w:t>
-      </w:r>
-      <w:r>
-        <w:rPr>
-          <w:rFonts w:ascii="Times New Roman" w:hAnsi="Times New Roman" w:cs="Times New Roman"/>
-          <w:sz w:val="28"/>
-          <w:szCs w:val="28"/>
-        </w:rPr>
-        <w:t xml:space="preserve"> Макеты экранов приложения</w:t>
+        <w:t>Рисунок 16 – Экран с заданиями</w:t>
       </w:r>
     </w:p>
     <w:p>
@@ -15389,8 +16277,48 @@
           <w:sz w:val="28"/>
           <w:szCs w:val="28"/>
         </w:rPr>
+        <w:t>Экран с заданиями</w:t>
+      </w:r>
+      <w:r>
+        <w:rPr>
+          <w:rFonts w:ascii="Times New Roman" w:hAnsi="Times New Roman" w:cs="Times New Roman"/>
+          <w:sz w:val="28"/>
+          <w:szCs w:val="28"/>
+        </w:rPr>
+        <w:t xml:space="preserve"> (см. рисунок 16)</w:t>
+      </w:r>
+      <w:r>
+        <w:rPr>
+          <w:rFonts w:ascii="Times New Roman" w:hAnsi="Times New Roman" w:cs="Times New Roman"/>
+          <w:sz w:val="28"/>
+          <w:szCs w:val="28"/>
+        </w:rPr>
+        <w:t xml:space="preserve"> оформлен как «план достижений» </w:t>
+      </w:r>
+      <w:r>
+        <w:rPr>
+          <w:rFonts w:ascii="Times New Roman" w:hAnsi="Times New Roman" w:cs="Times New Roman"/>
+          <w:sz w:val="28"/>
+          <w:szCs w:val="28"/>
+        </w:rPr>
+        <w:t>–</w:t>
+      </w:r>
+      <w:r>
+        <w:rPr>
+          <w:rFonts w:ascii="Times New Roman" w:hAnsi="Times New Roman" w:cs="Times New Roman"/>
+          <w:sz w:val="28"/>
+          <w:szCs w:val="28"/>
+        </w:rPr>
+        <w:t xml:space="preserve"> тёмно-бежевый фон смягчён декоративными силуэтами тюленей, а основное пространство занимают карточки заданий, расположенные в две колонки и </w:t>
+      </w:r>
+      <w:r>
+        <w:rPr>
+          <w:rFonts w:ascii="Times New Roman" w:hAnsi="Times New Roman" w:cs="Times New Roman"/>
+          <w:sz w:val="28"/>
+          <w:szCs w:val="28"/>
+        </w:rPr>
         <w:lastRenderedPageBreak/>
-        <w:t xml:space="preserve">Экран приветствия и авторизации в приложении встречает пользователя тёплой, дружелюбной атмосферой: фон выполнен в мягких природных тонах </w:t>
+        <w:t xml:space="preserve">прокручивающиеся вертикально. В верхней части крупно выделено слово «Задания», что сразу даёт пользователю контекст. Каждая карточка задания </w:t>
       </w:r>
       <w:r>
         <w:rPr>
@@ -15406,7 +16334,7 @@
           <w:sz w:val="28"/>
           <w:szCs w:val="28"/>
         </w:rPr>
-        <w:t xml:space="preserve"> бежево-голубые небо и каменистая береговая линия, на которой в уютных группах расположились симпатичные тюлени с большими округлыми глазами. В центре верхней части экрана </w:t>
+        <w:t xml:space="preserve"> прямоугольник с заголовком типа «Найди 3 скопления», под ним перечисление подзадач с чекбоксами («Скопление 1», «Скопление 1» и т. п.), и внизу значок вознаграждения </w:t>
       </w:r>
       <w:r>
         <w:rPr>
@@ -15422,7 +16350,7 @@
           <w:sz w:val="28"/>
           <w:szCs w:val="28"/>
         </w:rPr>
-        <w:t xml:space="preserve"> аккуратный логотип с мордочкой тюленёнка в круглом медальоне, который задаёт тон всему продукту и сразу даёт понять, что приложение ориентировано на лёгкую, игровую, заботливую механику </w:t>
+        <w:t xml:space="preserve"> монетка с цифрой «3», показывающая, что за выполнение задания игрок получит три монеты. Прозрачная иерархия делает задачи читабельными: имя задания и вознаграждение выделены, а чекбоксы дают классическое понимание прогресса </w:t>
       </w:r>
       <w:r>
         <w:rPr>
@@ -15438,505 +16366,7 @@
           <w:sz w:val="28"/>
           <w:szCs w:val="28"/>
         </w:rPr>
-        <w:t xml:space="preserve"> заводить и ухаживать за милым питомцем. Под логотипом размещён поясняющий текст, кратко объясняющий, что перед началом игры нужно войти в аккаунт или создать новый; это тёплое приглашение оформлено простыми, понятными фразами </w:t>
-      </w:r>
-      <w:r>
-        <w:rPr>
-          <w:rFonts w:ascii="Times New Roman" w:hAnsi="Times New Roman" w:cs="Times New Roman"/>
-          <w:sz w:val="28"/>
-          <w:szCs w:val="28"/>
-        </w:rPr>
-        <w:t>–</w:t>
-      </w:r>
-      <w:r>
-        <w:rPr>
-          <w:rFonts w:ascii="Times New Roman" w:hAnsi="Times New Roman" w:cs="Times New Roman"/>
-          <w:sz w:val="28"/>
-          <w:szCs w:val="28"/>
-        </w:rPr>
-        <w:t xml:space="preserve"> никаких громоздких инструкций, только то, что действительно нужно пользователю на старте. Кнопки входа и регистрации расположены в верхней трети экрана; их форма </w:t>
-      </w:r>
-      <w:r>
-        <w:rPr>
-          <w:rFonts w:ascii="Times New Roman" w:hAnsi="Times New Roman" w:cs="Times New Roman"/>
-          <w:sz w:val="28"/>
-          <w:szCs w:val="28"/>
-        </w:rPr>
-        <w:t>–</w:t>
-      </w:r>
-      <w:r>
-        <w:rPr>
-          <w:rFonts w:ascii="Times New Roman" w:hAnsi="Times New Roman" w:cs="Times New Roman"/>
-          <w:sz w:val="28"/>
-          <w:szCs w:val="28"/>
-        </w:rPr>
-        <w:t xml:space="preserve"> закруглённые прямоугольники с тонкой тенью, цветовая палитра </w:t>
-      </w:r>
-      <w:r>
-        <w:rPr>
-          <w:rFonts w:ascii="Times New Roman" w:hAnsi="Times New Roman" w:cs="Times New Roman"/>
-          <w:sz w:val="28"/>
-          <w:szCs w:val="28"/>
-        </w:rPr>
-        <w:t>–</w:t>
-      </w:r>
-      <w:r>
-        <w:rPr>
-          <w:rFonts w:ascii="Times New Roman" w:hAnsi="Times New Roman" w:cs="Times New Roman"/>
-          <w:sz w:val="28"/>
-          <w:szCs w:val="28"/>
-        </w:rPr>
-        <w:t xml:space="preserve"> светлая, контрастная по отношению к фону, благодаря чему элементы управления легко заметны. Ниже расположены поля для логина и пароля: они визуально отделены светлыми прямоугольниками </w:t>
-      </w:r>
-      <w:proofErr w:type="spellStart"/>
-      <w:r>
-        <w:rPr>
-          <w:rFonts w:ascii="Times New Roman" w:hAnsi="Times New Roman" w:cs="Times New Roman"/>
-          <w:sz w:val="28"/>
-          <w:szCs w:val="28"/>
-        </w:rPr>
-        <w:t>с_placeholder'ом</w:t>
-      </w:r>
-      <w:proofErr w:type="spellEnd"/>
-      <w:r>
-        <w:rPr>
-          <w:rFonts w:ascii="Times New Roman" w:hAnsi="Times New Roman" w:cs="Times New Roman"/>
-          <w:sz w:val="28"/>
-          <w:szCs w:val="28"/>
-        </w:rPr>
-        <w:t xml:space="preserve">, который исчезает при вводе текста; под полями </w:t>
-      </w:r>
-      <w:r>
-        <w:rPr>
-          <w:rFonts w:ascii="Times New Roman" w:hAnsi="Times New Roman" w:cs="Times New Roman"/>
-          <w:sz w:val="28"/>
-          <w:szCs w:val="28"/>
-        </w:rPr>
-        <w:t>–</w:t>
-      </w:r>
-      <w:r>
-        <w:rPr>
-          <w:rFonts w:ascii="Times New Roman" w:hAnsi="Times New Roman" w:cs="Times New Roman"/>
-          <w:sz w:val="28"/>
-          <w:szCs w:val="28"/>
-        </w:rPr>
-        <w:t xml:space="preserve"> большая кнопка «зарегистрироваться», оформленная той же визуальной стилистикой, что и кнопка регистрации выше, но с чуть более насыщенным цветом, чтобы акцентировать действие. Внизу экрана виден мягкий градиент и небольшой ряд декоративных камней </w:t>
-      </w:r>
-      <w:r>
-        <w:rPr>
-          <w:rFonts w:ascii="Times New Roman" w:hAnsi="Times New Roman" w:cs="Times New Roman"/>
-          <w:sz w:val="28"/>
-          <w:szCs w:val="28"/>
-        </w:rPr>
-        <w:t>–</w:t>
-      </w:r>
-      <w:r>
-        <w:rPr>
-          <w:rFonts w:ascii="Times New Roman" w:hAnsi="Times New Roman" w:cs="Times New Roman"/>
-          <w:sz w:val="28"/>
-          <w:szCs w:val="28"/>
-        </w:rPr>
-        <w:t xml:space="preserve"> этот декоративный элемент создаёт ощущение глубины и уюта. В целом экран авторизации сочетает в себе функциональность (ввод данных, кнопки, понятная навигация) и эмоциональную привлекательность </w:t>
-      </w:r>
-      <w:r>
-        <w:rPr>
-          <w:rFonts w:ascii="Times New Roman" w:hAnsi="Times New Roman" w:cs="Times New Roman"/>
-          <w:sz w:val="28"/>
-          <w:szCs w:val="28"/>
-        </w:rPr>
-        <w:t>–</w:t>
-      </w:r>
-      <w:r>
-        <w:rPr>
-          <w:rFonts w:ascii="Times New Roman" w:hAnsi="Times New Roman" w:cs="Times New Roman"/>
-          <w:sz w:val="28"/>
-          <w:szCs w:val="28"/>
-        </w:rPr>
-        <w:t xml:space="preserve"> иллюстративный фон, дружелюбный персонаж и аккуратная типографика располагают к спокойному, уверенным шагу в игровой мир.</w:t>
-      </w:r>
-    </w:p>
-    <w:p>
-      <w:pPr>
-        <w:spacing w:after="0" w:line="240" w:lineRule="auto"/>
-        <w:ind w:firstLine="709"/>
-        <w:jc w:val="both"/>
-        <w:rPr>
-          <w:rFonts w:ascii="Times New Roman" w:hAnsi="Times New Roman" w:cs="Times New Roman"/>
-          <w:sz w:val="28"/>
-          <w:szCs w:val="28"/>
-        </w:rPr>
-      </w:pPr>
-      <w:r>
-        <w:rPr>
-          <w:rFonts w:ascii="Times New Roman" w:hAnsi="Times New Roman" w:cs="Times New Roman"/>
-          <w:sz w:val="28"/>
-          <w:szCs w:val="28"/>
-        </w:rPr>
-        <w:t xml:space="preserve">Магазин приложения выстроен в виде вертикальной прокручиваемой страницы с сеткой из карточек товаров; каждый товар представлен простой карточкой с местом под изображение (пустой превью с иконкой изображения), строкой названия и графическим индикатором цены в монетах. В верхней части интерфейса </w:t>
-      </w:r>
-      <w:r>
-        <w:rPr>
-          <w:rFonts w:ascii="Times New Roman" w:hAnsi="Times New Roman" w:cs="Times New Roman"/>
-          <w:sz w:val="28"/>
-          <w:szCs w:val="28"/>
-        </w:rPr>
-        <w:t>–</w:t>
-      </w:r>
-      <w:r>
-        <w:rPr>
-          <w:rFonts w:ascii="Times New Roman" w:hAnsi="Times New Roman" w:cs="Times New Roman"/>
-          <w:sz w:val="28"/>
-          <w:szCs w:val="28"/>
-        </w:rPr>
-        <w:t xml:space="preserve"> хедер со счётчиком монет и запасом энергии (иконка молнии), что постоянно напоминает пользователю об ограничениях и ресурсах </w:t>
-      </w:r>
-      <w:r>
-        <w:rPr>
-          <w:rFonts w:ascii="Times New Roman" w:hAnsi="Times New Roman" w:cs="Times New Roman"/>
-          <w:sz w:val="28"/>
-          <w:szCs w:val="28"/>
-        </w:rPr>
-        <w:t>–</w:t>
-      </w:r>
-      <w:r>
-        <w:rPr>
-          <w:rFonts w:ascii="Times New Roman" w:hAnsi="Times New Roman" w:cs="Times New Roman"/>
-          <w:sz w:val="28"/>
-          <w:szCs w:val="28"/>
-        </w:rPr>
-        <w:t xml:space="preserve"> важной механике мобильных игр. Фон здесь немного затемнён по сравнению с экраном авторизации, чтобы карточки были более читабельны; при этом на заднем плане всё так же виден полупрозрачный узор с тюленями, чтобы сохранить целостность визуального мира. Каждая карточка в магазине аккуратно отступает от соседних, имеет мягкие тени и закругления, а в правом нижнем углу карточки расположена жёлтая монетка с числом «2», указывающая на стоимость предмета </w:t>
-      </w:r>
-      <w:r>
-        <w:rPr>
-          <w:rFonts w:ascii="Times New Roman" w:hAnsi="Times New Roman" w:cs="Times New Roman"/>
-          <w:sz w:val="28"/>
-          <w:szCs w:val="28"/>
-        </w:rPr>
-        <w:t>–</w:t>
-      </w:r>
-      <w:r>
-        <w:rPr>
-          <w:rFonts w:ascii="Times New Roman" w:hAnsi="Times New Roman" w:cs="Times New Roman"/>
-          <w:sz w:val="28"/>
-          <w:szCs w:val="28"/>
-        </w:rPr>
-        <w:t xml:space="preserve"> такое решение делает покупку мгновенно понятной. Внизу экрана </w:t>
-      </w:r>
-      <w:r>
-        <w:rPr>
-          <w:rFonts w:ascii="Times New Roman" w:hAnsi="Times New Roman" w:cs="Times New Roman"/>
-          <w:sz w:val="28"/>
-          <w:szCs w:val="28"/>
-        </w:rPr>
-        <w:t>–</w:t>
-      </w:r>
-      <w:r>
-        <w:rPr>
-          <w:rFonts w:ascii="Times New Roman" w:hAnsi="Times New Roman" w:cs="Times New Roman"/>
-          <w:sz w:val="28"/>
-          <w:szCs w:val="28"/>
-        </w:rPr>
-        <w:t xml:space="preserve"> постоянная навигационная панель с четырьмя иконками: книга (возможно </w:t>
-      </w:r>
-      <w:r>
-        <w:rPr>
-          <w:rFonts w:ascii="Times New Roman" w:hAnsi="Times New Roman" w:cs="Times New Roman"/>
-          <w:sz w:val="28"/>
-          <w:szCs w:val="28"/>
-        </w:rPr>
-        <w:t>–</w:t>
-      </w:r>
-      <w:r>
-        <w:rPr>
-          <w:rFonts w:ascii="Times New Roman" w:hAnsi="Times New Roman" w:cs="Times New Roman"/>
-          <w:sz w:val="28"/>
-          <w:szCs w:val="28"/>
-        </w:rPr>
-        <w:t xml:space="preserve"> задания или информация), корзина (магазин), набор инструментов (кастомизация/инвентарь) и домик (главная). Эти иконки фиксированы и служат быстрым доступом к ключевым разделам; при наведении или тапе иконка подсвечивается, а соответствующая страница </w:t>
-      </w:r>
-      <w:r>
-        <w:rPr>
-          <w:rFonts w:ascii="Times New Roman" w:hAnsi="Times New Roman" w:cs="Times New Roman"/>
-          <w:sz w:val="28"/>
-          <w:szCs w:val="28"/>
-        </w:rPr>
-        <w:lastRenderedPageBreak/>
-        <w:t xml:space="preserve">плавно загружается. Магазин легко сканируется взглядом: крупные изображения, понятные цены, аккуратные подписи «Название» над карточками и достаточные поля для превью предметов позволяют игроку быстро принять решение </w:t>
-      </w:r>
-      <w:r>
-        <w:rPr>
-          <w:rFonts w:ascii="Times New Roman" w:hAnsi="Times New Roman" w:cs="Times New Roman"/>
-          <w:sz w:val="28"/>
-          <w:szCs w:val="28"/>
-        </w:rPr>
-        <w:t>–</w:t>
-      </w:r>
-      <w:r>
-        <w:rPr>
-          <w:rFonts w:ascii="Times New Roman" w:hAnsi="Times New Roman" w:cs="Times New Roman"/>
-          <w:sz w:val="28"/>
-          <w:szCs w:val="28"/>
-        </w:rPr>
-        <w:t xml:space="preserve"> купить, сохранить в избранное или просмотреть детальную карточку предмета. Для повышения вовлечённости в интерфейс встроены мелкие анимации: при покупке монетка может перелетать к счётчику в хедере, карточка слегка «вздрагивает», а справа появляется короткое подтверждение покупки </w:t>
-      </w:r>
-      <w:r>
-        <w:rPr>
-          <w:rFonts w:ascii="Times New Roman" w:hAnsi="Times New Roman" w:cs="Times New Roman"/>
-          <w:sz w:val="28"/>
-          <w:szCs w:val="28"/>
-        </w:rPr>
-        <w:t>–</w:t>
-      </w:r>
-      <w:r>
-        <w:rPr>
-          <w:rFonts w:ascii="Times New Roman" w:hAnsi="Times New Roman" w:cs="Times New Roman"/>
-          <w:sz w:val="28"/>
-          <w:szCs w:val="28"/>
-        </w:rPr>
-        <w:t xml:space="preserve"> всё это делает процесс ощутимым и приятным.</w:t>
-      </w:r>
-    </w:p>
-    <w:p>
-      <w:pPr>
-        <w:spacing w:after="0" w:line="240" w:lineRule="auto"/>
-        <w:ind w:firstLine="709"/>
-        <w:jc w:val="both"/>
-        <w:rPr>
-          <w:rFonts w:ascii="Times New Roman" w:hAnsi="Times New Roman" w:cs="Times New Roman"/>
-          <w:sz w:val="28"/>
-          <w:szCs w:val="28"/>
-        </w:rPr>
-      </w:pPr>
-      <w:r>
-        <w:rPr>
-          <w:rFonts w:ascii="Times New Roman" w:hAnsi="Times New Roman" w:cs="Times New Roman"/>
-          <w:sz w:val="28"/>
-          <w:szCs w:val="28"/>
-        </w:rPr>
-        <w:t xml:space="preserve">Экран кастомизации </w:t>
-      </w:r>
-      <w:r>
-        <w:rPr>
-          <w:rFonts w:ascii="Times New Roman" w:hAnsi="Times New Roman" w:cs="Times New Roman"/>
-          <w:sz w:val="28"/>
-          <w:szCs w:val="28"/>
-        </w:rPr>
-        <w:t>–</w:t>
-      </w:r>
-      <w:r>
-        <w:rPr>
-          <w:rFonts w:ascii="Times New Roman" w:hAnsi="Times New Roman" w:cs="Times New Roman"/>
-          <w:sz w:val="28"/>
-          <w:szCs w:val="28"/>
-        </w:rPr>
-        <w:t xml:space="preserve"> это место, где игрок взаимодействует напрямую со своим питомцем и персонализирует внешний вид и окружение. В верхней части по-прежнему видно счётчики ресурсов (монеты и энергия), но центральное пространство отдано иллюстрации: милый тюлень сидит на небольшом льдинке/платформе, выполненной в виде бело-голубой подставки с тёплыми тенями. Персонаж крупный, детализированный, готовый к переодеванию или применению предметов. Под питомцем расположен вертикальный список инвентаря/категорий: каждая строка </w:t>
-      </w:r>
-      <w:r>
-        <w:rPr>
-          <w:rFonts w:ascii="Times New Roman" w:hAnsi="Times New Roman" w:cs="Times New Roman"/>
-          <w:sz w:val="28"/>
-          <w:szCs w:val="28"/>
-        </w:rPr>
-        <w:t>–</w:t>
-      </w:r>
-      <w:r>
-        <w:rPr>
-          <w:rFonts w:ascii="Times New Roman" w:hAnsi="Times New Roman" w:cs="Times New Roman"/>
-          <w:sz w:val="28"/>
-          <w:szCs w:val="28"/>
-        </w:rPr>
-        <w:t xml:space="preserve"> карточка с иконкой предмета слева и подписью «Предмет 1» справа; такие карточки подразумевают простые жесты: тап по карточке </w:t>
-      </w:r>
-      <w:r>
-        <w:rPr>
-          <w:rFonts w:ascii="Times New Roman" w:hAnsi="Times New Roman" w:cs="Times New Roman"/>
-          <w:sz w:val="28"/>
-          <w:szCs w:val="28"/>
-        </w:rPr>
-        <w:t>–</w:t>
-      </w:r>
-      <w:r>
-        <w:rPr>
-          <w:rFonts w:ascii="Times New Roman" w:hAnsi="Times New Roman" w:cs="Times New Roman"/>
-          <w:sz w:val="28"/>
-          <w:szCs w:val="28"/>
-        </w:rPr>
-        <w:t xml:space="preserve"> применить предмет на питомца, удержание </w:t>
-      </w:r>
-      <w:r>
-        <w:rPr>
-          <w:rFonts w:ascii="Times New Roman" w:hAnsi="Times New Roman" w:cs="Times New Roman"/>
-          <w:sz w:val="28"/>
-          <w:szCs w:val="28"/>
-        </w:rPr>
-        <w:t>–</w:t>
-      </w:r>
-      <w:r>
-        <w:rPr>
-          <w:rFonts w:ascii="Times New Roman" w:hAnsi="Times New Roman" w:cs="Times New Roman"/>
-          <w:sz w:val="28"/>
-          <w:szCs w:val="28"/>
-        </w:rPr>
-        <w:t xml:space="preserve"> открыть подробности, </w:t>
-      </w:r>
-      <w:proofErr w:type="spellStart"/>
-      <w:r>
-        <w:rPr>
-          <w:rFonts w:ascii="Times New Roman" w:hAnsi="Times New Roman" w:cs="Times New Roman"/>
-          <w:sz w:val="28"/>
-          <w:szCs w:val="28"/>
-        </w:rPr>
-        <w:t>свайп</w:t>
-      </w:r>
-      <w:proofErr w:type="spellEnd"/>
-      <w:r>
-        <w:rPr>
-          <w:rFonts w:ascii="Times New Roman" w:hAnsi="Times New Roman" w:cs="Times New Roman"/>
-          <w:sz w:val="28"/>
-          <w:szCs w:val="28"/>
-        </w:rPr>
-        <w:t xml:space="preserve"> влево </w:t>
-      </w:r>
-      <w:r>
-        <w:rPr>
-          <w:rFonts w:ascii="Times New Roman" w:hAnsi="Times New Roman" w:cs="Times New Roman"/>
-          <w:sz w:val="28"/>
-          <w:szCs w:val="28"/>
-        </w:rPr>
-        <w:t>–</w:t>
-      </w:r>
-      <w:r>
-        <w:rPr>
-          <w:rFonts w:ascii="Times New Roman" w:hAnsi="Times New Roman" w:cs="Times New Roman"/>
-          <w:sz w:val="28"/>
-          <w:szCs w:val="28"/>
-        </w:rPr>
-        <w:t xml:space="preserve"> выбросить или снять предмет. Внизу экрана расположена та же панель навигации, что и в магазине, </w:t>
-      </w:r>
-      <w:r>
-        <w:rPr>
-          <w:rFonts w:ascii="Times New Roman" w:hAnsi="Times New Roman" w:cs="Times New Roman"/>
-          <w:sz w:val="28"/>
-          <w:szCs w:val="28"/>
-        </w:rPr>
-        <w:t>–</w:t>
-      </w:r>
-      <w:r>
-        <w:rPr>
-          <w:rFonts w:ascii="Times New Roman" w:hAnsi="Times New Roman" w:cs="Times New Roman"/>
-          <w:sz w:val="28"/>
-          <w:szCs w:val="28"/>
-        </w:rPr>
-        <w:t xml:space="preserve"> это сохраняет консистентность и даёт пользователю уверенность, что он может в любой момент вернуться на главную или в магазин. Визуально экран кастомизации выделяется аккуратностью интерфейса: карточки предметов сделаны в светлой цветовой гамме, с тонкой обводкой и закруглениями, а платформа для питомца слегка анимирована </w:t>
-      </w:r>
-      <w:r>
-        <w:rPr>
-          <w:rFonts w:ascii="Times New Roman" w:hAnsi="Times New Roman" w:cs="Times New Roman"/>
-          <w:sz w:val="28"/>
-          <w:szCs w:val="28"/>
-        </w:rPr>
-        <w:t>–</w:t>
-      </w:r>
-      <w:r>
-        <w:rPr>
-          <w:rFonts w:ascii="Times New Roman" w:hAnsi="Times New Roman" w:cs="Times New Roman"/>
-          <w:sz w:val="28"/>
-          <w:szCs w:val="28"/>
-        </w:rPr>
-        <w:t xml:space="preserve"> лёгкие брызги или покачивание при длительном простое, что оживляет сцену. Кнопки подтверждения изменений и отмены расположены на карточках предметов или в верхней части экрана при редактировании, при этом система даёт прямую обратную связь: если предмет не подходит (например, требует более высокого уровня), появляется всплывающая подсказка с объяснением причины. Такой дизайн делает кастомизацию понятной и приятной: игрок видит результат своих действий немедленно, процесс интуитивен, а эмоциональный отклик от изменения внешности питомца усилен анимационными деталями.</w:t>
-      </w:r>
-    </w:p>
-    <w:p>
-      <w:pPr>
-        <w:spacing w:after="0" w:line="240" w:lineRule="auto"/>
-        <w:ind w:firstLine="709"/>
-        <w:jc w:val="both"/>
-        <w:rPr>
-          <w:rFonts w:ascii="Times New Roman" w:hAnsi="Times New Roman" w:cs="Times New Roman"/>
-          <w:sz w:val="28"/>
-          <w:szCs w:val="28"/>
-        </w:rPr>
-      </w:pPr>
-      <w:r>
-        <w:rPr>
-          <w:rFonts w:ascii="Times New Roman" w:hAnsi="Times New Roman" w:cs="Times New Roman"/>
-          <w:sz w:val="28"/>
-          <w:szCs w:val="28"/>
-        </w:rPr>
-        <w:t xml:space="preserve">Экран с заданиями оформлен как «план достижений» </w:t>
-      </w:r>
-      <w:r>
-        <w:rPr>
-          <w:rFonts w:ascii="Times New Roman" w:hAnsi="Times New Roman" w:cs="Times New Roman"/>
-          <w:sz w:val="28"/>
-          <w:szCs w:val="28"/>
-        </w:rPr>
-        <w:t>–</w:t>
-      </w:r>
-      <w:r>
-        <w:rPr>
-          <w:rFonts w:ascii="Times New Roman" w:hAnsi="Times New Roman" w:cs="Times New Roman"/>
-          <w:sz w:val="28"/>
-          <w:szCs w:val="28"/>
-        </w:rPr>
-        <w:t xml:space="preserve"> тёмно-бежевый фон смягчён декоративными силуэтами тюленей, а основное пространство занимают карточки заданий, расположенные в две колонки и прокручивающиеся вертикально. В верхней части крупно выделено слово «Задания», что сразу даёт пользователю контекст. Каждая карточка задания </w:t>
-      </w:r>
-      <w:r>
-        <w:rPr>
-          <w:rFonts w:ascii="Times New Roman" w:hAnsi="Times New Roman" w:cs="Times New Roman"/>
-          <w:sz w:val="28"/>
-          <w:szCs w:val="28"/>
-        </w:rPr>
-        <w:t>–</w:t>
-      </w:r>
-      <w:r>
-        <w:rPr>
-          <w:rFonts w:ascii="Times New Roman" w:hAnsi="Times New Roman" w:cs="Times New Roman"/>
-          <w:sz w:val="28"/>
-          <w:szCs w:val="28"/>
-        </w:rPr>
-        <w:t xml:space="preserve"> прямоугольник с заголовком типа «Найди 3 скопления», под ним перечисление подзадач с чекбоксами («Скопление 1», «Скопление 1» и т. п.), и внизу значок вознаграждения </w:t>
-      </w:r>
-      <w:r>
-        <w:rPr>
-          <w:rFonts w:ascii="Times New Roman" w:hAnsi="Times New Roman" w:cs="Times New Roman"/>
-          <w:sz w:val="28"/>
-          <w:szCs w:val="28"/>
-        </w:rPr>
-        <w:t>–</w:t>
-      </w:r>
-      <w:r>
-        <w:rPr>
-          <w:rFonts w:ascii="Times New Roman" w:hAnsi="Times New Roman" w:cs="Times New Roman"/>
-          <w:sz w:val="28"/>
-          <w:szCs w:val="28"/>
-        </w:rPr>
-        <w:t xml:space="preserve"> монетка с цифрой «3», показывающая, что за выполнение задания игрок получит три монеты. Прозрачная иерархия делает задачи читабельными: имя задания и вознаграждение выделены, а чекбоксы дают классическое понимание прогресса </w:t>
-      </w:r>
-      <w:r>
-        <w:rPr>
-          <w:rFonts w:ascii="Times New Roman" w:hAnsi="Times New Roman" w:cs="Times New Roman"/>
-          <w:sz w:val="28"/>
-          <w:szCs w:val="28"/>
-        </w:rPr>
-        <w:t>–</w:t>
-      </w:r>
-      <w:r>
-        <w:rPr>
-          <w:rFonts w:ascii="Times New Roman" w:hAnsi="Times New Roman" w:cs="Times New Roman"/>
-          <w:sz w:val="28"/>
-          <w:szCs w:val="28"/>
-        </w:rPr>
-        <w:t xml:space="preserve"> пользователь может отмечать </w:t>
-      </w:r>
-      <w:r>
-        <w:rPr>
-          <w:rFonts w:ascii="Times New Roman" w:hAnsi="Times New Roman" w:cs="Times New Roman"/>
-          <w:sz w:val="28"/>
-          <w:szCs w:val="28"/>
-        </w:rPr>
-        <w:lastRenderedPageBreak/>
-        <w:t xml:space="preserve">выполненные пункты и видеть, сколько осталось. Интерфейс поддерживает взаимодействие: тап по карточке разворачивает подробное описание, где объясняется, что такое «скопление», как его найти и какие действия потребуются. Также предусмотрены короткие подсказки и навигация к месту, где можно выполнить задание (например, к карте или мини-игре). Внизу экрана снова видна навигационная панель, а справа вверху </w:t>
+        <w:t xml:space="preserve"> пользователь может отмечать выполненные пункты и видеть, сколько осталось. Интерфейс поддерживает взаимодействие: тап по карточке разворачивает подробное описание, где объясняется, что такое «скопление», как его найти и какие действия потребуются. Также предусмотрены короткие подсказки и навигация к месту, где можно выполнить задание (например, к карте или мини-игре). Внизу экрана снова видна навигационная панель, а справа вверху </w:t>
       </w:r>
       <w:r>
         <w:rPr>
@@ -19653,6 +20083,7 @@
   <w:style w:type="character" w:default="1" w:styleId="a0">
     <w:name w:val="Default Paragraph Font"/>
     <w:uiPriority w:val="1"/>
+    <w:semiHidden/>
     <w:unhideWhenUsed/>
   </w:style>
   <w:style w:type="table" w:default="1" w:styleId="a1">
